--- a/appendices.docx
+++ b/appendices.docx
@@ -32,7 +32,7 @@
         <w:jc w:val="lowKashida"/>
       </w:pPr>
       <w:r>
-        <w:t>پیوست الف: فرم خام پرسشنامه دور نخست دلفی</w:t>
+        <w:t>پیوست الف: فرم خام مصاحبه دور نخست دلفی</w:t>
       </w:r>
     </w:p>
     <w:p>
@@ -70,7 +70,7 @@
         <w:rPr>
           <w:rtl/>
         </w:rPr>
-        <w:t xml:space="preserve">این پرسشنامه در چارچوب پایان‌نامه کارشناسی ارشد رشته مدیریت بازرگانی، با عنوان «شناسایی و اولویت‌بندی چالش‌های فروش در شرکت‌های تک‌محصولی فعال در صنعت مواد غذایی» طراحی شده است. هدف این پژوهش، شناسایی چالش‌هایی است که شرکت‌های تک‌محصولی صنعت مواد غذایی در حوزه فروش با آن‌ها روبه‌رو هستند، و سپس اولویت‌بندی این چالش‌ها بر پایه نظر جمعی خبرگان این حوزه.</w:t>
+        <w:t xml:space="preserve">این مصاحبه در چارچوب پایان‌نامه کارشناسی ارشد رشته مدیریت بازرگانی، با عنوان «شناسایی و اولویت‌بندی چالش‌های فروش در شرکت‌های تک‌محصولی فعال در صنعت مواد غذایی» طراحی شده است. هدف این پژوهش، شناسایی چالش‌هایی است که شرکت‌های تک‌محصولی صنعت مواد غذایی در حوزه فروش با آن‌ها روبه‌رو هستند، و سپس اولویت‌بندی این چالش‌ها بر پایه نظر جمعی خبرگان این حوزه.</w:t>
       </w:r>
     </w:p>
     <w:p>
@@ -83,7 +83,7 @@
         <w:rPr>
           <w:rtl/>
         </w:rPr>
-        <w:t xml:space="preserve">داده‌های این پژوهش با روش دلفی گردآوری می‌شود؛ روشی که در آن نظر خبرگان طی چند دور متوالی پرسشنامه جمع‌آوری و به‌صورت ناشناس به اعضای پانل بازخورد داده می‌شود تا در دورهای بعدی، امکان بازبینی و نزدیک‌شدن نظرها به یکدیگر فراهم آید. این پرسشنامه، نخستین دور از مجموع دورهای این فرایند است و ماهیتی کاملاً باز دارد؛ در دورهای بعدی، فهرست به‌دست‌آمده از همین دور، برای رتبه‌بندی در اختیار شما قرار خواهد گرفت.</w:t>
+        <w:t xml:space="preserve">داده‌های این پژوهش با روش دلفی گردآوری می‌شود؛ روشی که در آن نظر خبرگان طی چند دور متوالی جمع‌آوری و به‌صورت ناشناس به اعضای پانل بازخورد داده می‌شود تا در دورهای بعدی، امکان بازبینی و نزدیک‌شدن نظرها به یکدیگر فراهم آید. این مصاحبه، نخستین دور از مجموع دورهای این فرایند است و ماهیتی کاملاً باز دارد؛ در دورهای بعدی، فهرست به‌دست‌آمده از همین دور، برای امتیازدهی در اختیار شما قرار خواهد گرفت.</w:t>
       </w:r>
     </w:p>
     <w:p>
@@ -96,7 +96,7 @@
         <w:rPr>
           <w:rtl/>
         </w:rPr>
-        <w:t xml:space="preserve">مشارکت در این پژوهش کاملاً داوطلبانه است و در هر مرحله می‌توانید بدون نیاز به ذکر دلیل از ادامه همکاری انصراف دهید. درج نام در این پرسشنامه اختیاری است؛ در گزارش نهایی پژوهش، از پاسخ‌دهندگان با کدهای خ۱ تا خ۲۴ یاد خواهد شد و هویت فردی شما و نام شرکت محل فعالیتتان فاش نخواهد شد. داده‌های گردآوری‌شده تنها برای مقاصد این پژوهش استفاده خواهد شد.</w:t>
+        <w:t xml:space="preserve">مشارکت در این پژوهش کاملاً داوطلبانه است و در هر مرحله می‌توانید بدون نیاز به ذکر دلیل از ادامه همکاری انصراف دهید. درج نام در این مصاحبه اختیاری است؛ در گزارش نهایی پژوهش، از پاسخ‌دهندگان با کدهای خ۱ تا خ۷ یاد خواهد شد و هویت فردی شما و نام شرکت محل فعالیتتان فاش نخواهد شد. داده‌های گردآوری‌شده تنها برای مقاصد این پژوهش استفاده خواهد شد.</w:t>
       </w:r>
     </w:p>
     <w:p>
@@ -109,7 +109,7 @@
         <w:rPr>
           <w:rtl/>
         </w:rPr>
-        <w:t xml:space="preserve">تکمیل این پرسشنامه حدود ۱۵ تا ۲۰ دقیقه زمان می‌برد. از وقتی که برای مشارکت در این پژوهش اختصاص می‌دهید، صمیمانه سپاسگزاریم.</w:t>
+        <w:t xml:space="preserve">پاسخ‌گویی به این مصاحبه حدود ۱۵ تا ۲۰ دقیقه زمان می‌برد. از وقتی که برای مشارکت در این پژوهش اختصاص می‌دهید، صمیمانه سپاسگزاریم.</w:t>
       </w:r>
     </w:p>
     <w:tbl>
@@ -523,7 +523,7 @@
         <w:rPr>
           <w:rtl/>
         </w:rPr>
-        <w:t xml:space="preserve">راهنمای پاسخ‌گویی: پرسش زیر عمداً به‌صورت باز و بدون فهرست پیشنهادی طرح شده است. هدف این بخش، شنیدن تجربه واقعی شما از چالش‌های فروش است؛ بنابراین هیچ پاسخی «نادرست» نیست و محدودیتی در تعداد موارد ذکرشده وجود ندارد. لطفاً هر چالشی را که از منظر تجربه کاری خود در فروش محصولات تک‌محصولی صنعت مواد غذایی مهم می‌دانید، فارغ از ترتیب یا اهمیت، یادداشت کنید.</w:t>
+        <w:t xml:space="preserve">راهنمای پاسخ‌گویی: پرسش زیر عمداً به‌صورت باز و بدون فهرست پیشنهادی طرح شده است. هدف این بخش، شنیدن تجربه واقعی شما از چالش‌های فروش است؛ بنابراین هیچ پاسخی «نادرست» نیست و محدودیتی در تعداد موارد ذکرشده وجود ندارد. لطفاً هر چالشی را که از منظر تجربه کاری خود در فروش محصولات تک‌محصولی صنعت مواد غذایی مهم می‌دانید، فارغ از ترتیب یا اهمیت، بیان کنید.</w:t>
       </w:r>
     </w:p>
     <w:p>
@@ -763,7 +763,7 @@
         <w:jc w:val="lowKashida"/>
       </w:pPr>
       <w:r>
-        <w:t>پایان پرسشنامه</w:t>
+        <w:t>پایان مصاحبه</w:t>
       </w:r>
     </w:p>
     <w:p>
@@ -776,7 +776,7 @@
         <w:rPr>
           <w:rtl/>
         </w:rPr>
-        <w:t xml:space="preserve">از همکاری صمیمانه شما در این مرحله از پژوهش سپاسگزاریم. نتایج تجمیعی این دور، به‌صورت ناشناس و در قالب فهرستی از چالش‌های فروش، در دور دوم برای رتبه‌بندی در اختیار شما قرار خواهد گرفت.</w:t>
+        <w:t xml:space="preserve">از همکاری صمیمانه شما در این مرحله از پژوهش سپاسگزاریم. نتایج تجمیعی این دور، به‌صورت ناشناس و در قالب فهرستی از چالش‌های فروش، در دور دوم برای امتیازدهی در اختیار شما قرار خواهد گرفت.</w:t>
       </w:r>
     </w:p>
     <w:p>

--- a/appendices.docx
+++ b/appendices.docx
@@ -808,7 +808,7 @@
         <w:jc w:val="lowKashida"/>
       </w:pPr>
       <w:r>
-        <w:t>پیوست ب: فرم خام پرسشنامه دور دوم دلفی (رتبه‌بندی گویه‌ها)</w:t>
+        <w:t xml:space="preserve">پیوست ب: فرم خام پرسشنامه دور دوم دلفی (امتیازدهی به گویه‌ها)</w:t>
       </w:r>
     </w:p>
     <w:p>
@@ -846,7 +846,19 @@
         <w:rPr>
           <w:rtl/>
         </w:rPr>
-        <w:t xml:space="preserve">سپاسگزاریم که در دور نخست این پژوهش مشارکت کردید. پاسخ‌های باز شما و سایر اعضای پانل، با روش تحلیل مضمون بررسی و به فهرستی شامل بیست‌ونه گویه در قالب نُه مؤلفه اصلی تبدیل شد. این پرسشنامه، دور دوم فرایند دلفی است: از شما خواسته می‌شود میزان اهمیت هر یک از این گویه‌ها را، از منظر تجربه خود در حوزه فروش محصولات تک‌محصولی صنعت مواد غذایی، بر پایه طیف پنج‌درجه‌ای زیر مشخص کنید.</w:t>
+        <w:t xml:space="preserve">سپاسگزاریم که در دور نخست این پژوهش مشارکت کردید.</w:t>
+      </w:r>
+      <w:r>
+        <w:rPr>
+          <w:rtl/>
+        </w:rPr>
+        <w:t xml:space="preserve"> پاسخ‌های باز شما و سایر اعضای پانل، با روش تحلیل مضمون بررسی و به فهرستی شامل بیست‌ونه گویه تبدیل شد.</w:t>
+      </w:r>
+      <w:r>
+        <w:rPr>
+          <w:rtl/>
+        </w:rPr>
+        <w:t xml:space="preserve"> این پرسشنامه، دور دوم فرایند دلفی است: از شما خواسته می‌شود میزان اهمیت هر یک از این گویه‌ها را، از منظر تجربه خود در حوزه فروش محصولات تک‌محصولی صنعت مواد غذایی، بر پایه طیف پنج‌درجه‌ای زیر مشخص کنید.</w:t>
       </w:r>
     </w:p>
     <w:p>
@@ -861,7 +873,7 @@
           <w:bCs/>
           <w:rtl/>
         </w:rPr>
-        <w:t xml:space="preserve">طیف رتبه‌بندی:</w:t>
+        <w:t xml:space="preserve">طیف امتیازدهی:</w:t>
       </w:r>
     </w:p>
     <w:p>
@@ -944,7 +956,19 @@
         <w:rPr>
           <w:rtl/>
         </w:rPr>
-        <w:t xml:space="preserve">لطفاً برای هر گویه، فقط یک عدد را در جدول مربوط به آن علامت بزنید. پاسخ‌های شما همچنان محرمانه است و در گزارش نهایی تنها به‌صورت تجمیعی و ناشناس ارائه می‌شود. نتایج آماری تجمیعی این دور، در دور سوم به‌صورت ناشناس به شما بازخورد داده خواهد شد تا در صورت تمایل، رتبه‌بندی خود را بازبینی کنید.</w:t>
+        <w:t xml:space="preserve">لطفاً برای هر گویه، فقط یک عدد را در جدول مربوط به آن علامت بزنید.</w:t>
+      </w:r>
+      <w:r>
+        <w:rPr>
+          <w:rtl/>
+        </w:rPr>
+        <w:t xml:space="preserve"> پاسخ‌های شما همچنان محرمانه است و در گزارش نهایی تنها به‌صورت تجمیعی و ناشناس ارائه می‌شود.</w:t>
+      </w:r>
+      <w:r>
+        <w:rPr>
+          <w:rtl/>
+        </w:rPr>
+        <w:t xml:space="preserve"> نتایج آماری تجمیعی این دور، در دور سوم به‌صورت ناشناس به شما بازخورد داده خواهد شد تا در صورت تمایل، امتیازهای خود را بازبینی کنید.</w:t>
       </w:r>
     </w:p>
     <w:p>
@@ -987,7 +1011,7 @@
         <w:rPr>
           <w:rtl/>
         </w:rPr>
-        <w:t xml:space="preserve">جدول زیر همه ۲۹ گویه را در قالب نُه مؤلفه نشان می‌دهد؛ برای هر گویه یک عدد را علامت بزنید.</w:t>
+        <w:t xml:space="preserve">جدول زیر همه ۲۹ گویه را نشان می‌دهد؛ برای هر گویه یک عدد را علامت بزنید.</w:t>
       </w:r>
     </w:p>
     <w:tbl>
@@ -1274,36 +1298,231 @@
         </w:trPr>
         <w:tc>
           <w:tcPr>
-            <w:tcW w:w="8788" w:type="dxa"/>
-            <w:gridSpan w:val="7"/>
-            <w:tcBorders>
-              <w:top w:val="single" w:sz="4" w:color="000000" w:space="0"/>
-              <w:left w:val="single" w:sz="4" w:color="000000" w:space="0"/>
-              <w:bottom w:val="single" w:sz="4" w:color="000000" w:space="0"/>
-              <w:right w:val="single" w:sz="4" w:color="000000" w:space="0"/>
-            </w:tcBorders>
-            <w:shd w:val="clear" w:color="auto" w:fill="E7E6E6"/>
-            <w:tcMar>
-              <w:top w:w="45" w:type="dxa"/>
-              <w:left w:w="45" w:type="dxa"/>
-              <w:bottom w:w="45" w:type="dxa"/>
-              <w:right w:w="45" w:type="dxa"/>
-            </w:tcMar>
-            <w:vAlign w:val="center"/>
-          </w:tcPr>
-          <w:p>
-            <w:pPr>
-              <w:bidi/>
-              <w:spacing w:after="0"/>
-              <w:jc w:val="center"/>
-            </w:pPr>
-            <w:r>
-              <w:rPr>
-                <w:sz w:val="20"/>
-                <w:szCs w:val="20"/>
-                <w:rtl/>
-              </w:rPr>
-              <w:t xml:space="preserve">مؤلفه ۱) آسیب‌پذیری ساختاری ناشی از تمرکز بر محصول واحد</w:t>
+            <w:tcW w:w="700" w:type="dxa"/>
+            <w:tcBorders>
+              <w:top w:val="single" w:sz="4" w:color="000000" w:space="0"/>
+              <w:left w:val="single" w:sz="4" w:color="000000" w:space="0"/>
+              <w:bottom w:val="single" w:sz="4" w:color="000000" w:space="0"/>
+              <w:right w:val="single" w:sz="4" w:color="000000" w:space="0"/>
+            </w:tcBorders>
+            <w:tcMar>
+              <w:top w:w="45" w:type="dxa"/>
+              <w:left w:w="45" w:type="dxa"/>
+              <w:bottom w:w="45" w:type="dxa"/>
+              <w:right w:w="45" w:type="dxa"/>
+            </w:tcMar>
+            <w:vAlign w:val="center"/>
+          </w:tcPr>
+          <w:p>
+            <w:pPr>
+              <w:bidi/>
+              <w:spacing w:after="0"/>
+              <w:jc w:val="center"/>
+            </w:pPr>
+            <w:r>
+              <w:rPr>
+                <w:sz w:val="20"/>
+                <w:szCs w:val="20"/>
+                <w:rtl/>
+              </w:rPr>
+              <w:t xml:space="preserve">۱</w:t>
+            </w:r>
+          </w:p>
+        </w:tc>
+        <w:tc>
+          <w:tcPr>
+            <w:tcW w:w="5288" w:type="dxa"/>
+            <w:tcBorders>
+              <w:top w:val="single" w:sz="4" w:color="000000" w:space="0"/>
+              <w:left w:val="single" w:sz="4" w:color="000000" w:space="0"/>
+              <w:bottom w:val="single" w:sz="4" w:color="000000" w:space="0"/>
+              <w:right w:val="single" w:sz="4" w:color="000000" w:space="0"/>
+            </w:tcBorders>
+            <w:tcMar>
+              <w:top w:w="45" w:type="dxa"/>
+              <w:left w:w="45" w:type="dxa"/>
+              <w:bottom w:w="45" w:type="dxa"/>
+              <w:right w:w="45" w:type="dxa"/>
+            </w:tcMar>
+            <w:vAlign w:val="center"/>
+          </w:tcPr>
+          <w:p>
+            <w:pPr>
+              <w:bidi/>
+              <w:spacing w:after="0"/>
+            </w:pPr>
+            <w:r>
+              <w:rPr>
+                <w:sz w:val="20"/>
+                <w:szCs w:val="20"/>
+                <w:rtl/>
+              </w:rPr>
+              <w:t xml:space="preserve">وابستگی کامل درآمد و سودآوری شرکت به تقاضای یک محصول</w:t>
+            </w:r>
+          </w:p>
+        </w:tc>
+        <w:tc>
+          <w:tcPr>
+            <w:tcW w:w="560" w:type="dxa"/>
+            <w:tcBorders>
+              <w:top w:val="single" w:sz="4" w:color="000000" w:space="0"/>
+              <w:left w:val="single" w:sz="4" w:color="000000" w:space="0"/>
+              <w:bottom w:val="single" w:sz="4" w:color="000000" w:space="0"/>
+              <w:right w:val="single" w:sz="4" w:color="000000" w:space="0"/>
+            </w:tcBorders>
+            <w:tcMar>
+              <w:top w:w="45" w:type="dxa"/>
+              <w:left w:w="45" w:type="dxa"/>
+              <w:bottom w:w="45" w:type="dxa"/>
+              <w:right w:w="45" w:type="dxa"/>
+            </w:tcMar>
+            <w:vAlign w:val="center"/>
+          </w:tcPr>
+          <w:p>
+            <w:pPr>
+              <w:bidi/>
+              <w:spacing w:after="0"/>
+              <w:jc w:val="center"/>
+            </w:pPr>
+            <w:r>
+              <w:rPr>
+                <w:sz w:val="20"/>
+                <w:szCs w:val="20"/>
+                <w:rtl/>
+              </w:rPr>
+              <w:t xml:space="preserve">☐</w:t>
+            </w:r>
+          </w:p>
+        </w:tc>
+        <w:tc>
+          <w:tcPr>
+            <w:tcW w:w="560" w:type="dxa"/>
+            <w:tcBorders>
+              <w:top w:val="single" w:sz="4" w:color="000000" w:space="0"/>
+              <w:left w:val="single" w:sz="4" w:color="000000" w:space="0"/>
+              <w:bottom w:val="single" w:sz="4" w:color="000000" w:space="0"/>
+              <w:right w:val="single" w:sz="4" w:color="000000" w:space="0"/>
+            </w:tcBorders>
+            <w:tcMar>
+              <w:top w:w="45" w:type="dxa"/>
+              <w:left w:w="45" w:type="dxa"/>
+              <w:bottom w:w="45" w:type="dxa"/>
+              <w:right w:w="45" w:type="dxa"/>
+            </w:tcMar>
+            <w:vAlign w:val="center"/>
+          </w:tcPr>
+          <w:p>
+            <w:pPr>
+              <w:bidi/>
+              <w:spacing w:after="0"/>
+              <w:jc w:val="center"/>
+            </w:pPr>
+            <w:r>
+              <w:rPr>
+                <w:sz w:val="20"/>
+                <w:szCs w:val="20"/>
+                <w:rtl/>
+              </w:rPr>
+              <w:t xml:space="preserve">☐</w:t>
+            </w:r>
+          </w:p>
+        </w:tc>
+        <w:tc>
+          <w:tcPr>
+            <w:tcW w:w="560" w:type="dxa"/>
+            <w:tcBorders>
+              <w:top w:val="single" w:sz="4" w:color="000000" w:space="0"/>
+              <w:left w:val="single" w:sz="4" w:color="000000" w:space="0"/>
+              <w:bottom w:val="single" w:sz="4" w:color="000000" w:space="0"/>
+              <w:right w:val="single" w:sz="4" w:color="000000" w:space="0"/>
+            </w:tcBorders>
+            <w:tcMar>
+              <w:top w:w="45" w:type="dxa"/>
+              <w:left w:w="45" w:type="dxa"/>
+              <w:bottom w:w="45" w:type="dxa"/>
+              <w:right w:w="45" w:type="dxa"/>
+            </w:tcMar>
+            <w:vAlign w:val="center"/>
+          </w:tcPr>
+          <w:p>
+            <w:pPr>
+              <w:bidi/>
+              <w:spacing w:after="0"/>
+              <w:jc w:val="center"/>
+            </w:pPr>
+            <w:r>
+              <w:rPr>
+                <w:sz w:val="20"/>
+                <w:szCs w:val="20"/>
+                <w:rtl/>
+              </w:rPr>
+              <w:t xml:space="preserve">☐</w:t>
+            </w:r>
+          </w:p>
+        </w:tc>
+        <w:tc>
+          <w:tcPr>
+            <w:tcW w:w="560" w:type="dxa"/>
+            <w:tcBorders>
+              <w:top w:val="single" w:sz="4" w:color="000000" w:space="0"/>
+              <w:left w:val="single" w:sz="4" w:color="000000" w:space="0"/>
+              <w:bottom w:val="single" w:sz="4" w:color="000000" w:space="0"/>
+              <w:right w:val="single" w:sz="4" w:color="000000" w:space="0"/>
+            </w:tcBorders>
+            <w:tcMar>
+              <w:top w:w="45" w:type="dxa"/>
+              <w:left w:w="45" w:type="dxa"/>
+              <w:bottom w:w="45" w:type="dxa"/>
+              <w:right w:w="45" w:type="dxa"/>
+            </w:tcMar>
+            <w:vAlign w:val="center"/>
+          </w:tcPr>
+          <w:p>
+            <w:pPr>
+              <w:bidi/>
+              <w:spacing w:after="0"/>
+              <w:jc w:val="center"/>
+            </w:pPr>
+            <w:r>
+              <w:rPr>
+                <w:sz w:val="20"/>
+                <w:szCs w:val="20"/>
+                <w:rtl/>
+              </w:rPr>
+              <w:t xml:space="preserve">☐</w:t>
+            </w:r>
+          </w:p>
+        </w:tc>
+        <w:tc>
+          <w:tcPr>
+            <w:tcW w:w="560" w:type="dxa"/>
+            <w:tcBorders>
+              <w:top w:val="single" w:sz="4" w:color="000000" w:space="0"/>
+              <w:left w:val="single" w:sz="4" w:color="000000" w:space="0"/>
+              <w:bottom w:val="single" w:sz="4" w:color="000000" w:space="0"/>
+              <w:right w:val="single" w:sz="4" w:color="000000" w:space="0"/>
+            </w:tcBorders>
+            <w:tcMar>
+              <w:top w:w="45" w:type="dxa"/>
+              <w:left w:w="45" w:type="dxa"/>
+              <w:bottom w:w="45" w:type="dxa"/>
+              <w:right w:w="45" w:type="dxa"/>
+            </w:tcMar>
+            <w:vAlign w:val="center"/>
+          </w:tcPr>
+          <w:p>
+            <w:pPr>
+              <w:bidi/>
+              <w:spacing w:after="0"/>
+              <w:jc w:val="center"/>
+            </w:pPr>
+            <w:r>
+              <w:rPr>
+                <w:sz w:val="20"/>
+                <w:szCs w:val="20"/>
+                <w:rtl/>
+              </w:rPr>
+              <w:t xml:space="preserve">☐</w:t>
             </w:r>
           </w:p>
         </w:tc>
@@ -1341,7 +1560,7 @@
                 <w:szCs w:val="20"/>
                 <w:rtl/>
               </w:rPr>
-              <w:t xml:space="preserve">۱</w:t>
+              <w:t xml:space="preserve">۲</w:t>
             </w:r>
           </w:p>
         </w:tc>
@@ -1373,7 +1592,7 @@
                 <w:szCs w:val="20"/>
                 <w:rtl/>
               </w:rPr>
-              <w:t xml:space="preserve">وابستگی کامل درآمد و سودآوری شرکت به تقاضای یک محصول</w:t>
+              <w:t xml:space="preserve">نبود امکان جبران افت فروش از محل سایر اقلام سبد محصول</w:t>
             </w:r>
           </w:p>
         </w:tc>
@@ -1576,7 +1795,7 @@
                 <w:szCs w:val="20"/>
                 <w:rtl/>
               </w:rPr>
-              <w:t xml:space="preserve">۲</w:t>
+              <w:t xml:space="preserve">۳</w:t>
             </w:r>
           </w:p>
         </w:tc>
@@ -1608,7 +1827,7 @@
                 <w:szCs w:val="20"/>
                 <w:rtl/>
               </w:rPr>
-              <w:t xml:space="preserve">نبود امکان جبران افت فروش از محل سایر اقلام سبد محصول</w:t>
+              <w:t xml:space="preserve">کاهش انعطاف‌پذیری و کندی واکنش شرکت به تغییرات بازار</w:t>
             </w:r>
           </w:p>
         </w:tc>
@@ -1811,7 +2030,7 @@
                 <w:szCs w:val="20"/>
                 <w:rtl/>
               </w:rPr>
-              <w:t xml:space="preserve">۳</w:t>
+              <w:t xml:space="preserve">۴</w:t>
             </w:r>
           </w:p>
         </w:tc>
@@ -1843,7 +2062,7 @@
                 <w:szCs w:val="20"/>
                 <w:rtl/>
               </w:rPr>
-              <w:t xml:space="preserve">کاهش انعطاف‌پذیری و کندی واکنش شرکت به تغییرات بازار</w:t>
+              <w:t xml:space="preserve">ضعف در برندسازی و تبلیغات و کمرنگ بودن جایگاه برند در ذهن مشتری</w:t>
             </w:r>
           </w:p>
         </w:tc>
@@ -2019,36 +2238,231 @@
         </w:trPr>
         <w:tc>
           <w:tcPr>
-            <w:tcW w:w="8788" w:type="dxa"/>
-            <w:gridSpan w:val="7"/>
-            <w:tcBorders>
-              <w:top w:val="single" w:sz="4" w:color="000000" w:space="0"/>
-              <w:left w:val="single" w:sz="4" w:color="000000" w:space="0"/>
-              <w:bottom w:val="single" w:sz="4" w:color="000000" w:space="0"/>
-              <w:right w:val="single" w:sz="4" w:color="000000" w:space="0"/>
-            </w:tcBorders>
-            <w:shd w:val="clear" w:color="auto" w:fill="E7E6E6"/>
-            <w:tcMar>
-              <w:top w:w="45" w:type="dxa"/>
-              <w:left w:w="45" w:type="dxa"/>
-              <w:bottom w:w="45" w:type="dxa"/>
-              <w:right w:w="45" w:type="dxa"/>
-            </w:tcMar>
-            <w:vAlign w:val="center"/>
-          </w:tcPr>
-          <w:p>
-            <w:pPr>
-              <w:bidi/>
-              <w:spacing w:after="0"/>
-              <w:jc w:val="center"/>
-            </w:pPr>
-            <w:r>
-              <w:rPr>
-                <w:sz w:val="20"/>
-                <w:szCs w:val="20"/>
-                <w:rtl/>
-              </w:rPr>
-              <w:t xml:space="preserve">مؤلفه ۲) ضعف برندسازی و دشواری تمایز محصول</w:t>
+            <w:tcW w:w="700" w:type="dxa"/>
+            <w:tcBorders>
+              <w:top w:val="single" w:sz="4" w:color="000000" w:space="0"/>
+              <w:left w:val="single" w:sz="4" w:color="000000" w:space="0"/>
+              <w:bottom w:val="single" w:sz="4" w:color="000000" w:space="0"/>
+              <w:right w:val="single" w:sz="4" w:color="000000" w:space="0"/>
+            </w:tcBorders>
+            <w:tcMar>
+              <w:top w:w="45" w:type="dxa"/>
+              <w:left w:w="45" w:type="dxa"/>
+              <w:bottom w:w="45" w:type="dxa"/>
+              <w:right w:w="45" w:type="dxa"/>
+            </w:tcMar>
+            <w:vAlign w:val="center"/>
+          </w:tcPr>
+          <w:p>
+            <w:pPr>
+              <w:bidi/>
+              <w:spacing w:after="0"/>
+              <w:jc w:val="center"/>
+            </w:pPr>
+            <w:r>
+              <w:rPr>
+                <w:sz w:val="20"/>
+                <w:szCs w:val="20"/>
+                <w:rtl/>
+              </w:rPr>
+              <w:t xml:space="preserve">۵</w:t>
+            </w:r>
+          </w:p>
+        </w:tc>
+        <w:tc>
+          <w:tcPr>
+            <w:tcW w:w="5288" w:type="dxa"/>
+            <w:tcBorders>
+              <w:top w:val="single" w:sz="4" w:color="000000" w:space="0"/>
+              <w:left w:val="single" w:sz="4" w:color="000000" w:space="0"/>
+              <w:bottom w:val="single" w:sz="4" w:color="000000" w:space="0"/>
+              <w:right w:val="single" w:sz="4" w:color="000000" w:space="0"/>
+            </w:tcBorders>
+            <w:tcMar>
+              <w:top w:w="45" w:type="dxa"/>
+              <w:left w:w="45" w:type="dxa"/>
+              <w:bottom w:w="45" w:type="dxa"/>
+              <w:right w:w="45" w:type="dxa"/>
+            </w:tcMar>
+            <w:vAlign w:val="center"/>
+          </w:tcPr>
+          <w:p>
+            <w:pPr>
+              <w:bidi/>
+              <w:spacing w:after="0"/>
+            </w:pPr>
+            <w:r>
+              <w:rPr>
+                <w:sz w:val="20"/>
+                <w:szCs w:val="20"/>
+                <w:rtl/>
+              </w:rPr>
+              <w:t xml:space="preserve">دشواری ایجاد تمایز نسبت به محصولات رقیب</w:t>
+            </w:r>
+          </w:p>
+        </w:tc>
+        <w:tc>
+          <w:tcPr>
+            <w:tcW w:w="560" w:type="dxa"/>
+            <w:tcBorders>
+              <w:top w:val="single" w:sz="4" w:color="000000" w:space="0"/>
+              <w:left w:val="single" w:sz="4" w:color="000000" w:space="0"/>
+              <w:bottom w:val="single" w:sz="4" w:color="000000" w:space="0"/>
+              <w:right w:val="single" w:sz="4" w:color="000000" w:space="0"/>
+            </w:tcBorders>
+            <w:tcMar>
+              <w:top w:w="45" w:type="dxa"/>
+              <w:left w:w="45" w:type="dxa"/>
+              <w:bottom w:w="45" w:type="dxa"/>
+              <w:right w:w="45" w:type="dxa"/>
+            </w:tcMar>
+            <w:vAlign w:val="center"/>
+          </w:tcPr>
+          <w:p>
+            <w:pPr>
+              <w:bidi/>
+              <w:spacing w:after="0"/>
+              <w:jc w:val="center"/>
+            </w:pPr>
+            <w:r>
+              <w:rPr>
+                <w:sz w:val="20"/>
+                <w:szCs w:val="20"/>
+                <w:rtl/>
+              </w:rPr>
+              <w:t xml:space="preserve">☐</w:t>
+            </w:r>
+          </w:p>
+        </w:tc>
+        <w:tc>
+          <w:tcPr>
+            <w:tcW w:w="560" w:type="dxa"/>
+            <w:tcBorders>
+              <w:top w:val="single" w:sz="4" w:color="000000" w:space="0"/>
+              <w:left w:val="single" w:sz="4" w:color="000000" w:space="0"/>
+              <w:bottom w:val="single" w:sz="4" w:color="000000" w:space="0"/>
+              <w:right w:val="single" w:sz="4" w:color="000000" w:space="0"/>
+            </w:tcBorders>
+            <w:tcMar>
+              <w:top w:w="45" w:type="dxa"/>
+              <w:left w:w="45" w:type="dxa"/>
+              <w:bottom w:w="45" w:type="dxa"/>
+              <w:right w:w="45" w:type="dxa"/>
+            </w:tcMar>
+            <w:vAlign w:val="center"/>
+          </w:tcPr>
+          <w:p>
+            <w:pPr>
+              <w:bidi/>
+              <w:spacing w:after="0"/>
+              <w:jc w:val="center"/>
+            </w:pPr>
+            <w:r>
+              <w:rPr>
+                <w:sz w:val="20"/>
+                <w:szCs w:val="20"/>
+                <w:rtl/>
+              </w:rPr>
+              <w:t xml:space="preserve">☐</w:t>
+            </w:r>
+          </w:p>
+        </w:tc>
+        <w:tc>
+          <w:tcPr>
+            <w:tcW w:w="560" w:type="dxa"/>
+            <w:tcBorders>
+              <w:top w:val="single" w:sz="4" w:color="000000" w:space="0"/>
+              <w:left w:val="single" w:sz="4" w:color="000000" w:space="0"/>
+              <w:bottom w:val="single" w:sz="4" w:color="000000" w:space="0"/>
+              <w:right w:val="single" w:sz="4" w:color="000000" w:space="0"/>
+            </w:tcBorders>
+            <w:tcMar>
+              <w:top w:w="45" w:type="dxa"/>
+              <w:left w:w="45" w:type="dxa"/>
+              <w:bottom w:w="45" w:type="dxa"/>
+              <w:right w:w="45" w:type="dxa"/>
+            </w:tcMar>
+            <w:vAlign w:val="center"/>
+          </w:tcPr>
+          <w:p>
+            <w:pPr>
+              <w:bidi/>
+              <w:spacing w:after="0"/>
+              <w:jc w:val="center"/>
+            </w:pPr>
+            <w:r>
+              <w:rPr>
+                <w:sz w:val="20"/>
+                <w:szCs w:val="20"/>
+                <w:rtl/>
+              </w:rPr>
+              <w:t xml:space="preserve">☐</w:t>
+            </w:r>
+          </w:p>
+        </w:tc>
+        <w:tc>
+          <w:tcPr>
+            <w:tcW w:w="560" w:type="dxa"/>
+            <w:tcBorders>
+              <w:top w:val="single" w:sz="4" w:color="000000" w:space="0"/>
+              <w:left w:val="single" w:sz="4" w:color="000000" w:space="0"/>
+              <w:bottom w:val="single" w:sz="4" w:color="000000" w:space="0"/>
+              <w:right w:val="single" w:sz="4" w:color="000000" w:space="0"/>
+            </w:tcBorders>
+            <w:tcMar>
+              <w:top w:w="45" w:type="dxa"/>
+              <w:left w:w="45" w:type="dxa"/>
+              <w:bottom w:w="45" w:type="dxa"/>
+              <w:right w:w="45" w:type="dxa"/>
+            </w:tcMar>
+            <w:vAlign w:val="center"/>
+          </w:tcPr>
+          <w:p>
+            <w:pPr>
+              <w:bidi/>
+              <w:spacing w:after="0"/>
+              <w:jc w:val="center"/>
+            </w:pPr>
+            <w:r>
+              <w:rPr>
+                <w:sz w:val="20"/>
+                <w:szCs w:val="20"/>
+                <w:rtl/>
+              </w:rPr>
+              <w:t xml:space="preserve">☐</w:t>
+            </w:r>
+          </w:p>
+        </w:tc>
+        <w:tc>
+          <w:tcPr>
+            <w:tcW w:w="560" w:type="dxa"/>
+            <w:tcBorders>
+              <w:top w:val="single" w:sz="4" w:color="000000" w:space="0"/>
+              <w:left w:val="single" w:sz="4" w:color="000000" w:space="0"/>
+              <w:bottom w:val="single" w:sz="4" w:color="000000" w:space="0"/>
+              <w:right w:val="single" w:sz="4" w:color="000000" w:space="0"/>
+            </w:tcBorders>
+            <w:tcMar>
+              <w:top w:w="45" w:type="dxa"/>
+              <w:left w:w="45" w:type="dxa"/>
+              <w:bottom w:w="45" w:type="dxa"/>
+              <w:right w:w="45" w:type="dxa"/>
+            </w:tcMar>
+            <w:vAlign w:val="center"/>
+          </w:tcPr>
+          <w:p>
+            <w:pPr>
+              <w:bidi/>
+              <w:spacing w:after="0"/>
+              <w:jc w:val="center"/>
+            </w:pPr>
+            <w:r>
+              <w:rPr>
+                <w:sz w:val="20"/>
+                <w:szCs w:val="20"/>
+                <w:rtl/>
+              </w:rPr>
+              <w:t xml:space="preserve">☐</w:t>
             </w:r>
           </w:p>
         </w:tc>
@@ -2086,7 +2500,7 @@
                 <w:szCs w:val="20"/>
                 <w:rtl/>
               </w:rPr>
-              <w:t xml:space="preserve">۴</w:t>
+              <w:t xml:space="preserve">۶</w:t>
             </w:r>
           </w:p>
         </w:tc>
@@ -2118,7 +2532,7 @@
                 <w:szCs w:val="20"/>
                 <w:rtl/>
               </w:rPr>
-              <w:t xml:space="preserve">ضعف در برندسازی و تبلیغات و کمرنگ بودن جایگاه برند در ذهن مشتری</w:t>
+              <w:t xml:space="preserve">نبود نوآوری و توسعه محصول</w:t>
             </w:r>
           </w:p>
         </w:tc>
@@ -2321,7 +2735,7 @@
                 <w:szCs w:val="20"/>
                 <w:rtl/>
               </w:rPr>
-              <w:t xml:space="preserve">۵</w:t>
+              <w:t xml:space="preserve">۷</w:t>
             </w:r>
           </w:p>
         </w:tc>
@@ -2353,7 +2767,7 @@
                 <w:szCs w:val="20"/>
                 <w:rtl/>
               </w:rPr>
-              <w:t xml:space="preserve">دشواری ایجاد تمایز نسبت به محصولات رقیب</w:t>
+              <w:t xml:space="preserve">کم‌توجهی به تحقیقات بازار و مطالعه رفتار مصرف‌کننده</w:t>
             </w:r>
           </w:p>
         </w:tc>
@@ -2556,7 +2970,7 @@
                 <w:szCs w:val="20"/>
                 <w:rtl/>
               </w:rPr>
-              <w:t xml:space="preserve">۶</w:t>
+              <w:t xml:space="preserve">۸</w:t>
             </w:r>
           </w:p>
         </w:tc>
@@ -2588,7 +3002,7 @@
                 <w:szCs w:val="20"/>
                 <w:rtl/>
               </w:rPr>
-              <w:t xml:space="preserve">نبود نوآوری و توسعه محصول</w:t>
+              <w:t xml:space="preserve">دشواری جذب مشتری جدید</w:t>
             </w:r>
           </w:p>
         </w:tc>
@@ -2791,7 +3205,7 @@
                 <w:szCs w:val="20"/>
                 <w:rtl/>
               </w:rPr>
-              <w:t xml:space="preserve">۷</w:t>
+              <w:t xml:space="preserve">۹</w:t>
             </w:r>
           </w:p>
         </w:tc>
@@ -2823,7 +3237,7 @@
                 <w:szCs w:val="20"/>
                 <w:rtl/>
               </w:rPr>
-              <w:t xml:space="preserve">کم‌توجهی به تحقیقات بازار و مطالعه رفتار مصرف‌کننده</w:t>
+              <w:t xml:space="preserve">وفاداری پایین مشتری به شرکت تک‌محصولی</w:t>
             </w:r>
           </w:p>
         </w:tc>
@@ -2999,36 +3413,231 @@
         </w:trPr>
         <w:tc>
           <w:tcPr>
-            <w:tcW w:w="8788" w:type="dxa"/>
-            <w:gridSpan w:val="7"/>
-            <w:tcBorders>
-              <w:top w:val="single" w:sz="4" w:color="000000" w:space="0"/>
-              <w:left w:val="single" w:sz="4" w:color="000000" w:space="0"/>
-              <w:bottom w:val="single" w:sz="4" w:color="000000" w:space="0"/>
-              <w:right w:val="single" w:sz="4" w:color="000000" w:space="0"/>
-            </w:tcBorders>
-            <w:shd w:val="clear" w:color="auto" w:fill="E7E6E6"/>
-            <w:tcMar>
-              <w:top w:w="45" w:type="dxa"/>
-              <w:left w:w="45" w:type="dxa"/>
-              <w:bottom w:w="45" w:type="dxa"/>
-              <w:right w:w="45" w:type="dxa"/>
-            </w:tcMar>
-            <w:vAlign w:val="center"/>
-          </w:tcPr>
-          <w:p>
-            <w:pPr>
-              <w:bidi/>
-              <w:spacing w:after="0"/>
-              <w:jc w:val="center"/>
-            </w:pPr>
-            <w:r>
-              <w:rPr>
-                <w:sz w:val="20"/>
-                <w:szCs w:val="20"/>
-                <w:rtl/>
-              </w:rPr>
-              <w:t xml:space="preserve">مؤلفه ۳) دشواری جذب و حفظ مشتری و وفاداری پایین</w:t>
+            <w:tcW w:w="700" w:type="dxa"/>
+            <w:tcBorders>
+              <w:top w:val="single" w:sz="4" w:color="000000" w:space="0"/>
+              <w:left w:val="single" w:sz="4" w:color="000000" w:space="0"/>
+              <w:bottom w:val="single" w:sz="4" w:color="000000" w:space="0"/>
+              <w:right w:val="single" w:sz="4" w:color="000000" w:space="0"/>
+            </w:tcBorders>
+            <w:tcMar>
+              <w:top w:w="45" w:type="dxa"/>
+              <w:left w:w="45" w:type="dxa"/>
+              <w:bottom w:w="45" w:type="dxa"/>
+              <w:right w:w="45" w:type="dxa"/>
+            </w:tcMar>
+            <w:vAlign w:val="center"/>
+          </w:tcPr>
+          <w:p>
+            <w:pPr>
+              <w:bidi/>
+              <w:spacing w:after="0"/>
+              <w:jc w:val="center"/>
+            </w:pPr>
+            <w:r>
+              <w:rPr>
+                <w:sz w:val="20"/>
+                <w:szCs w:val="20"/>
+                <w:rtl/>
+              </w:rPr>
+              <w:t xml:space="preserve">۱۰</w:t>
+            </w:r>
+          </w:p>
+        </w:tc>
+        <w:tc>
+          <w:tcPr>
+            <w:tcW w:w="5288" w:type="dxa"/>
+            <w:tcBorders>
+              <w:top w:val="single" w:sz="4" w:color="000000" w:space="0"/>
+              <w:left w:val="single" w:sz="4" w:color="000000" w:space="0"/>
+              <w:bottom w:val="single" w:sz="4" w:color="000000" w:space="0"/>
+              <w:right w:val="single" w:sz="4" w:color="000000" w:space="0"/>
+            </w:tcBorders>
+            <w:tcMar>
+              <w:top w:w="45" w:type="dxa"/>
+              <w:left w:w="45" w:type="dxa"/>
+              <w:bottom w:w="45" w:type="dxa"/>
+              <w:right w:w="45" w:type="dxa"/>
+            </w:tcMar>
+            <w:vAlign w:val="center"/>
+          </w:tcPr>
+          <w:p>
+            <w:pPr>
+              <w:bidi/>
+              <w:spacing w:after="0"/>
+            </w:pPr>
+            <w:r>
+              <w:rPr>
+                <w:sz w:val="20"/>
+                <w:szCs w:val="20"/>
+                <w:rtl/>
+              </w:rPr>
+              <w:t xml:space="preserve">نبود پیشنهاد تازه برای حفظ و فعال‌سازی مجدد مشتریان فعلی</w:t>
+            </w:r>
+          </w:p>
+        </w:tc>
+        <w:tc>
+          <w:tcPr>
+            <w:tcW w:w="560" w:type="dxa"/>
+            <w:tcBorders>
+              <w:top w:val="single" w:sz="4" w:color="000000" w:space="0"/>
+              <w:left w:val="single" w:sz="4" w:color="000000" w:space="0"/>
+              <w:bottom w:val="single" w:sz="4" w:color="000000" w:space="0"/>
+              <w:right w:val="single" w:sz="4" w:color="000000" w:space="0"/>
+            </w:tcBorders>
+            <w:tcMar>
+              <w:top w:w="45" w:type="dxa"/>
+              <w:left w:w="45" w:type="dxa"/>
+              <w:bottom w:w="45" w:type="dxa"/>
+              <w:right w:w="45" w:type="dxa"/>
+            </w:tcMar>
+            <w:vAlign w:val="center"/>
+          </w:tcPr>
+          <w:p>
+            <w:pPr>
+              <w:bidi/>
+              <w:spacing w:after="0"/>
+              <w:jc w:val="center"/>
+            </w:pPr>
+            <w:r>
+              <w:rPr>
+                <w:sz w:val="20"/>
+                <w:szCs w:val="20"/>
+                <w:rtl/>
+              </w:rPr>
+              <w:t xml:space="preserve">☐</w:t>
+            </w:r>
+          </w:p>
+        </w:tc>
+        <w:tc>
+          <w:tcPr>
+            <w:tcW w:w="560" w:type="dxa"/>
+            <w:tcBorders>
+              <w:top w:val="single" w:sz="4" w:color="000000" w:space="0"/>
+              <w:left w:val="single" w:sz="4" w:color="000000" w:space="0"/>
+              <w:bottom w:val="single" w:sz="4" w:color="000000" w:space="0"/>
+              <w:right w:val="single" w:sz="4" w:color="000000" w:space="0"/>
+            </w:tcBorders>
+            <w:tcMar>
+              <w:top w:w="45" w:type="dxa"/>
+              <w:left w:w="45" w:type="dxa"/>
+              <w:bottom w:w="45" w:type="dxa"/>
+              <w:right w:w="45" w:type="dxa"/>
+            </w:tcMar>
+            <w:vAlign w:val="center"/>
+          </w:tcPr>
+          <w:p>
+            <w:pPr>
+              <w:bidi/>
+              <w:spacing w:after="0"/>
+              <w:jc w:val="center"/>
+            </w:pPr>
+            <w:r>
+              <w:rPr>
+                <w:sz w:val="20"/>
+                <w:szCs w:val="20"/>
+                <w:rtl/>
+              </w:rPr>
+              <w:t xml:space="preserve">☐</w:t>
+            </w:r>
+          </w:p>
+        </w:tc>
+        <w:tc>
+          <w:tcPr>
+            <w:tcW w:w="560" w:type="dxa"/>
+            <w:tcBorders>
+              <w:top w:val="single" w:sz="4" w:color="000000" w:space="0"/>
+              <w:left w:val="single" w:sz="4" w:color="000000" w:space="0"/>
+              <w:bottom w:val="single" w:sz="4" w:color="000000" w:space="0"/>
+              <w:right w:val="single" w:sz="4" w:color="000000" w:space="0"/>
+            </w:tcBorders>
+            <w:tcMar>
+              <w:top w:w="45" w:type="dxa"/>
+              <w:left w:w="45" w:type="dxa"/>
+              <w:bottom w:w="45" w:type="dxa"/>
+              <w:right w:w="45" w:type="dxa"/>
+            </w:tcMar>
+            <w:vAlign w:val="center"/>
+          </w:tcPr>
+          <w:p>
+            <w:pPr>
+              <w:bidi/>
+              <w:spacing w:after="0"/>
+              <w:jc w:val="center"/>
+            </w:pPr>
+            <w:r>
+              <w:rPr>
+                <w:sz w:val="20"/>
+                <w:szCs w:val="20"/>
+                <w:rtl/>
+              </w:rPr>
+              <w:t xml:space="preserve">☐</w:t>
+            </w:r>
+          </w:p>
+        </w:tc>
+        <w:tc>
+          <w:tcPr>
+            <w:tcW w:w="560" w:type="dxa"/>
+            <w:tcBorders>
+              <w:top w:val="single" w:sz="4" w:color="000000" w:space="0"/>
+              <w:left w:val="single" w:sz="4" w:color="000000" w:space="0"/>
+              <w:bottom w:val="single" w:sz="4" w:color="000000" w:space="0"/>
+              <w:right w:val="single" w:sz="4" w:color="000000" w:space="0"/>
+            </w:tcBorders>
+            <w:tcMar>
+              <w:top w:w="45" w:type="dxa"/>
+              <w:left w:w="45" w:type="dxa"/>
+              <w:bottom w:w="45" w:type="dxa"/>
+              <w:right w:w="45" w:type="dxa"/>
+            </w:tcMar>
+            <w:vAlign w:val="center"/>
+          </w:tcPr>
+          <w:p>
+            <w:pPr>
+              <w:bidi/>
+              <w:spacing w:after="0"/>
+              <w:jc w:val="center"/>
+            </w:pPr>
+            <w:r>
+              <w:rPr>
+                <w:sz w:val="20"/>
+                <w:szCs w:val="20"/>
+                <w:rtl/>
+              </w:rPr>
+              <w:t xml:space="preserve">☐</w:t>
+            </w:r>
+          </w:p>
+        </w:tc>
+        <w:tc>
+          <w:tcPr>
+            <w:tcW w:w="560" w:type="dxa"/>
+            <w:tcBorders>
+              <w:top w:val="single" w:sz="4" w:color="000000" w:space="0"/>
+              <w:left w:val="single" w:sz="4" w:color="000000" w:space="0"/>
+              <w:bottom w:val="single" w:sz="4" w:color="000000" w:space="0"/>
+              <w:right w:val="single" w:sz="4" w:color="000000" w:space="0"/>
+            </w:tcBorders>
+            <w:tcMar>
+              <w:top w:w="45" w:type="dxa"/>
+              <w:left w:w="45" w:type="dxa"/>
+              <w:bottom w:w="45" w:type="dxa"/>
+              <w:right w:w="45" w:type="dxa"/>
+            </w:tcMar>
+            <w:vAlign w:val="center"/>
+          </w:tcPr>
+          <w:p>
+            <w:pPr>
+              <w:bidi/>
+              <w:spacing w:after="0"/>
+              <w:jc w:val="center"/>
+            </w:pPr>
+            <w:r>
+              <w:rPr>
+                <w:sz w:val="20"/>
+                <w:szCs w:val="20"/>
+                <w:rtl/>
+              </w:rPr>
+              <w:t xml:space="preserve">☐</w:t>
             </w:r>
           </w:p>
         </w:tc>
@@ -3066,7 +3675,7 @@
                 <w:szCs w:val="20"/>
                 <w:rtl/>
               </w:rPr>
-              <w:t xml:space="preserve">۸</w:t>
+              <w:t xml:space="preserve">۱۱</w:t>
             </w:r>
           </w:p>
         </w:tc>
@@ -3098,7 +3707,7 @@
                 <w:szCs w:val="20"/>
                 <w:rtl/>
               </w:rPr>
-              <w:t xml:space="preserve">دشواری جذب مشتری جدید</w:t>
+              <w:t xml:space="preserve">ضعف در پیش‌بینی دقیق تقاضای بازار</w:t>
             </w:r>
           </w:p>
         </w:tc>
@@ -3301,7 +3910,7 @@
                 <w:szCs w:val="20"/>
                 <w:rtl/>
               </w:rPr>
-              <w:t xml:space="preserve">۹</w:t>
+              <w:t xml:space="preserve">۱۲</w:t>
             </w:r>
           </w:p>
         </w:tc>
@@ -3333,7 +3942,7 @@
                 <w:szCs w:val="20"/>
                 <w:rtl/>
               </w:rPr>
-              <w:t xml:space="preserve">وفاداری پایین مشتری به شرکت تک‌محصولی</w:t>
+              <w:t xml:space="preserve">ضعف در برنامه‌ریزی و مدیریت موجودی</w:t>
             </w:r>
           </w:p>
         </w:tc>
@@ -3536,7 +4145,7 @@
                 <w:szCs w:val="20"/>
                 <w:rtl/>
               </w:rPr>
-              <w:t xml:space="preserve">۱۰</w:t>
+              <w:t xml:space="preserve">۱۳</w:t>
             </w:r>
           </w:p>
         </w:tc>
@@ -3568,7 +4177,7 @@
                 <w:szCs w:val="20"/>
                 <w:rtl/>
               </w:rPr>
-              <w:t xml:space="preserve">نبود پیشنهاد تازه برای حفظ و فعال‌سازی مجدد مشتریان فعلی</w:t>
+              <w:t xml:space="preserve">ضعف در نظام برنامه‌ریزی و اطلاعات فروش</w:t>
             </w:r>
           </w:p>
         </w:tc>
@@ -3744,36 +4353,231 @@
         </w:trPr>
         <w:tc>
           <w:tcPr>
-            <w:tcW w:w="8788" w:type="dxa"/>
-            <w:gridSpan w:val="7"/>
-            <w:tcBorders>
-              <w:top w:val="single" w:sz="4" w:color="000000" w:space="0"/>
-              <w:left w:val="single" w:sz="4" w:color="000000" w:space="0"/>
-              <w:bottom w:val="single" w:sz="4" w:color="000000" w:space="0"/>
-              <w:right w:val="single" w:sz="4" w:color="000000" w:space="0"/>
-            </w:tcBorders>
-            <w:shd w:val="clear" w:color="auto" w:fill="E7E6E6"/>
-            <w:tcMar>
-              <w:top w:w="45" w:type="dxa"/>
-              <w:left w:w="45" w:type="dxa"/>
-              <w:bottom w:w="45" w:type="dxa"/>
-              <w:right w:w="45" w:type="dxa"/>
-            </w:tcMar>
-            <w:vAlign w:val="center"/>
-          </w:tcPr>
-          <w:p>
-            <w:pPr>
-              <w:bidi/>
-              <w:spacing w:after="0"/>
-              <w:jc w:val="center"/>
-            </w:pPr>
-            <w:r>
-              <w:rPr>
-                <w:sz w:val="20"/>
-                <w:szCs w:val="20"/>
-                <w:rtl/>
-              </w:rPr>
-              <w:t xml:space="preserve">مؤلفه ۴) ضعف در برنامه‌ریزی، پیش‌بینی و مدیریت فروش</w:t>
+            <w:tcW w:w="700" w:type="dxa"/>
+            <w:tcBorders>
+              <w:top w:val="single" w:sz="4" w:color="000000" w:space="0"/>
+              <w:left w:val="single" w:sz="4" w:color="000000" w:space="0"/>
+              <w:bottom w:val="single" w:sz="4" w:color="000000" w:space="0"/>
+              <w:right w:val="single" w:sz="4" w:color="000000" w:space="0"/>
+            </w:tcBorders>
+            <w:tcMar>
+              <w:top w:w="45" w:type="dxa"/>
+              <w:left w:w="45" w:type="dxa"/>
+              <w:bottom w:w="45" w:type="dxa"/>
+              <w:right w:w="45" w:type="dxa"/>
+            </w:tcMar>
+            <w:vAlign w:val="center"/>
+          </w:tcPr>
+          <w:p>
+            <w:pPr>
+              <w:bidi/>
+              <w:spacing w:after="0"/>
+              <w:jc w:val="center"/>
+            </w:pPr>
+            <w:r>
+              <w:rPr>
+                <w:sz w:val="20"/>
+                <w:szCs w:val="20"/>
+                <w:rtl/>
+              </w:rPr>
+              <w:t xml:space="preserve">۱۴</w:t>
+            </w:r>
+          </w:p>
+        </w:tc>
+        <w:tc>
+          <w:tcPr>
+            <w:tcW w:w="5288" w:type="dxa"/>
+            <w:tcBorders>
+              <w:top w:val="single" w:sz="4" w:color="000000" w:space="0"/>
+              <w:left w:val="single" w:sz="4" w:color="000000" w:space="0"/>
+              <w:bottom w:val="single" w:sz="4" w:color="000000" w:space="0"/>
+              <w:right w:val="single" w:sz="4" w:color="000000" w:space="0"/>
+            </w:tcBorders>
+            <w:tcMar>
+              <w:top w:w="45" w:type="dxa"/>
+              <w:left w:w="45" w:type="dxa"/>
+              <w:bottom w:w="45" w:type="dxa"/>
+              <w:right w:w="45" w:type="dxa"/>
+            </w:tcMar>
+            <w:vAlign w:val="center"/>
+          </w:tcPr>
+          <w:p>
+            <w:pPr>
+              <w:bidi/>
+              <w:spacing w:after="0"/>
+            </w:pPr>
+            <w:r>
+              <w:rPr>
+                <w:sz w:val="20"/>
+                <w:szCs w:val="20"/>
+                <w:rtl/>
+              </w:rPr>
+              <w:t xml:space="preserve">محدودیت منابع مالی برای توزیع و ترویج محصول</w:t>
+            </w:r>
+          </w:p>
+        </w:tc>
+        <w:tc>
+          <w:tcPr>
+            <w:tcW w:w="560" w:type="dxa"/>
+            <w:tcBorders>
+              <w:top w:val="single" w:sz="4" w:color="000000" w:space="0"/>
+              <w:left w:val="single" w:sz="4" w:color="000000" w:space="0"/>
+              <w:bottom w:val="single" w:sz="4" w:color="000000" w:space="0"/>
+              <w:right w:val="single" w:sz="4" w:color="000000" w:space="0"/>
+            </w:tcBorders>
+            <w:tcMar>
+              <w:top w:w="45" w:type="dxa"/>
+              <w:left w:w="45" w:type="dxa"/>
+              <w:bottom w:w="45" w:type="dxa"/>
+              <w:right w:w="45" w:type="dxa"/>
+            </w:tcMar>
+            <w:vAlign w:val="center"/>
+          </w:tcPr>
+          <w:p>
+            <w:pPr>
+              <w:bidi/>
+              <w:spacing w:after="0"/>
+              <w:jc w:val="center"/>
+            </w:pPr>
+            <w:r>
+              <w:rPr>
+                <w:sz w:val="20"/>
+                <w:szCs w:val="20"/>
+                <w:rtl/>
+              </w:rPr>
+              <w:t xml:space="preserve">☐</w:t>
+            </w:r>
+          </w:p>
+        </w:tc>
+        <w:tc>
+          <w:tcPr>
+            <w:tcW w:w="560" w:type="dxa"/>
+            <w:tcBorders>
+              <w:top w:val="single" w:sz="4" w:color="000000" w:space="0"/>
+              <w:left w:val="single" w:sz="4" w:color="000000" w:space="0"/>
+              <w:bottom w:val="single" w:sz="4" w:color="000000" w:space="0"/>
+              <w:right w:val="single" w:sz="4" w:color="000000" w:space="0"/>
+            </w:tcBorders>
+            <w:tcMar>
+              <w:top w:w="45" w:type="dxa"/>
+              <w:left w:w="45" w:type="dxa"/>
+              <w:bottom w:w="45" w:type="dxa"/>
+              <w:right w:w="45" w:type="dxa"/>
+            </w:tcMar>
+            <w:vAlign w:val="center"/>
+          </w:tcPr>
+          <w:p>
+            <w:pPr>
+              <w:bidi/>
+              <w:spacing w:after="0"/>
+              <w:jc w:val="center"/>
+            </w:pPr>
+            <w:r>
+              <w:rPr>
+                <w:sz w:val="20"/>
+                <w:szCs w:val="20"/>
+                <w:rtl/>
+              </w:rPr>
+              <w:t xml:space="preserve">☐</w:t>
+            </w:r>
+          </w:p>
+        </w:tc>
+        <w:tc>
+          <w:tcPr>
+            <w:tcW w:w="560" w:type="dxa"/>
+            <w:tcBorders>
+              <w:top w:val="single" w:sz="4" w:color="000000" w:space="0"/>
+              <w:left w:val="single" w:sz="4" w:color="000000" w:space="0"/>
+              <w:bottom w:val="single" w:sz="4" w:color="000000" w:space="0"/>
+              <w:right w:val="single" w:sz="4" w:color="000000" w:space="0"/>
+            </w:tcBorders>
+            <w:tcMar>
+              <w:top w:w="45" w:type="dxa"/>
+              <w:left w:w="45" w:type="dxa"/>
+              <w:bottom w:w="45" w:type="dxa"/>
+              <w:right w:w="45" w:type="dxa"/>
+            </w:tcMar>
+            <w:vAlign w:val="center"/>
+          </w:tcPr>
+          <w:p>
+            <w:pPr>
+              <w:bidi/>
+              <w:spacing w:after="0"/>
+              <w:jc w:val="center"/>
+            </w:pPr>
+            <w:r>
+              <w:rPr>
+                <w:sz w:val="20"/>
+                <w:szCs w:val="20"/>
+                <w:rtl/>
+              </w:rPr>
+              <w:t xml:space="preserve">☐</w:t>
+            </w:r>
+          </w:p>
+        </w:tc>
+        <w:tc>
+          <w:tcPr>
+            <w:tcW w:w="560" w:type="dxa"/>
+            <w:tcBorders>
+              <w:top w:val="single" w:sz="4" w:color="000000" w:space="0"/>
+              <w:left w:val="single" w:sz="4" w:color="000000" w:space="0"/>
+              <w:bottom w:val="single" w:sz="4" w:color="000000" w:space="0"/>
+              <w:right w:val="single" w:sz="4" w:color="000000" w:space="0"/>
+            </w:tcBorders>
+            <w:tcMar>
+              <w:top w:w="45" w:type="dxa"/>
+              <w:left w:w="45" w:type="dxa"/>
+              <w:bottom w:w="45" w:type="dxa"/>
+              <w:right w:w="45" w:type="dxa"/>
+            </w:tcMar>
+            <w:vAlign w:val="center"/>
+          </w:tcPr>
+          <w:p>
+            <w:pPr>
+              <w:bidi/>
+              <w:spacing w:after="0"/>
+              <w:jc w:val="center"/>
+            </w:pPr>
+            <w:r>
+              <w:rPr>
+                <w:sz w:val="20"/>
+                <w:szCs w:val="20"/>
+                <w:rtl/>
+              </w:rPr>
+              <w:t xml:space="preserve">☐</w:t>
+            </w:r>
+          </w:p>
+        </w:tc>
+        <w:tc>
+          <w:tcPr>
+            <w:tcW w:w="560" w:type="dxa"/>
+            <w:tcBorders>
+              <w:top w:val="single" w:sz="4" w:color="000000" w:space="0"/>
+              <w:left w:val="single" w:sz="4" w:color="000000" w:space="0"/>
+              <w:bottom w:val="single" w:sz="4" w:color="000000" w:space="0"/>
+              <w:right w:val="single" w:sz="4" w:color="000000" w:space="0"/>
+            </w:tcBorders>
+            <w:tcMar>
+              <w:top w:w="45" w:type="dxa"/>
+              <w:left w:w="45" w:type="dxa"/>
+              <w:bottom w:w="45" w:type="dxa"/>
+              <w:right w:w="45" w:type="dxa"/>
+            </w:tcMar>
+            <w:vAlign w:val="center"/>
+          </w:tcPr>
+          <w:p>
+            <w:pPr>
+              <w:bidi/>
+              <w:spacing w:after="0"/>
+              <w:jc w:val="center"/>
+            </w:pPr>
+            <w:r>
+              <w:rPr>
+                <w:sz w:val="20"/>
+                <w:szCs w:val="20"/>
+                <w:rtl/>
+              </w:rPr>
+              <w:t xml:space="preserve">☐</w:t>
             </w:r>
           </w:p>
         </w:tc>
@@ -3811,7 +4615,7 @@
                 <w:szCs w:val="20"/>
                 <w:rtl/>
               </w:rPr>
-              <w:t xml:space="preserve">۱۱</w:t>
+              <w:t xml:space="preserve">۱۵</w:t>
             </w:r>
           </w:p>
         </w:tc>
@@ -3843,7 +4647,7 @@
                 <w:szCs w:val="20"/>
                 <w:rtl/>
               </w:rPr>
-              <w:t xml:space="preserve">ضعف در پیش‌بینی دقیق تقاضای بازار</w:t>
+              <w:t xml:space="preserve">هزینه بالای پخش و توزیع به ازای یک قلم کالا</w:t>
             </w:r>
           </w:p>
         </w:tc>
@@ -4046,7 +4850,7 @@
                 <w:szCs w:val="20"/>
                 <w:rtl/>
               </w:rPr>
-              <w:t xml:space="preserve">۱۲</w:t>
+              <w:t xml:space="preserve">۱۶</w:t>
             </w:r>
           </w:p>
         </w:tc>
@@ -4078,7 +4882,7 @@
                 <w:szCs w:val="20"/>
                 <w:rtl/>
               </w:rPr>
-              <w:t xml:space="preserve">ضعف در برنامه‌ریزی و مدیریت موجودی</w:t>
+              <w:t xml:space="preserve">کوچک بودن شبکه فروش و پوشش محدود بازار</w:t>
             </w:r>
           </w:p>
         </w:tc>
@@ -4281,7 +5085,7 @@
                 <w:szCs w:val="20"/>
                 <w:rtl/>
               </w:rPr>
-              <w:t xml:space="preserve">۱۳</w:t>
+              <w:t xml:space="preserve">۱۷</w:t>
             </w:r>
           </w:p>
         </w:tc>
@@ -4313,7 +5117,7 @@
                 <w:szCs w:val="20"/>
                 <w:rtl/>
               </w:rPr>
-              <w:t xml:space="preserve">ضعف در نظام برنامه‌ریزی و اطلاعات فروش</w:t>
+              <w:t xml:space="preserve">کاهش قدرت چانه‌زنی در برابر شبکه توزیع و خرده‌فروشی چندمحصولی</w:t>
             </w:r>
           </w:p>
         </w:tc>
@@ -4516,7 +5320,7 @@
                 <w:szCs w:val="20"/>
                 <w:rtl/>
               </w:rPr>
-              <w:t xml:space="preserve">۱۴</w:t>
+              <w:t xml:space="preserve">۱۸</w:t>
             </w:r>
           </w:p>
         </w:tc>
@@ -4548,7 +5352,7 @@
                 <w:szCs w:val="20"/>
                 <w:rtl/>
               </w:rPr>
-              <w:t xml:space="preserve">محدودیت منابع مالی برای توزیع و ترویج محصول</w:t>
+              <w:t xml:space="preserve">وابستگی به تعداد محدودی مشتری یا کانال فروش</w:t>
             </w:r>
           </w:p>
         </w:tc>
@@ -4724,36 +5528,231 @@
         </w:trPr>
         <w:tc>
           <w:tcPr>
-            <w:tcW w:w="8788" w:type="dxa"/>
-            <w:gridSpan w:val="7"/>
-            <w:tcBorders>
-              <w:top w:val="single" w:sz="4" w:color="000000" w:space="0"/>
-              <w:left w:val="single" w:sz="4" w:color="000000" w:space="0"/>
-              <w:bottom w:val="single" w:sz="4" w:color="000000" w:space="0"/>
-              <w:right w:val="single" w:sz="4" w:color="000000" w:space="0"/>
-            </w:tcBorders>
-            <w:shd w:val="clear" w:color="auto" w:fill="E7E6E6"/>
-            <w:tcMar>
-              <w:top w:w="45" w:type="dxa"/>
-              <w:left w:w="45" w:type="dxa"/>
-              <w:bottom w:w="45" w:type="dxa"/>
-              <w:right w:w="45" w:type="dxa"/>
-            </w:tcMar>
-            <w:vAlign w:val="center"/>
-          </w:tcPr>
-          <w:p>
-            <w:pPr>
-              <w:bidi/>
-              <w:spacing w:after="0"/>
-              <w:jc w:val="center"/>
-            </w:pPr>
-            <w:r>
-              <w:rPr>
-                <w:sz w:val="20"/>
-                <w:szCs w:val="20"/>
-                <w:rtl/>
-              </w:rPr>
-              <w:t xml:space="preserve">مؤلفه ۵) ناکارآمدی و هزینه‌بری شبکه توزیع و فروش</w:t>
+            <w:tcW w:w="700" w:type="dxa"/>
+            <w:tcBorders>
+              <w:top w:val="single" w:sz="4" w:color="000000" w:space="0"/>
+              <w:left w:val="single" w:sz="4" w:color="000000" w:space="0"/>
+              <w:bottom w:val="single" w:sz="4" w:color="000000" w:space="0"/>
+              <w:right w:val="single" w:sz="4" w:color="000000" w:space="0"/>
+            </w:tcBorders>
+            <w:tcMar>
+              <w:top w:w="45" w:type="dxa"/>
+              <w:left w:w="45" w:type="dxa"/>
+              <w:bottom w:w="45" w:type="dxa"/>
+              <w:right w:w="45" w:type="dxa"/>
+            </w:tcMar>
+            <w:vAlign w:val="center"/>
+          </w:tcPr>
+          <w:p>
+            <w:pPr>
+              <w:bidi/>
+              <w:spacing w:after="0"/>
+              <w:jc w:val="center"/>
+            </w:pPr>
+            <w:r>
+              <w:rPr>
+                <w:sz w:val="20"/>
+                <w:szCs w:val="20"/>
+                <w:rtl/>
+              </w:rPr>
+              <w:t xml:space="preserve">۱۹</w:t>
+            </w:r>
+          </w:p>
+        </w:tc>
+        <w:tc>
+          <w:tcPr>
+            <w:tcW w:w="5288" w:type="dxa"/>
+            <w:tcBorders>
+              <w:top w:val="single" w:sz="4" w:color="000000" w:space="0"/>
+              <w:left w:val="single" w:sz="4" w:color="000000" w:space="0"/>
+              <w:bottom w:val="single" w:sz="4" w:color="000000" w:space="0"/>
+              <w:right w:val="single" w:sz="4" w:color="000000" w:space="0"/>
+            </w:tcBorders>
+            <w:tcMar>
+              <w:top w:w="45" w:type="dxa"/>
+              <w:left w:w="45" w:type="dxa"/>
+              <w:bottom w:w="45" w:type="dxa"/>
+              <w:right w:w="45" w:type="dxa"/>
+            </w:tcMar>
+            <w:vAlign w:val="center"/>
+          </w:tcPr>
+          <w:p>
+            <w:pPr>
+              <w:bidi/>
+              <w:spacing w:after="0"/>
+            </w:pPr>
+            <w:r>
+              <w:rPr>
+                <w:sz w:val="20"/>
+                <w:szCs w:val="20"/>
+                <w:rtl/>
+              </w:rPr>
+              <w:t xml:space="preserve">ورود رقبای جدید و افزایش شدت رقابت</w:t>
+            </w:r>
+          </w:p>
+        </w:tc>
+        <w:tc>
+          <w:tcPr>
+            <w:tcW w:w="560" w:type="dxa"/>
+            <w:tcBorders>
+              <w:top w:val="single" w:sz="4" w:color="000000" w:space="0"/>
+              <w:left w:val="single" w:sz="4" w:color="000000" w:space="0"/>
+              <w:bottom w:val="single" w:sz="4" w:color="000000" w:space="0"/>
+              <w:right w:val="single" w:sz="4" w:color="000000" w:space="0"/>
+            </w:tcBorders>
+            <w:tcMar>
+              <w:top w:w="45" w:type="dxa"/>
+              <w:left w:w="45" w:type="dxa"/>
+              <w:bottom w:w="45" w:type="dxa"/>
+              <w:right w:w="45" w:type="dxa"/>
+            </w:tcMar>
+            <w:vAlign w:val="center"/>
+          </w:tcPr>
+          <w:p>
+            <w:pPr>
+              <w:bidi/>
+              <w:spacing w:after="0"/>
+              <w:jc w:val="center"/>
+            </w:pPr>
+            <w:r>
+              <w:rPr>
+                <w:sz w:val="20"/>
+                <w:szCs w:val="20"/>
+                <w:rtl/>
+              </w:rPr>
+              <w:t xml:space="preserve">☐</w:t>
+            </w:r>
+          </w:p>
+        </w:tc>
+        <w:tc>
+          <w:tcPr>
+            <w:tcW w:w="560" w:type="dxa"/>
+            <w:tcBorders>
+              <w:top w:val="single" w:sz="4" w:color="000000" w:space="0"/>
+              <w:left w:val="single" w:sz="4" w:color="000000" w:space="0"/>
+              <w:bottom w:val="single" w:sz="4" w:color="000000" w:space="0"/>
+              <w:right w:val="single" w:sz="4" w:color="000000" w:space="0"/>
+            </w:tcBorders>
+            <w:tcMar>
+              <w:top w:w="45" w:type="dxa"/>
+              <w:left w:w="45" w:type="dxa"/>
+              <w:bottom w:w="45" w:type="dxa"/>
+              <w:right w:w="45" w:type="dxa"/>
+            </w:tcMar>
+            <w:vAlign w:val="center"/>
+          </w:tcPr>
+          <w:p>
+            <w:pPr>
+              <w:bidi/>
+              <w:spacing w:after="0"/>
+              <w:jc w:val="center"/>
+            </w:pPr>
+            <w:r>
+              <w:rPr>
+                <w:sz w:val="20"/>
+                <w:szCs w:val="20"/>
+                <w:rtl/>
+              </w:rPr>
+              <w:t xml:space="preserve">☐</w:t>
+            </w:r>
+          </w:p>
+        </w:tc>
+        <w:tc>
+          <w:tcPr>
+            <w:tcW w:w="560" w:type="dxa"/>
+            <w:tcBorders>
+              <w:top w:val="single" w:sz="4" w:color="000000" w:space="0"/>
+              <w:left w:val="single" w:sz="4" w:color="000000" w:space="0"/>
+              <w:bottom w:val="single" w:sz="4" w:color="000000" w:space="0"/>
+              <w:right w:val="single" w:sz="4" w:color="000000" w:space="0"/>
+            </w:tcBorders>
+            <w:tcMar>
+              <w:top w:w="45" w:type="dxa"/>
+              <w:left w:w="45" w:type="dxa"/>
+              <w:bottom w:w="45" w:type="dxa"/>
+              <w:right w:w="45" w:type="dxa"/>
+            </w:tcMar>
+            <w:vAlign w:val="center"/>
+          </w:tcPr>
+          <w:p>
+            <w:pPr>
+              <w:bidi/>
+              <w:spacing w:after="0"/>
+              <w:jc w:val="center"/>
+            </w:pPr>
+            <w:r>
+              <w:rPr>
+                <w:sz w:val="20"/>
+                <w:szCs w:val="20"/>
+                <w:rtl/>
+              </w:rPr>
+              <w:t xml:space="preserve">☐</w:t>
+            </w:r>
+          </w:p>
+        </w:tc>
+        <w:tc>
+          <w:tcPr>
+            <w:tcW w:w="560" w:type="dxa"/>
+            <w:tcBorders>
+              <w:top w:val="single" w:sz="4" w:color="000000" w:space="0"/>
+              <w:left w:val="single" w:sz="4" w:color="000000" w:space="0"/>
+              <w:bottom w:val="single" w:sz="4" w:color="000000" w:space="0"/>
+              <w:right w:val="single" w:sz="4" w:color="000000" w:space="0"/>
+            </w:tcBorders>
+            <w:tcMar>
+              <w:top w:w="45" w:type="dxa"/>
+              <w:left w:w="45" w:type="dxa"/>
+              <w:bottom w:w="45" w:type="dxa"/>
+              <w:right w:w="45" w:type="dxa"/>
+            </w:tcMar>
+            <w:vAlign w:val="center"/>
+          </w:tcPr>
+          <w:p>
+            <w:pPr>
+              <w:bidi/>
+              <w:spacing w:after="0"/>
+              <w:jc w:val="center"/>
+            </w:pPr>
+            <w:r>
+              <w:rPr>
+                <w:sz w:val="20"/>
+                <w:szCs w:val="20"/>
+                <w:rtl/>
+              </w:rPr>
+              <w:t xml:space="preserve">☐</w:t>
+            </w:r>
+          </w:p>
+        </w:tc>
+        <w:tc>
+          <w:tcPr>
+            <w:tcW w:w="560" w:type="dxa"/>
+            <w:tcBorders>
+              <w:top w:val="single" w:sz="4" w:color="000000" w:space="0"/>
+              <w:left w:val="single" w:sz="4" w:color="000000" w:space="0"/>
+              <w:bottom w:val="single" w:sz="4" w:color="000000" w:space="0"/>
+              <w:right w:val="single" w:sz="4" w:color="000000" w:space="0"/>
+            </w:tcBorders>
+            <w:tcMar>
+              <w:top w:w="45" w:type="dxa"/>
+              <w:left w:w="45" w:type="dxa"/>
+              <w:bottom w:w="45" w:type="dxa"/>
+              <w:right w:w="45" w:type="dxa"/>
+            </w:tcMar>
+            <w:vAlign w:val="center"/>
+          </w:tcPr>
+          <w:p>
+            <w:pPr>
+              <w:bidi/>
+              <w:spacing w:after="0"/>
+              <w:jc w:val="center"/>
+            </w:pPr>
+            <w:r>
+              <w:rPr>
+                <w:sz w:val="20"/>
+                <w:szCs w:val="20"/>
+                <w:rtl/>
+              </w:rPr>
+              <w:t xml:space="preserve">☐</w:t>
             </w:r>
           </w:p>
         </w:tc>
@@ -4791,7 +5790,7 @@
                 <w:szCs w:val="20"/>
                 <w:rtl/>
               </w:rPr>
-              <w:t xml:space="preserve">۱۵</w:t>
+              <w:t xml:space="preserve">۲۰</w:t>
             </w:r>
           </w:p>
         </w:tc>
@@ -4823,7 +5822,7 @@
                 <w:szCs w:val="20"/>
                 <w:rtl/>
               </w:rPr>
-              <w:t xml:space="preserve">هزینه بالای پخش و توزیع به ازای یک قلم کالا</w:t>
+              <w:t xml:space="preserve">حضور محصولات جایگزین و برندهای رقیب دارای سبد متنوع</w:t>
             </w:r>
           </w:p>
         </w:tc>
@@ -5026,7 +6025,7 @@
                 <w:szCs w:val="20"/>
                 <w:rtl/>
               </w:rPr>
-              <w:t xml:space="preserve">۱۶</w:t>
+              <w:t xml:space="preserve">۲۱</w:t>
             </w:r>
           </w:p>
         </w:tc>
@@ -5058,7 +6057,7 @@
                 <w:szCs w:val="20"/>
                 <w:rtl/>
               </w:rPr>
-              <w:t xml:space="preserve">کوچک بودن شبکه فروش و پوشش محدود بازار</w:t>
+              <w:t xml:space="preserve">رقابت قیمتی و نوسان قیمت رقبا</w:t>
             </w:r>
           </w:p>
         </w:tc>
@@ -5261,7 +6260,7 @@
                 <w:szCs w:val="20"/>
                 <w:rtl/>
               </w:rPr>
-              <w:t xml:space="preserve">۱۷</w:t>
+              <w:t xml:space="preserve">۲۲</w:t>
             </w:r>
           </w:p>
         </w:tc>
@@ -5293,7 +6292,7 @@
                 <w:szCs w:val="20"/>
                 <w:rtl/>
               </w:rPr>
-              <w:t xml:space="preserve">کاهش قدرت چانه‌زنی در برابر شبکه توزیع و خرده‌فروشی چندمحصولی</w:t>
+              <w:t xml:space="preserve">تغییر سریع ذائقه و ترجیحات مصرف‌کننده در گذر زمان</w:t>
             </w:r>
           </w:p>
         </w:tc>
@@ -5496,7 +6495,7 @@
                 <w:szCs w:val="20"/>
                 <w:rtl/>
               </w:rPr>
-              <w:t xml:space="preserve">۱۸</w:t>
+              <w:t xml:space="preserve">۲۳</w:t>
             </w:r>
           </w:p>
         </w:tc>
@@ -5528,7 +6527,7 @@
                 <w:szCs w:val="20"/>
                 <w:rtl/>
               </w:rPr>
-              <w:t xml:space="preserve">وابستگی به تعداد محدودی مشتری یا کانال فروش</w:t>
+              <w:t xml:space="preserve">محدود بودن بازار هدف به یک گروه خاص از مشتریان</w:t>
             </w:r>
           </w:p>
         </w:tc>
@@ -5704,36 +6703,231 @@
         </w:trPr>
         <w:tc>
           <w:tcPr>
-            <w:tcW w:w="8788" w:type="dxa"/>
-            <w:gridSpan w:val="7"/>
-            <w:tcBorders>
-              <w:top w:val="single" w:sz="4" w:color="000000" w:space="0"/>
-              <w:left w:val="single" w:sz="4" w:color="000000" w:space="0"/>
-              <w:bottom w:val="single" w:sz="4" w:color="000000" w:space="0"/>
-              <w:right w:val="single" w:sz="4" w:color="000000" w:space="0"/>
-            </w:tcBorders>
-            <w:shd w:val="clear" w:color="auto" w:fill="E7E6E6"/>
-            <w:tcMar>
-              <w:top w:w="45" w:type="dxa"/>
-              <w:left w:w="45" w:type="dxa"/>
-              <w:bottom w:w="45" w:type="dxa"/>
-              <w:right w:w="45" w:type="dxa"/>
-            </w:tcMar>
-            <w:vAlign w:val="center"/>
-          </w:tcPr>
-          <w:p>
-            <w:pPr>
-              <w:bidi/>
-              <w:spacing w:after="0"/>
-              <w:jc w:val="center"/>
-            </w:pPr>
-            <w:r>
-              <w:rPr>
-                <w:sz w:val="20"/>
-                <w:szCs w:val="20"/>
-                <w:rtl/>
-              </w:rPr>
-              <w:t xml:space="preserve">مؤلفه ۶) شدت رقابت و فشار قیمتی بازار</w:t>
+            <w:tcW w:w="700" w:type="dxa"/>
+            <w:tcBorders>
+              <w:top w:val="single" w:sz="4" w:color="000000" w:space="0"/>
+              <w:left w:val="single" w:sz="4" w:color="000000" w:space="0"/>
+              <w:bottom w:val="single" w:sz="4" w:color="000000" w:space="0"/>
+              <w:right w:val="single" w:sz="4" w:color="000000" w:space="0"/>
+            </w:tcBorders>
+            <w:tcMar>
+              <w:top w:w="45" w:type="dxa"/>
+              <w:left w:w="45" w:type="dxa"/>
+              <w:bottom w:w="45" w:type="dxa"/>
+              <w:right w:w="45" w:type="dxa"/>
+            </w:tcMar>
+            <w:vAlign w:val="center"/>
+          </w:tcPr>
+          <w:p>
+            <w:pPr>
+              <w:bidi/>
+              <w:spacing w:after="0"/>
+              <w:jc w:val="center"/>
+            </w:pPr>
+            <w:r>
+              <w:rPr>
+                <w:sz w:val="20"/>
+                <w:szCs w:val="20"/>
+                <w:rtl/>
+              </w:rPr>
+              <w:t xml:space="preserve">۲۴</w:t>
+            </w:r>
+          </w:p>
+        </w:tc>
+        <w:tc>
+          <w:tcPr>
+            <w:tcW w:w="5288" w:type="dxa"/>
+            <w:tcBorders>
+              <w:top w:val="single" w:sz="4" w:color="000000" w:space="0"/>
+              <w:left w:val="single" w:sz="4" w:color="000000" w:space="0"/>
+              <w:bottom w:val="single" w:sz="4" w:color="000000" w:space="0"/>
+              <w:right w:val="single" w:sz="4" w:color="000000" w:space="0"/>
+            </w:tcBorders>
+            <w:tcMar>
+              <w:top w:w="45" w:type="dxa"/>
+              <w:left w:w="45" w:type="dxa"/>
+              <w:bottom w:w="45" w:type="dxa"/>
+              <w:right w:w="45" w:type="dxa"/>
+            </w:tcMar>
+            <w:vAlign w:val="center"/>
+          </w:tcPr>
+          <w:p>
+            <w:pPr>
+              <w:bidi/>
+              <w:spacing w:after="0"/>
+            </w:pPr>
+            <w:r>
+              <w:rPr>
+                <w:sz w:val="20"/>
+                <w:szCs w:val="20"/>
+                <w:rtl/>
+              </w:rPr>
+              <w:t xml:space="preserve">افت ناگهانی تقاضا</w:t>
+            </w:r>
+          </w:p>
+        </w:tc>
+        <w:tc>
+          <w:tcPr>
+            <w:tcW w:w="560" w:type="dxa"/>
+            <w:tcBorders>
+              <w:top w:val="single" w:sz="4" w:color="000000" w:space="0"/>
+              <w:left w:val="single" w:sz="4" w:color="000000" w:space="0"/>
+              <w:bottom w:val="single" w:sz="4" w:color="000000" w:space="0"/>
+              <w:right w:val="single" w:sz="4" w:color="000000" w:space="0"/>
+            </w:tcBorders>
+            <w:tcMar>
+              <w:top w:w="45" w:type="dxa"/>
+              <w:left w:w="45" w:type="dxa"/>
+              <w:bottom w:w="45" w:type="dxa"/>
+              <w:right w:w="45" w:type="dxa"/>
+            </w:tcMar>
+            <w:vAlign w:val="center"/>
+          </w:tcPr>
+          <w:p>
+            <w:pPr>
+              <w:bidi/>
+              <w:spacing w:after="0"/>
+              <w:jc w:val="center"/>
+            </w:pPr>
+            <w:r>
+              <w:rPr>
+                <w:sz w:val="20"/>
+                <w:szCs w:val="20"/>
+                <w:rtl/>
+              </w:rPr>
+              <w:t xml:space="preserve">☐</w:t>
+            </w:r>
+          </w:p>
+        </w:tc>
+        <w:tc>
+          <w:tcPr>
+            <w:tcW w:w="560" w:type="dxa"/>
+            <w:tcBorders>
+              <w:top w:val="single" w:sz="4" w:color="000000" w:space="0"/>
+              <w:left w:val="single" w:sz="4" w:color="000000" w:space="0"/>
+              <w:bottom w:val="single" w:sz="4" w:color="000000" w:space="0"/>
+              <w:right w:val="single" w:sz="4" w:color="000000" w:space="0"/>
+            </w:tcBorders>
+            <w:tcMar>
+              <w:top w:w="45" w:type="dxa"/>
+              <w:left w:w="45" w:type="dxa"/>
+              <w:bottom w:w="45" w:type="dxa"/>
+              <w:right w:w="45" w:type="dxa"/>
+            </w:tcMar>
+            <w:vAlign w:val="center"/>
+          </w:tcPr>
+          <w:p>
+            <w:pPr>
+              <w:bidi/>
+              <w:spacing w:after="0"/>
+              <w:jc w:val="center"/>
+            </w:pPr>
+            <w:r>
+              <w:rPr>
+                <w:sz w:val="20"/>
+                <w:szCs w:val="20"/>
+                <w:rtl/>
+              </w:rPr>
+              <w:t xml:space="preserve">☐</w:t>
+            </w:r>
+          </w:p>
+        </w:tc>
+        <w:tc>
+          <w:tcPr>
+            <w:tcW w:w="560" w:type="dxa"/>
+            <w:tcBorders>
+              <w:top w:val="single" w:sz="4" w:color="000000" w:space="0"/>
+              <w:left w:val="single" w:sz="4" w:color="000000" w:space="0"/>
+              <w:bottom w:val="single" w:sz="4" w:color="000000" w:space="0"/>
+              <w:right w:val="single" w:sz="4" w:color="000000" w:space="0"/>
+            </w:tcBorders>
+            <w:tcMar>
+              <w:top w:w="45" w:type="dxa"/>
+              <w:left w:w="45" w:type="dxa"/>
+              <w:bottom w:w="45" w:type="dxa"/>
+              <w:right w:w="45" w:type="dxa"/>
+            </w:tcMar>
+            <w:vAlign w:val="center"/>
+          </w:tcPr>
+          <w:p>
+            <w:pPr>
+              <w:bidi/>
+              <w:spacing w:after="0"/>
+              <w:jc w:val="center"/>
+            </w:pPr>
+            <w:r>
+              <w:rPr>
+                <w:sz w:val="20"/>
+                <w:szCs w:val="20"/>
+                <w:rtl/>
+              </w:rPr>
+              <w:t xml:space="preserve">☐</w:t>
+            </w:r>
+          </w:p>
+        </w:tc>
+        <w:tc>
+          <w:tcPr>
+            <w:tcW w:w="560" w:type="dxa"/>
+            <w:tcBorders>
+              <w:top w:val="single" w:sz="4" w:color="000000" w:space="0"/>
+              <w:left w:val="single" w:sz="4" w:color="000000" w:space="0"/>
+              <w:bottom w:val="single" w:sz="4" w:color="000000" w:space="0"/>
+              <w:right w:val="single" w:sz="4" w:color="000000" w:space="0"/>
+            </w:tcBorders>
+            <w:tcMar>
+              <w:top w:w="45" w:type="dxa"/>
+              <w:left w:w="45" w:type="dxa"/>
+              <w:bottom w:w="45" w:type="dxa"/>
+              <w:right w:w="45" w:type="dxa"/>
+            </w:tcMar>
+            <w:vAlign w:val="center"/>
+          </w:tcPr>
+          <w:p>
+            <w:pPr>
+              <w:bidi/>
+              <w:spacing w:after="0"/>
+              <w:jc w:val="center"/>
+            </w:pPr>
+            <w:r>
+              <w:rPr>
+                <w:sz w:val="20"/>
+                <w:szCs w:val="20"/>
+                <w:rtl/>
+              </w:rPr>
+              <w:t xml:space="preserve">☐</w:t>
+            </w:r>
+          </w:p>
+        </w:tc>
+        <w:tc>
+          <w:tcPr>
+            <w:tcW w:w="560" w:type="dxa"/>
+            <w:tcBorders>
+              <w:top w:val="single" w:sz="4" w:color="000000" w:space="0"/>
+              <w:left w:val="single" w:sz="4" w:color="000000" w:space="0"/>
+              <w:bottom w:val="single" w:sz="4" w:color="000000" w:space="0"/>
+              <w:right w:val="single" w:sz="4" w:color="000000" w:space="0"/>
+            </w:tcBorders>
+            <w:tcMar>
+              <w:top w:w="45" w:type="dxa"/>
+              <w:left w:w="45" w:type="dxa"/>
+              <w:bottom w:w="45" w:type="dxa"/>
+              <w:right w:w="45" w:type="dxa"/>
+            </w:tcMar>
+            <w:vAlign w:val="center"/>
+          </w:tcPr>
+          <w:p>
+            <w:pPr>
+              <w:bidi/>
+              <w:spacing w:after="0"/>
+              <w:jc w:val="center"/>
+            </w:pPr>
+            <w:r>
+              <w:rPr>
+                <w:sz w:val="20"/>
+                <w:szCs w:val="20"/>
+                <w:rtl/>
+              </w:rPr>
+              <w:t xml:space="preserve">☐</w:t>
             </w:r>
           </w:p>
         </w:tc>
@@ -5771,7 +6965,7 @@
                 <w:szCs w:val="20"/>
                 <w:rtl/>
               </w:rPr>
-              <w:t xml:space="preserve">۱۹</w:t>
+              <w:t xml:space="preserve">۲۵</w:t>
             </w:r>
           </w:p>
         </w:tc>
@@ -5803,7 +6997,7 @@
                 <w:szCs w:val="20"/>
                 <w:rtl/>
               </w:rPr>
-              <w:t xml:space="preserve">ورود رقبای جدید و افزایش شدت رقابت</w:t>
+              <w:t xml:space="preserve">نوسان و کمبود در تأمین مواد اولیه</w:t>
             </w:r>
           </w:p>
         </w:tc>
@@ -6006,7 +7200,7 @@
                 <w:szCs w:val="20"/>
                 <w:rtl/>
               </w:rPr>
-              <w:t xml:space="preserve">۲۰</w:t>
+              <w:t xml:space="preserve">۲۶</w:t>
             </w:r>
           </w:p>
         </w:tc>
@@ -6038,7 +7232,7 @@
                 <w:szCs w:val="20"/>
                 <w:rtl/>
               </w:rPr>
-              <w:t xml:space="preserve">حضور محصولات جایگزین و برندهای رقیب دارای سبد متنوع</w:t>
+              <w:t xml:space="preserve">وابستگی تأمین به واردات و اثر تحریم و محدودیت‌های اقتصادی</w:t>
             </w:r>
           </w:p>
         </w:tc>
@@ -6241,7 +7435,7 @@
                 <w:szCs w:val="20"/>
                 <w:rtl/>
               </w:rPr>
-              <w:t xml:space="preserve">۲۱</w:t>
+              <w:t xml:space="preserve">۲۷</w:t>
             </w:r>
           </w:p>
         </w:tc>
@@ -6273,7 +7467,7 @@
                 <w:szCs w:val="20"/>
                 <w:rtl/>
               </w:rPr>
-              <w:t xml:space="preserve">رقابت قیمتی و نوسان قیمت رقبا</w:t>
+              <w:t xml:space="preserve">ناپیوستگی عرضه و کسری محصول در بازار</w:t>
             </w:r>
           </w:p>
         </w:tc>
@@ -6439,1536 +7633,6 @@
                 <w:rtl/>
               </w:rPr>
               <w:t xml:space="preserve">☐</w:t>
-            </w:r>
-          </w:p>
-        </w:tc>
-      </w:tr>
-      <w:tr>
-        <w:trPr>
-          <w:cantSplit/>
-        </w:trPr>
-        <w:tc>
-          <w:tcPr>
-            <w:tcW w:w="8788" w:type="dxa"/>
-            <w:gridSpan w:val="7"/>
-            <w:tcBorders>
-              <w:top w:val="single" w:sz="4" w:color="000000" w:space="0"/>
-              <w:left w:val="single" w:sz="4" w:color="000000" w:space="0"/>
-              <w:bottom w:val="single" w:sz="4" w:color="000000" w:space="0"/>
-              <w:right w:val="single" w:sz="4" w:color="000000" w:space="0"/>
-            </w:tcBorders>
-            <w:shd w:val="clear" w:color="auto" w:fill="E7E6E6"/>
-            <w:tcMar>
-              <w:top w:w="45" w:type="dxa"/>
-              <w:left w:w="45" w:type="dxa"/>
-              <w:bottom w:w="45" w:type="dxa"/>
-              <w:right w:w="45" w:type="dxa"/>
-            </w:tcMar>
-            <w:vAlign w:val="center"/>
-          </w:tcPr>
-          <w:p>
-            <w:pPr>
-              <w:bidi/>
-              <w:spacing w:after="0"/>
-              <w:jc w:val="center"/>
-            </w:pPr>
-            <w:r>
-              <w:rPr>
-                <w:sz w:val="20"/>
-                <w:szCs w:val="20"/>
-                <w:rtl/>
-              </w:rPr>
-              <w:t xml:space="preserve">مؤلفه ۷) تغییر ذائقه مصرف‌کننده و محدودیت بازار هدف</w:t>
-            </w:r>
-          </w:p>
-        </w:tc>
-      </w:tr>
-      <w:tr>
-        <w:trPr>
-          <w:cantSplit/>
-        </w:trPr>
-        <w:tc>
-          <w:tcPr>
-            <w:tcW w:w="700" w:type="dxa"/>
-            <w:tcBorders>
-              <w:top w:val="single" w:sz="4" w:color="000000" w:space="0"/>
-              <w:left w:val="single" w:sz="4" w:color="000000" w:space="0"/>
-              <w:bottom w:val="single" w:sz="4" w:color="000000" w:space="0"/>
-              <w:right w:val="single" w:sz="4" w:color="000000" w:space="0"/>
-            </w:tcBorders>
-            <w:tcMar>
-              <w:top w:w="45" w:type="dxa"/>
-              <w:left w:w="45" w:type="dxa"/>
-              <w:bottom w:w="45" w:type="dxa"/>
-              <w:right w:w="45" w:type="dxa"/>
-            </w:tcMar>
-            <w:vAlign w:val="center"/>
-          </w:tcPr>
-          <w:p>
-            <w:pPr>
-              <w:bidi/>
-              <w:spacing w:after="0"/>
-              <w:jc w:val="center"/>
-            </w:pPr>
-            <w:r>
-              <w:rPr>
-                <w:sz w:val="20"/>
-                <w:szCs w:val="20"/>
-                <w:rtl/>
-              </w:rPr>
-              <w:t xml:space="preserve">۲۲</w:t>
-            </w:r>
-          </w:p>
-        </w:tc>
-        <w:tc>
-          <w:tcPr>
-            <w:tcW w:w="5288" w:type="dxa"/>
-            <w:tcBorders>
-              <w:top w:val="single" w:sz="4" w:color="000000" w:space="0"/>
-              <w:left w:val="single" w:sz="4" w:color="000000" w:space="0"/>
-              <w:bottom w:val="single" w:sz="4" w:color="000000" w:space="0"/>
-              <w:right w:val="single" w:sz="4" w:color="000000" w:space="0"/>
-            </w:tcBorders>
-            <w:tcMar>
-              <w:top w:w="45" w:type="dxa"/>
-              <w:left w:w="45" w:type="dxa"/>
-              <w:bottom w:w="45" w:type="dxa"/>
-              <w:right w:w="45" w:type="dxa"/>
-            </w:tcMar>
-            <w:vAlign w:val="center"/>
-          </w:tcPr>
-          <w:p>
-            <w:pPr>
-              <w:bidi/>
-              <w:spacing w:after="0"/>
-            </w:pPr>
-            <w:r>
-              <w:rPr>
-                <w:sz w:val="20"/>
-                <w:szCs w:val="20"/>
-                <w:rtl/>
-              </w:rPr>
-              <w:t xml:space="preserve">تغییر سریع ذائقه و ترجیحات مصرف‌کننده در گذر زمان</w:t>
-            </w:r>
-          </w:p>
-        </w:tc>
-        <w:tc>
-          <w:tcPr>
-            <w:tcW w:w="560" w:type="dxa"/>
-            <w:tcBorders>
-              <w:top w:val="single" w:sz="4" w:color="000000" w:space="0"/>
-              <w:left w:val="single" w:sz="4" w:color="000000" w:space="0"/>
-              <w:bottom w:val="single" w:sz="4" w:color="000000" w:space="0"/>
-              <w:right w:val="single" w:sz="4" w:color="000000" w:space="0"/>
-            </w:tcBorders>
-            <w:tcMar>
-              <w:top w:w="45" w:type="dxa"/>
-              <w:left w:w="45" w:type="dxa"/>
-              <w:bottom w:w="45" w:type="dxa"/>
-              <w:right w:w="45" w:type="dxa"/>
-            </w:tcMar>
-            <w:vAlign w:val="center"/>
-          </w:tcPr>
-          <w:p>
-            <w:pPr>
-              <w:bidi/>
-              <w:spacing w:after="0"/>
-              <w:jc w:val="center"/>
-            </w:pPr>
-            <w:r>
-              <w:rPr>
-                <w:sz w:val="20"/>
-                <w:szCs w:val="20"/>
-                <w:rtl/>
-              </w:rPr>
-              <w:t xml:space="preserve">☐</w:t>
-            </w:r>
-          </w:p>
-        </w:tc>
-        <w:tc>
-          <w:tcPr>
-            <w:tcW w:w="560" w:type="dxa"/>
-            <w:tcBorders>
-              <w:top w:val="single" w:sz="4" w:color="000000" w:space="0"/>
-              <w:left w:val="single" w:sz="4" w:color="000000" w:space="0"/>
-              <w:bottom w:val="single" w:sz="4" w:color="000000" w:space="0"/>
-              <w:right w:val="single" w:sz="4" w:color="000000" w:space="0"/>
-            </w:tcBorders>
-            <w:tcMar>
-              <w:top w:w="45" w:type="dxa"/>
-              <w:left w:w="45" w:type="dxa"/>
-              <w:bottom w:w="45" w:type="dxa"/>
-              <w:right w:w="45" w:type="dxa"/>
-            </w:tcMar>
-            <w:vAlign w:val="center"/>
-          </w:tcPr>
-          <w:p>
-            <w:pPr>
-              <w:bidi/>
-              <w:spacing w:after="0"/>
-              <w:jc w:val="center"/>
-            </w:pPr>
-            <w:r>
-              <w:rPr>
-                <w:sz w:val="20"/>
-                <w:szCs w:val="20"/>
-                <w:rtl/>
-              </w:rPr>
-              <w:t xml:space="preserve">☐</w:t>
-            </w:r>
-          </w:p>
-        </w:tc>
-        <w:tc>
-          <w:tcPr>
-            <w:tcW w:w="560" w:type="dxa"/>
-            <w:tcBorders>
-              <w:top w:val="single" w:sz="4" w:color="000000" w:space="0"/>
-              <w:left w:val="single" w:sz="4" w:color="000000" w:space="0"/>
-              <w:bottom w:val="single" w:sz="4" w:color="000000" w:space="0"/>
-              <w:right w:val="single" w:sz="4" w:color="000000" w:space="0"/>
-            </w:tcBorders>
-            <w:tcMar>
-              <w:top w:w="45" w:type="dxa"/>
-              <w:left w:w="45" w:type="dxa"/>
-              <w:bottom w:w="45" w:type="dxa"/>
-              <w:right w:w="45" w:type="dxa"/>
-            </w:tcMar>
-            <w:vAlign w:val="center"/>
-          </w:tcPr>
-          <w:p>
-            <w:pPr>
-              <w:bidi/>
-              <w:spacing w:after="0"/>
-              <w:jc w:val="center"/>
-            </w:pPr>
-            <w:r>
-              <w:rPr>
-                <w:sz w:val="20"/>
-                <w:szCs w:val="20"/>
-                <w:rtl/>
-              </w:rPr>
-              <w:t xml:space="preserve">☐</w:t>
-            </w:r>
-          </w:p>
-        </w:tc>
-        <w:tc>
-          <w:tcPr>
-            <w:tcW w:w="560" w:type="dxa"/>
-            <w:tcBorders>
-              <w:top w:val="single" w:sz="4" w:color="000000" w:space="0"/>
-              <w:left w:val="single" w:sz="4" w:color="000000" w:space="0"/>
-              <w:bottom w:val="single" w:sz="4" w:color="000000" w:space="0"/>
-              <w:right w:val="single" w:sz="4" w:color="000000" w:space="0"/>
-            </w:tcBorders>
-            <w:tcMar>
-              <w:top w:w="45" w:type="dxa"/>
-              <w:left w:w="45" w:type="dxa"/>
-              <w:bottom w:w="45" w:type="dxa"/>
-              <w:right w:w="45" w:type="dxa"/>
-            </w:tcMar>
-            <w:vAlign w:val="center"/>
-          </w:tcPr>
-          <w:p>
-            <w:pPr>
-              <w:bidi/>
-              <w:spacing w:after="0"/>
-              <w:jc w:val="center"/>
-            </w:pPr>
-            <w:r>
-              <w:rPr>
-                <w:sz w:val="20"/>
-                <w:szCs w:val="20"/>
-                <w:rtl/>
-              </w:rPr>
-              <w:t xml:space="preserve">☐</w:t>
-            </w:r>
-          </w:p>
-        </w:tc>
-        <w:tc>
-          <w:tcPr>
-            <w:tcW w:w="560" w:type="dxa"/>
-            <w:tcBorders>
-              <w:top w:val="single" w:sz="4" w:color="000000" w:space="0"/>
-              <w:left w:val="single" w:sz="4" w:color="000000" w:space="0"/>
-              <w:bottom w:val="single" w:sz="4" w:color="000000" w:space="0"/>
-              <w:right w:val="single" w:sz="4" w:color="000000" w:space="0"/>
-            </w:tcBorders>
-            <w:tcMar>
-              <w:top w:w="45" w:type="dxa"/>
-              <w:left w:w="45" w:type="dxa"/>
-              <w:bottom w:w="45" w:type="dxa"/>
-              <w:right w:w="45" w:type="dxa"/>
-            </w:tcMar>
-            <w:vAlign w:val="center"/>
-          </w:tcPr>
-          <w:p>
-            <w:pPr>
-              <w:bidi/>
-              <w:spacing w:after="0"/>
-              <w:jc w:val="center"/>
-            </w:pPr>
-            <w:r>
-              <w:rPr>
-                <w:sz w:val="20"/>
-                <w:szCs w:val="20"/>
-                <w:rtl/>
-              </w:rPr>
-              <w:t xml:space="preserve">☐</w:t>
-            </w:r>
-          </w:p>
-        </w:tc>
-      </w:tr>
-      <w:tr>
-        <w:trPr>
-          <w:cantSplit/>
-        </w:trPr>
-        <w:tc>
-          <w:tcPr>
-            <w:tcW w:w="700" w:type="dxa"/>
-            <w:tcBorders>
-              <w:top w:val="single" w:sz="4" w:color="000000" w:space="0"/>
-              <w:left w:val="single" w:sz="4" w:color="000000" w:space="0"/>
-              <w:bottom w:val="single" w:sz="4" w:color="000000" w:space="0"/>
-              <w:right w:val="single" w:sz="4" w:color="000000" w:space="0"/>
-            </w:tcBorders>
-            <w:tcMar>
-              <w:top w:w="45" w:type="dxa"/>
-              <w:left w:w="45" w:type="dxa"/>
-              <w:bottom w:w="45" w:type="dxa"/>
-              <w:right w:w="45" w:type="dxa"/>
-            </w:tcMar>
-            <w:vAlign w:val="center"/>
-          </w:tcPr>
-          <w:p>
-            <w:pPr>
-              <w:bidi/>
-              <w:spacing w:after="0"/>
-              <w:jc w:val="center"/>
-            </w:pPr>
-            <w:r>
-              <w:rPr>
-                <w:sz w:val="20"/>
-                <w:szCs w:val="20"/>
-                <w:rtl/>
-              </w:rPr>
-              <w:t xml:space="preserve">۲۳</w:t>
-            </w:r>
-          </w:p>
-        </w:tc>
-        <w:tc>
-          <w:tcPr>
-            <w:tcW w:w="5288" w:type="dxa"/>
-            <w:tcBorders>
-              <w:top w:val="single" w:sz="4" w:color="000000" w:space="0"/>
-              <w:left w:val="single" w:sz="4" w:color="000000" w:space="0"/>
-              <w:bottom w:val="single" w:sz="4" w:color="000000" w:space="0"/>
-              <w:right w:val="single" w:sz="4" w:color="000000" w:space="0"/>
-            </w:tcBorders>
-            <w:tcMar>
-              <w:top w:w="45" w:type="dxa"/>
-              <w:left w:w="45" w:type="dxa"/>
-              <w:bottom w:w="45" w:type="dxa"/>
-              <w:right w:w="45" w:type="dxa"/>
-            </w:tcMar>
-            <w:vAlign w:val="center"/>
-          </w:tcPr>
-          <w:p>
-            <w:pPr>
-              <w:bidi/>
-              <w:spacing w:after="0"/>
-            </w:pPr>
-            <w:r>
-              <w:rPr>
-                <w:sz w:val="20"/>
-                <w:szCs w:val="20"/>
-                <w:rtl/>
-              </w:rPr>
-              <w:t xml:space="preserve">محدود بودن بازار هدف به یک گروه خاص از مشتریان</w:t>
-            </w:r>
-          </w:p>
-        </w:tc>
-        <w:tc>
-          <w:tcPr>
-            <w:tcW w:w="560" w:type="dxa"/>
-            <w:tcBorders>
-              <w:top w:val="single" w:sz="4" w:color="000000" w:space="0"/>
-              <w:left w:val="single" w:sz="4" w:color="000000" w:space="0"/>
-              <w:bottom w:val="single" w:sz="4" w:color="000000" w:space="0"/>
-              <w:right w:val="single" w:sz="4" w:color="000000" w:space="0"/>
-            </w:tcBorders>
-            <w:tcMar>
-              <w:top w:w="45" w:type="dxa"/>
-              <w:left w:w="45" w:type="dxa"/>
-              <w:bottom w:w="45" w:type="dxa"/>
-              <w:right w:w="45" w:type="dxa"/>
-            </w:tcMar>
-            <w:vAlign w:val="center"/>
-          </w:tcPr>
-          <w:p>
-            <w:pPr>
-              <w:bidi/>
-              <w:spacing w:after="0"/>
-              <w:jc w:val="center"/>
-            </w:pPr>
-            <w:r>
-              <w:rPr>
-                <w:sz w:val="20"/>
-                <w:szCs w:val="20"/>
-                <w:rtl/>
-              </w:rPr>
-              <w:t xml:space="preserve">☐</w:t>
-            </w:r>
-          </w:p>
-        </w:tc>
-        <w:tc>
-          <w:tcPr>
-            <w:tcW w:w="560" w:type="dxa"/>
-            <w:tcBorders>
-              <w:top w:val="single" w:sz="4" w:color="000000" w:space="0"/>
-              <w:left w:val="single" w:sz="4" w:color="000000" w:space="0"/>
-              <w:bottom w:val="single" w:sz="4" w:color="000000" w:space="0"/>
-              <w:right w:val="single" w:sz="4" w:color="000000" w:space="0"/>
-            </w:tcBorders>
-            <w:tcMar>
-              <w:top w:w="45" w:type="dxa"/>
-              <w:left w:w="45" w:type="dxa"/>
-              <w:bottom w:w="45" w:type="dxa"/>
-              <w:right w:w="45" w:type="dxa"/>
-            </w:tcMar>
-            <w:vAlign w:val="center"/>
-          </w:tcPr>
-          <w:p>
-            <w:pPr>
-              <w:bidi/>
-              <w:spacing w:after="0"/>
-              <w:jc w:val="center"/>
-            </w:pPr>
-            <w:r>
-              <w:rPr>
-                <w:sz w:val="20"/>
-                <w:szCs w:val="20"/>
-                <w:rtl/>
-              </w:rPr>
-              <w:t xml:space="preserve">☐</w:t>
-            </w:r>
-          </w:p>
-        </w:tc>
-        <w:tc>
-          <w:tcPr>
-            <w:tcW w:w="560" w:type="dxa"/>
-            <w:tcBorders>
-              <w:top w:val="single" w:sz="4" w:color="000000" w:space="0"/>
-              <w:left w:val="single" w:sz="4" w:color="000000" w:space="0"/>
-              <w:bottom w:val="single" w:sz="4" w:color="000000" w:space="0"/>
-              <w:right w:val="single" w:sz="4" w:color="000000" w:space="0"/>
-            </w:tcBorders>
-            <w:tcMar>
-              <w:top w:w="45" w:type="dxa"/>
-              <w:left w:w="45" w:type="dxa"/>
-              <w:bottom w:w="45" w:type="dxa"/>
-              <w:right w:w="45" w:type="dxa"/>
-            </w:tcMar>
-            <w:vAlign w:val="center"/>
-          </w:tcPr>
-          <w:p>
-            <w:pPr>
-              <w:bidi/>
-              <w:spacing w:after="0"/>
-              <w:jc w:val="center"/>
-            </w:pPr>
-            <w:r>
-              <w:rPr>
-                <w:sz w:val="20"/>
-                <w:szCs w:val="20"/>
-                <w:rtl/>
-              </w:rPr>
-              <w:t xml:space="preserve">☐</w:t>
-            </w:r>
-          </w:p>
-        </w:tc>
-        <w:tc>
-          <w:tcPr>
-            <w:tcW w:w="560" w:type="dxa"/>
-            <w:tcBorders>
-              <w:top w:val="single" w:sz="4" w:color="000000" w:space="0"/>
-              <w:left w:val="single" w:sz="4" w:color="000000" w:space="0"/>
-              <w:bottom w:val="single" w:sz="4" w:color="000000" w:space="0"/>
-              <w:right w:val="single" w:sz="4" w:color="000000" w:space="0"/>
-            </w:tcBorders>
-            <w:tcMar>
-              <w:top w:w="45" w:type="dxa"/>
-              <w:left w:w="45" w:type="dxa"/>
-              <w:bottom w:w="45" w:type="dxa"/>
-              <w:right w:w="45" w:type="dxa"/>
-            </w:tcMar>
-            <w:vAlign w:val="center"/>
-          </w:tcPr>
-          <w:p>
-            <w:pPr>
-              <w:bidi/>
-              <w:spacing w:after="0"/>
-              <w:jc w:val="center"/>
-            </w:pPr>
-            <w:r>
-              <w:rPr>
-                <w:sz w:val="20"/>
-                <w:szCs w:val="20"/>
-                <w:rtl/>
-              </w:rPr>
-              <w:t xml:space="preserve">☐</w:t>
-            </w:r>
-          </w:p>
-        </w:tc>
-        <w:tc>
-          <w:tcPr>
-            <w:tcW w:w="560" w:type="dxa"/>
-            <w:tcBorders>
-              <w:top w:val="single" w:sz="4" w:color="000000" w:space="0"/>
-              <w:left w:val="single" w:sz="4" w:color="000000" w:space="0"/>
-              <w:bottom w:val="single" w:sz="4" w:color="000000" w:space="0"/>
-              <w:right w:val="single" w:sz="4" w:color="000000" w:space="0"/>
-            </w:tcBorders>
-            <w:tcMar>
-              <w:top w:w="45" w:type="dxa"/>
-              <w:left w:w="45" w:type="dxa"/>
-              <w:bottom w:w="45" w:type="dxa"/>
-              <w:right w:w="45" w:type="dxa"/>
-            </w:tcMar>
-            <w:vAlign w:val="center"/>
-          </w:tcPr>
-          <w:p>
-            <w:pPr>
-              <w:bidi/>
-              <w:spacing w:after="0"/>
-              <w:jc w:val="center"/>
-            </w:pPr>
-            <w:r>
-              <w:rPr>
-                <w:sz w:val="20"/>
-                <w:szCs w:val="20"/>
-                <w:rtl/>
-              </w:rPr>
-              <w:t xml:space="preserve">☐</w:t>
-            </w:r>
-          </w:p>
-        </w:tc>
-      </w:tr>
-      <w:tr>
-        <w:trPr>
-          <w:cantSplit/>
-        </w:trPr>
-        <w:tc>
-          <w:tcPr>
-            <w:tcW w:w="700" w:type="dxa"/>
-            <w:tcBorders>
-              <w:top w:val="single" w:sz="4" w:color="000000" w:space="0"/>
-              <w:left w:val="single" w:sz="4" w:color="000000" w:space="0"/>
-              <w:bottom w:val="single" w:sz="4" w:color="000000" w:space="0"/>
-              <w:right w:val="single" w:sz="4" w:color="000000" w:space="0"/>
-            </w:tcBorders>
-            <w:tcMar>
-              <w:top w:w="45" w:type="dxa"/>
-              <w:left w:w="45" w:type="dxa"/>
-              <w:bottom w:w="45" w:type="dxa"/>
-              <w:right w:w="45" w:type="dxa"/>
-            </w:tcMar>
-            <w:vAlign w:val="center"/>
-          </w:tcPr>
-          <w:p>
-            <w:pPr>
-              <w:bidi/>
-              <w:spacing w:after="0"/>
-              <w:jc w:val="center"/>
-            </w:pPr>
-            <w:r>
-              <w:rPr>
-                <w:sz w:val="20"/>
-                <w:szCs w:val="20"/>
-                <w:rtl/>
-              </w:rPr>
-              <w:t xml:space="preserve">۲۴</w:t>
-            </w:r>
-          </w:p>
-        </w:tc>
-        <w:tc>
-          <w:tcPr>
-            <w:tcW w:w="5288" w:type="dxa"/>
-            <w:tcBorders>
-              <w:top w:val="single" w:sz="4" w:color="000000" w:space="0"/>
-              <w:left w:val="single" w:sz="4" w:color="000000" w:space="0"/>
-              <w:bottom w:val="single" w:sz="4" w:color="000000" w:space="0"/>
-              <w:right w:val="single" w:sz="4" w:color="000000" w:space="0"/>
-            </w:tcBorders>
-            <w:tcMar>
-              <w:top w:w="45" w:type="dxa"/>
-              <w:left w:w="45" w:type="dxa"/>
-              <w:bottom w:w="45" w:type="dxa"/>
-              <w:right w:w="45" w:type="dxa"/>
-            </w:tcMar>
-            <w:vAlign w:val="center"/>
-          </w:tcPr>
-          <w:p>
-            <w:pPr>
-              <w:bidi/>
-              <w:spacing w:after="0"/>
-            </w:pPr>
-            <w:r>
-              <w:rPr>
-                <w:sz w:val="20"/>
-                <w:szCs w:val="20"/>
-                <w:rtl/>
-              </w:rPr>
-              <w:t xml:space="preserve">افت ناگهانی تقاضا</w:t>
-            </w:r>
-          </w:p>
-        </w:tc>
-        <w:tc>
-          <w:tcPr>
-            <w:tcW w:w="560" w:type="dxa"/>
-            <w:tcBorders>
-              <w:top w:val="single" w:sz="4" w:color="000000" w:space="0"/>
-              <w:left w:val="single" w:sz="4" w:color="000000" w:space="0"/>
-              <w:bottom w:val="single" w:sz="4" w:color="000000" w:space="0"/>
-              <w:right w:val="single" w:sz="4" w:color="000000" w:space="0"/>
-            </w:tcBorders>
-            <w:tcMar>
-              <w:top w:w="45" w:type="dxa"/>
-              <w:left w:w="45" w:type="dxa"/>
-              <w:bottom w:w="45" w:type="dxa"/>
-              <w:right w:w="45" w:type="dxa"/>
-            </w:tcMar>
-            <w:vAlign w:val="center"/>
-          </w:tcPr>
-          <w:p>
-            <w:pPr>
-              <w:bidi/>
-              <w:spacing w:after="0"/>
-              <w:jc w:val="center"/>
-            </w:pPr>
-            <w:r>
-              <w:rPr>
-                <w:sz w:val="20"/>
-                <w:szCs w:val="20"/>
-                <w:rtl/>
-              </w:rPr>
-              <w:t xml:space="preserve">☐</w:t>
-            </w:r>
-          </w:p>
-        </w:tc>
-        <w:tc>
-          <w:tcPr>
-            <w:tcW w:w="560" w:type="dxa"/>
-            <w:tcBorders>
-              <w:top w:val="single" w:sz="4" w:color="000000" w:space="0"/>
-              <w:left w:val="single" w:sz="4" w:color="000000" w:space="0"/>
-              <w:bottom w:val="single" w:sz="4" w:color="000000" w:space="0"/>
-              <w:right w:val="single" w:sz="4" w:color="000000" w:space="0"/>
-            </w:tcBorders>
-            <w:tcMar>
-              <w:top w:w="45" w:type="dxa"/>
-              <w:left w:w="45" w:type="dxa"/>
-              <w:bottom w:w="45" w:type="dxa"/>
-              <w:right w:w="45" w:type="dxa"/>
-            </w:tcMar>
-            <w:vAlign w:val="center"/>
-          </w:tcPr>
-          <w:p>
-            <w:pPr>
-              <w:bidi/>
-              <w:spacing w:after="0"/>
-              <w:jc w:val="center"/>
-            </w:pPr>
-            <w:r>
-              <w:rPr>
-                <w:sz w:val="20"/>
-                <w:szCs w:val="20"/>
-                <w:rtl/>
-              </w:rPr>
-              <w:t xml:space="preserve">☐</w:t>
-            </w:r>
-          </w:p>
-        </w:tc>
-        <w:tc>
-          <w:tcPr>
-            <w:tcW w:w="560" w:type="dxa"/>
-            <w:tcBorders>
-              <w:top w:val="single" w:sz="4" w:color="000000" w:space="0"/>
-              <w:left w:val="single" w:sz="4" w:color="000000" w:space="0"/>
-              <w:bottom w:val="single" w:sz="4" w:color="000000" w:space="0"/>
-              <w:right w:val="single" w:sz="4" w:color="000000" w:space="0"/>
-            </w:tcBorders>
-            <w:tcMar>
-              <w:top w:w="45" w:type="dxa"/>
-              <w:left w:w="45" w:type="dxa"/>
-              <w:bottom w:w="45" w:type="dxa"/>
-              <w:right w:w="45" w:type="dxa"/>
-            </w:tcMar>
-            <w:vAlign w:val="center"/>
-          </w:tcPr>
-          <w:p>
-            <w:pPr>
-              <w:bidi/>
-              <w:spacing w:after="0"/>
-              <w:jc w:val="center"/>
-            </w:pPr>
-            <w:r>
-              <w:rPr>
-                <w:sz w:val="20"/>
-                <w:szCs w:val="20"/>
-                <w:rtl/>
-              </w:rPr>
-              <w:t xml:space="preserve">☐</w:t>
-            </w:r>
-          </w:p>
-        </w:tc>
-        <w:tc>
-          <w:tcPr>
-            <w:tcW w:w="560" w:type="dxa"/>
-            <w:tcBorders>
-              <w:top w:val="single" w:sz="4" w:color="000000" w:space="0"/>
-              <w:left w:val="single" w:sz="4" w:color="000000" w:space="0"/>
-              <w:bottom w:val="single" w:sz="4" w:color="000000" w:space="0"/>
-              <w:right w:val="single" w:sz="4" w:color="000000" w:space="0"/>
-            </w:tcBorders>
-            <w:tcMar>
-              <w:top w:w="45" w:type="dxa"/>
-              <w:left w:w="45" w:type="dxa"/>
-              <w:bottom w:w="45" w:type="dxa"/>
-              <w:right w:w="45" w:type="dxa"/>
-            </w:tcMar>
-            <w:vAlign w:val="center"/>
-          </w:tcPr>
-          <w:p>
-            <w:pPr>
-              <w:bidi/>
-              <w:spacing w:after="0"/>
-              <w:jc w:val="center"/>
-            </w:pPr>
-            <w:r>
-              <w:rPr>
-                <w:sz w:val="20"/>
-                <w:szCs w:val="20"/>
-                <w:rtl/>
-              </w:rPr>
-              <w:t xml:space="preserve">☐</w:t>
-            </w:r>
-          </w:p>
-        </w:tc>
-        <w:tc>
-          <w:tcPr>
-            <w:tcW w:w="560" w:type="dxa"/>
-            <w:tcBorders>
-              <w:top w:val="single" w:sz="4" w:color="000000" w:space="0"/>
-              <w:left w:val="single" w:sz="4" w:color="000000" w:space="0"/>
-              <w:bottom w:val="single" w:sz="4" w:color="000000" w:space="0"/>
-              <w:right w:val="single" w:sz="4" w:color="000000" w:space="0"/>
-            </w:tcBorders>
-            <w:tcMar>
-              <w:top w:w="45" w:type="dxa"/>
-              <w:left w:w="45" w:type="dxa"/>
-              <w:bottom w:w="45" w:type="dxa"/>
-              <w:right w:w="45" w:type="dxa"/>
-            </w:tcMar>
-            <w:vAlign w:val="center"/>
-          </w:tcPr>
-          <w:p>
-            <w:pPr>
-              <w:bidi/>
-              <w:spacing w:after="0"/>
-              <w:jc w:val="center"/>
-            </w:pPr>
-            <w:r>
-              <w:rPr>
-                <w:sz w:val="20"/>
-                <w:szCs w:val="20"/>
-                <w:rtl/>
-              </w:rPr>
-              <w:t xml:space="preserve">☐</w:t>
-            </w:r>
-          </w:p>
-        </w:tc>
-      </w:tr>
-      <w:tr>
-        <w:trPr>
-          <w:cantSplit/>
-        </w:trPr>
-        <w:tc>
-          <w:tcPr>
-            <w:tcW w:w="8788" w:type="dxa"/>
-            <w:gridSpan w:val="7"/>
-            <w:tcBorders>
-              <w:top w:val="single" w:sz="4" w:color="000000" w:space="0"/>
-              <w:left w:val="single" w:sz="4" w:color="000000" w:space="0"/>
-              <w:bottom w:val="single" w:sz="4" w:color="000000" w:space="0"/>
-              <w:right w:val="single" w:sz="4" w:color="000000" w:space="0"/>
-            </w:tcBorders>
-            <w:shd w:val="clear" w:color="auto" w:fill="E7E6E6"/>
-            <w:tcMar>
-              <w:top w:w="45" w:type="dxa"/>
-              <w:left w:w="45" w:type="dxa"/>
-              <w:bottom w:w="45" w:type="dxa"/>
-              <w:right w:w="45" w:type="dxa"/>
-            </w:tcMar>
-            <w:vAlign w:val="center"/>
-          </w:tcPr>
-          <w:p>
-            <w:pPr>
-              <w:bidi/>
-              <w:spacing w:after="0"/>
-              <w:jc w:val="center"/>
-            </w:pPr>
-            <w:r>
-              <w:rPr>
-                <w:sz w:val="20"/>
-                <w:szCs w:val="20"/>
-                <w:rtl/>
-              </w:rPr>
-              <w:t xml:space="preserve">مؤلفه ۸) ناپایداری تأمین و نوسان بهای مواد اولیه</w:t>
-            </w:r>
-          </w:p>
-        </w:tc>
-      </w:tr>
-      <w:tr>
-        <w:trPr>
-          <w:cantSplit/>
-        </w:trPr>
-        <w:tc>
-          <w:tcPr>
-            <w:tcW w:w="700" w:type="dxa"/>
-            <w:tcBorders>
-              <w:top w:val="single" w:sz="4" w:color="000000" w:space="0"/>
-              <w:left w:val="single" w:sz="4" w:color="000000" w:space="0"/>
-              <w:bottom w:val="single" w:sz="4" w:color="000000" w:space="0"/>
-              <w:right w:val="single" w:sz="4" w:color="000000" w:space="0"/>
-            </w:tcBorders>
-            <w:tcMar>
-              <w:top w:w="45" w:type="dxa"/>
-              <w:left w:w="45" w:type="dxa"/>
-              <w:bottom w:w="45" w:type="dxa"/>
-              <w:right w:w="45" w:type="dxa"/>
-            </w:tcMar>
-            <w:vAlign w:val="center"/>
-          </w:tcPr>
-          <w:p>
-            <w:pPr>
-              <w:bidi/>
-              <w:spacing w:after="0"/>
-              <w:jc w:val="center"/>
-            </w:pPr>
-            <w:r>
-              <w:rPr>
-                <w:sz w:val="20"/>
-                <w:szCs w:val="20"/>
-                <w:rtl/>
-              </w:rPr>
-              <w:t xml:space="preserve">۲۵</w:t>
-            </w:r>
-          </w:p>
-        </w:tc>
-        <w:tc>
-          <w:tcPr>
-            <w:tcW w:w="5288" w:type="dxa"/>
-            <w:tcBorders>
-              <w:top w:val="single" w:sz="4" w:color="000000" w:space="0"/>
-              <w:left w:val="single" w:sz="4" w:color="000000" w:space="0"/>
-              <w:bottom w:val="single" w:sz="4" w:color="000000" w:space="0"/>
-              <w:right w:val="single" w:sz="4" w:color="000000" w:space="0"/>
-            </w:tcBorders>
-            <w:tcMar>
-              <w:top w:w="45" w:type="dxa"/>
-              <w:left w:w="45" w:type="dxa"/>
-              <w:bottom w:w="45" w:type="dxa"/>
-              <w:right w:w="45" w:type="dxa"/>
-            </w:tcMar>
-            <w:vAlign w:val="center"/>
-          </w:tcPr>
-          <w:p>
-            <w:pPr>
-              <w:bidi/>
-              <w:spacing w:after="0"/>
-            </w:pPr>
-            <w:r>
-              <w:rPr>
-                <w:sz w:val="20"/>
-                <w:szCs w:val="20"/>
-                <w:rtl/>
-              </w:rPr>
-              <w:t xml:space="preserve">نوسان و کمبود در تأمین مواد اولیه</w:t>
-            </w:r>
-          </w:p>
-        </w:tc>
-        <w:tc>
-          <w:tcPr>
-            <w:tcW w:w="560" w:type="dxa"/>
-            <w:tcBorders>
-              <w:top w:val="single" w:sz="4" w:color="000000" w:space="0"/>
-              <w:left w:val="single" w:sz="4" w:color="000000" w:space="0"/>
-              <w:bottom w:val="single" w:sz="4" w:color="000000" w:space="0"/>
-              <w:right w:val="single" w:sz="4" w:color="000000" w:space="0"/>
-            </w:tcBorders>
-            <w:tcMar>
-              <w:top w:w="45" w:type="dxa"/>
-              <w:left w:w="45" w:type="dxa"/>
-              <w:bottom w:w="45" w:type="dxa"/>
-              <w:right w:w="45" w:type="dxa"/>
-            </w:tcMar>
-            <w:vAlign w:val="center"/>
-          </w:tcPr>
-          <w:p>
-            <w:pPr>
-              <w:bidi/>
-              <w:spacing w:after="0"/>
-              <w:jc w:val="center"/>
-            </w:pPr>
-            <w:r>
-              <w:rPr>
-                <w:sz w:val="20"/>
-                <w:szCs w:val="20"/>
-                <w:rtl/>
-              </w:rPr>
-              <w:t xml:space="preserve">☐</w:t>
-            </w:r>
-          </w:p>
-        </w:tc>
-        <w:tc>
-          <w:tcPr>
-            <w:tcW w:w="560" w:type="dxa"/>
-            <w:tcBorders>
-              <w:top w:val="single" w:sz="4" w:color="000000" w:space="0"/>
-              <w:left w:val="single" w:sz="4" w:color="000000" w:space="0"/>
-              <w:bottom w:val="single" w:sz="4" w:color="000000" w:space="0"/>
-              <w:right w:val="single" w:sz="4" w:color="000000" w:space="0"/>
-            </w:tcBorders>
-            <w:tcMar>
-              <w:top w:w="45" w:type="dxa"/>
-              <w:left w:w="45" w:type="dxa"/>
-              <w:bottom w:w="45" w:type="dxa"/>
-              <w:right w:w="45" w:type="dxa"/>
-            </w:tcMar>
-            <w:vAlign w:val="center"/>
-          </w:tcPr>
-          <w:p>
-            <w:pPr>
-              <w:bidi/>
-              <w:spacing w:after="0"/>
-              <w:jc w:val="center"/>
-            </w:pPr>
-            <w:r>
-              <w:rPr>
-                <w:sz w:val="20"/>
-                <w:szCs w:val="20"/>
-                <w:rtl/>
-              </w:rPr>
-              <w:t xml:space="preserve">☐</w:t>
-            </w:r>
-          </w:p>
-        </w:tc>
-        <w:tc>
-          <w:tcPr>
-            <w:tcW w:w="560" w:type="dxa"/>
-            <w:tcBorders>
-              <w:top w:val="single" w:sz="4" w:color="000000" w:space="0"/>
-              <w:left w:val="single" w:sz="4" w:color="000000" w:space="0"/>
-              <w:bottom w:val="single" w:sz="4" w:color="000000" w:space="0"/>
-              <w:right w:val="single" w:sz="4" w:color="000000" w:space="0"/>
-            </w:tcBorders>
-            <w:tcMar>
-              <w:top w:w="45" w:type="dxa"/>
-              <w:left w:w="45" w:type="dxa"/>
-              <w:bottom w:w="45" w:type="dxa"/>
-              <w:right w:w="45" w:type="dxa"/>
-            </w:tcMar>
-            <w:vAlign w:val="center"/>
-          </w:tcPr>
-          <w:p>
-            <w:pPr>
-              <w:bidi/>
-              <w:spacing w:after="0"/>
-              <w:jc w:val="center"/>
-            </w:pPr>
-            <w:r>
-              <w:rPr>
-                <w:sz w:val="20"/>
-                <w:szCs w:val="20"/>
-                <w:rtl/>
-              </w:rPr>
-              <w:t xml:space="preserve">☐</w:t>
-            </w:r>
-          </w:p>
-        </w:tc>
-        <w:tc>
-          <w:tcPr>
-            <w:tcW w:w="560" w:type="dxa"/>
-            <w:tcBorders>
-              <w:top w:val="single" w:sz="4" w:color="000000" w:space="0"/>
-              <w:left w:val="single" w:sz="4" w:color="000000" w:space="0"/>
-              <w:bottom w:val="single" w:sz="4" w:color="000000" w:space="0"/>
-              <w:right w:val="single" w:sz="4" w:color="000000" w:space="0"/>
-            </w:tcBorders>
-            <w:tcMar>
-              <w:top w:w="45" w:type="dxa"/>
-              <w:left w:w="45" w:type="dxa"/>
-              <w:bottom w:w="45" w:type="dxa"/>
-              <w:right w:w="45" w:type="dxa"/>
-            </w:tcMar>
-            <w:vAlign w:val="center"/>
-          </w:tcPr>
-          <w:p>
-            <w:pPr>
-              <w:bidi/>
-              <w:spacing w:after="0"/>
-              <w:jc w:val="center"/>
-            </w:pPr>
-            <w:r>
-              <w:rPr>
-                <w:sz w:val="20"/>
-                <w:szCs w:val="20"/>
-                <w:rtl/>
-              </w:rPr>
-              <w:t xml:space="preserve">☐</w:t>
-            </w:r>
-          </w:p>
-        </w:tc>
-        <w:tc>
-          <w:tcPr>
-            <w:tcW w:w="560" w:type="dxa"/>
-            <w:tcBorders>
-              <w:top w:val="single" w:sz="4" w:color="000000" w:space="0"/>
-              <w:left w:val="single" w:sz="4" w:color="000000" w:space="0"/>
-              <w:bottom w:val="single" w:sz="4" w:color="000000" w:space="0"/>
-              <w:right w:val="single" w:sz="4" w:color="000000" w:space="0"/>
-            </w:tcBorders>
-            <w:tcMar>
-              <w:top w:w="45" w:type="dxa"/>
-              <w:left w:w="45" w:type="dxa"/>
-              <w:bottom w:w="45" w:type="dxa"/>
-              <w:right w:w="45" w:type="dxa"/>
-            </w:tcMar>
-            <w:vAlign w:val="center"/>
-          </w:tcPr>
-          <w:p>
-            <w:pPr>
-              <w:bidi/>
-              <w:spacing w:after="0"/>
-              <w:jc w:val="center"/>
-            </w:pPr>
-            <w:r>
-              <w:rPr>
-                <w:sz w:val="20"/>
-                <w:szCs w:val="20"/>
-                <w:rtl/>
-              </w:rPr>
-              <w:t xml:space="preserve">☐</w:t>
-            </w:r>
-          </w:p>
-        </w:tc>
-      </w:tr>
-      <w:tr>
-        <w:trPr>
-          <w:cantSplit/>
-        </w:trPr>
-        <w:tc>
-          <w:tcPr>
-            <w:tcW w:w="700" w:type="dxa"/>
-            <w:tcBorders>
-              <w:top w:val="single" w:sz="4" w:color="000000" w:space="0"/>
-              <w:left w:val="single" w:sz="4" w:color="000000" w:space="0"/>
-              <w:bottom w:val="single" w:sz="4" w:color="000000" w:space="0"/>
-              <w:right w:val="single" w:sz="4" w:color="000000" w:space="0"/>
-            </w:tcBorders>
-            <w:tcMar>
-              <w:top w:w="45" w:type="dxa"/>
-              <w:left w:w="45" w:type="dxa"/>
-              <w:bottom w:w="45" w:type="dxa"/>
-              <w:right w:w="45" w:type="dxa"/>
-            </w:tcMar>
-            <w:vAlign w:val="center"/>
-          </w:tcPr>
-          <w:p>
-            <w:pPr>
-              <w:bidi/>
-              <w:spacing w:after="0"/>
-              <w:jc w:val="center"/>
-            </w:pPr>
-            <w:r>
-              <w:rPr>
-                <w:sz w:val="20"/>
-                <w:szCs w:val="20"/>
-                <w:rtl/>
-              </w:rPr>
-              <w:t xml:space="preserve">۲۶</w:t>
-            </w:r>
-          </w:p>
-        </w:tc>
-        <w:tc>
-          <w:tcPr>
-            <w:tcW w:w="5288" w:type="dxa"/>
-            <w:tcBorders>
-              <w:top w:val="single" w:sz="4" w:color="000000" w:space="0"/>
-              <w:left w:val="single" w:sz="4" w:color="000000" w:space="0"/>
-              <w:bottom w:val="single" w:sz="4" w:color="000000" w:space="0"/>
-              <w:right w:val="single" w:sz="4" w:color="000000" w:space="0"/>
-            </w:tcBorders>
-            <w:tcMar>
-              <w:top w:w="45" w:type="dxa"/>
-              <w:left w:w="45" w:type="dxa"/>
-              <w:bottom w:w="45" w:type="dxa"/>
-              <w:right w:w="45" w:type="dxa"/>
-            </w:tcMar>
-            <w:vAlign w:val="center"/>
-          </w:tcPr>
-          <w:p>
-            <w:pPr>
-              <w:bidi/>
-              <w:spacing w:after="0"/>
-            </w:pPr>
-            <w:r>
-              <w:rPr>
-                <w:sz w:val="20"/>
-                <w:szCs w:val="20"/>
-                <w:rtl/>
-              </w:rPr>
-              <w:t xml:space="preserve">وابستگی تأمین به واردات و اثر تحریم و محدودیت‌های اقتصادی</w:t>
-            </w:r>
-          </w:p>
-        </w:tc>
-        <w:tc>
-          <w:tcPr>
-            <w:tcW w:w="560" w:type="dxa"/>
-            <w:tcBorders>
-              <w:top w:val="single" w:sz="4" w:color="000000" w:space="0"/>
-              <w:left w:val="single" w:sz="4" w:color="000000" w:space="0"/>
-              <w:bottom w:val="single" w:sz="4" w:color="000000" w:space="0"/>
-              <w:right w:val="single" w:sz="4" w:color="000000" w:space="0"/>
-            </w:tcBorders>
-            <w:tcMar>
-              <w:top w:w="45" w:type="dxa"/>
-              <w:left w:w="45" w:type="dxa"/>
-              <w:bottom w:w="45" w:type="dxa"/>
-              <w:right w:w="45" w:type="dxa"/>
-            </w:tcMar>
-            <w:vAlign w:val="center"/>
-          </w:tcPr>
-          <w:p>
-            <w:pPr>
-              <w:bidi/>
-              <w:spacing w:after="0"/>
-              <w:jc w:val="center"/>
-            </w:pPr>
-            <w:r>
-              <w:rPr>
-                <w:sz w:val="20"/>
-                <w:szCs w:val="20"/>
-                <w:rtl/>
-              </w:rPr>
-              <w:t xml:space="preserve">☐</w:t>
-            </w:r>
-          </w:p>
-        </w:tc>
-        <w:tc>
-          <w:tcPr>
-            <w:tcW w:w="560" w:type="dxa"/>
-            <w:tcBorders>
-              <w:top w:val="single" w:sz="4" w:color="000000" w:space="0"/>
-              <w:left w:val="single" w:sz="4" w:color="000000" w:space="0"/>
-              <w:bottom w:val="single" w:sz="4" w:color="000000" w:space="0"/>
-              <w:right w:val="single" w:sz="4" w:color="000000" w:space="0"/>
-            </w:tcBorders>
-            <w:tcMar>
-              <w:top w:w="45" w:type="dxa"/>
-              <w:left w:w="45" w:type="dxa"/>
-              <w:bottom w:w="45" w:type="dxa"/>
-              <w:right w:w="45" w:type="dxa"/>
-            </w:tcMar>
-            <w:vAlign w:val="center"/>
-          </w:tcPr>
-          <w:p>
-            <w:pPr>
-              <w:bidi/>
-              <w:spacing w:after="0"/>
-              <w:jc w:val="center"/>
-            </w:pPr>
-            <w:r>
-              <w:rPr>
-                <w:sz w:val="20"/>
-                <w:szCs w:val="20"/>
-                <w:rtl/>
-              </w:rPr>
-              <w:t xml:space="preserve">☐</w:t>
-            </w:r>
-          </w:p>
-        </w:tc>
-        <w:tc>
-          <w:tcPr>
-            <w:tcW w:w="560" w:type="dxa"/>
-            <w:tcBorders>
-              <w:top w:val="single" w:sz="4" w:color="000000" w:space="0"/>
-              <w:left w:val="single" w:sz="4" w:color="000000" w:space="0"/>
-              <w:bottom w:val="single" w:sz="4" w:color="000000" w:space="0"/>
-              <w:right w:val="single" w:sz="4" w:color="000000" w:space="0"/>
-            </w:tcBorders>
-            <w:tcMar>
-              <w:top w:w="45" w:type="dxa"/>
-              <w:left w:w="45" w:type="dxa"/>
-              <w:bottom w:w="45" w:type="dxa"/>
-              <w:right w:w="45" w:type="dxa"/>
-            </w:tcMar>
-            <w:vAlign w:val="center"/>
-          </w:tcPr>
-          <w:p>
-            <w:pPr>
-              <w:bidi/>
-              <w:spacing w:after="0"/>
-              <w:jc w:val="center"/>
-            </w:pPr>
-            <w:r>
-              <w:rPr>
-                <w:sz w:val="20"/>
-                <w:szCs w:val="20"/>
-                <w:rtl/>
-              </w:rPr>
-              <w:t xml:space="preserve">☐</w:t>
-            </w:r>
-          </w:p>
-        </w:tc>
-        <w:tc>
-          <w:tcPr>
-            <w:tcW w:w="560" w:type="dxa"/>
-            <w:tcBorders>
-              <w:top w:val="single" w:sz="4" w:color="000000" w:space="0"/>
-              <w:left w:val="single" w:sz="4" w:color="000000" w:space="0"/>
-              <w:bottom w:val="single" w:sz="4" w:color="000000" w:space="0"/>
-              <w:right w:val="single" w:sz="4" w:color="000000" w:space="0"/>
-            </w:tcBorders>
-            <w:tcMar>
-              <w:top w:w="45" w:type="dxa"/>
-              <w:left w:w="45" w:type="dxa"/>
-              <w:bottom w:w="45" w:type="dxa"/>
-              <w:right w:w="45" w:type="dxa"/>
-            </w:tcMar>
-            <w:vAlign w:val="center"/>
-          </w:tcPr>
-          <w:p>
-            <w:pPr>
-              <w:bidi/>
-              <w:spacing w:after="0"/>
-              <w:jc w:val="center"/>
-            </w:pPr>
-            <w:r>
-              <w:rPr>
-                <w:sz w:val="20"/>
-                <w:szCs w:val="20"/>
-                <w:rtl/>
-              </w:rPr>
-              <w:t xml:space="preserve">☐</w:t>
-            </w:r>
-          </w:p>
-        </w:tc>
-        <w:tc>
-          <w:tcPr>
-            <w:tcW w:w="560" w:type="dxa"/>
-            <w:tcBorders>
-              <w:top w:val="single" w:sz="4" w:color="000000" w:space="0"/>
-              <w:left w:val="single" w:sz="4" w:color="000000" w:space="0"/>
-              <w:bottom w:val="single" w:sz="4" w:color="000000" w:space="0"/>
-              <w:right w:val="single" w:sz="4" w:color="000000" w:space="0"/>
-            </w:tcBorders>
-            <w:tcMar>
-              <w:top w:w="45" w:type="dxa"/>
-              <w:left w:w="45" w:type="dxa"/>
-              <w:bottom w:w="45" w:type="dxa"/>
-              <w:right w:w="45" w:type="dxa"/>
-            </w:tcMar>
-            <w:vAlign w:val="center"/>
-          </w:tcPr>
-          <w:p>
-            <w:pPr>
-              <w:bidi/>
-              <w:spacing w:after="0"/>
-              <w:jc w:val="center"/>
-            </w:pPr>
-            <w:r>
-              <w:rPr>
-                <w:sz w:val="20"/>
-                <w:szCs w:val="20"/>
-                <w:rtl/>
-              </w:rPr>
-              <w:t xml:space="preserve">☐</w:t>
-            </w:r>
-          </w:p>
-        </w:tc>
-      </w:tr>
-      <w:tr>
-        <w:trPr>
-          <w:cantSplit/>
-        </w:trPr>
-        <w:tc>
-          <w:tcPr>
-            <w:tcW w:w="700" w:type="dxa"/>
-            <w:tcBorders>
-              <w:top w:val="single" w:sz="4" w:color="000000" w:space="0"/>
-              <w:left w:val="single" w:sz="4" w:color="000000" w:space="0"/>
-              <w:bottom w:val="single" w:sz="4" w:color="000000" w:space="0"/>
-              <w:right w:val="single" w:sz="4" w:color="000000" w:space="0"/>
-            </w:tcBorders>
-            <w:tcMar>
-              <w:top w:w="45" w:type="dxa"/>
-              <w:left w:w="45" w:type="dxa"/>
-              <w:bottom w:w="45" w:type="dxa"/>
-              <w:right w:w="45" w:type="dxa"/>
-            </w:tcMar>
-            <w:vAlign w:val="center"/>
-          </w:tcPr>
-          <w:p>
-            <w:pPr>
-              <w:bidi/>
-              <w:spacing w:after="0"/>
-              <w:jc w:val="center"/>
-            </w:pPr>
-            <w:r>
-              <w:rPr>
-                <w:sz w:val="20"/>
-                <w:szCs w:val="20"/>
-                <w:rtl/>
-              </w:rPr>
-              <w:t xml:space="preserve">۲۷</w:t>
-            </w:r>
-          </w:p>
-        </w:tc>
-        <w:tc>
-          <w:tcPr>
-            <w:tcW w:w="5288" w:type="dxa"/>
-            <w:tcBorders>
-              <w:top w:val="single" w:sz="4" w:color="000000" w:space="0"/>
-              <w:left w:val="single" w:sz="4" w:color="000000" w:space="0"/>
-              <w:bottom w:val="single" w:sz="4" w:color="000000" w:space="0"/>
-              <w:right w:val="single" w:sz="4" w:color="000000" w:space="0"/>
-            </w:tcBorders>
-            <w:tcMar>
-              <w:top w:w="45" w:type="dxa"/>
-              <w:left w:w="45" w:type="dxa"/>
-              <w:bottom w:w="45" w:type="dxa"/>
-              <w:right w:w="45" w:type="dxa"/>
-            </w:tcMar>
-            <w:vAlign w:val="center"/>
-          </w:tcPr>
-          <w:p>
-            <w:pPr>
-              <w:bidi/>
-              <w:spacing w:after="0"/>
-            </w:pPr>
-            <w:r>
-              <w:rPr>
-                <w:sz w:val="20"/>
-                <w:szCs w:val="20"/>
-                <w:rtl/>
-              </w:rPr>
-              <w:t xml:space="preserve">ناپیوستگی عرضه و کسری محصول در بازار</w:t>
-            </w:r>
-          </w:p>
-        </w:tc>
-        <w:tc>
-          <w:tcPr>
-            <w:tcW w:w="560" w:type="dxa"/>
-            <w:tcBorders>
-              <w:top w:val="single" w:sz="4" w:color="000000" w:space="0"/>
-              <w:left w:val="single" w:sz="4" w:color="000000" w:space="0"/>
-              <w:bottom w:val="single" w:sz="4" w:color="000000" w:space="0"/>
-              <w:right w:val="single" w:sz="4" w:color="000000" w:space="0"/>
-            </w:tcBorders>
-            <w:tcMar>
-              <w:top w:w="45" w:type="dxa"/>
-              <w:left w:w="45" w:type="dxa"/>
-              <w:bottom w:w="45" w:type="dxa"/>
-              <w:right w:w="45" w:type="dxa"/>
-            </w:tcMar>
-            <w:vAlign w:val="center"/>
-          </w:tcPr>
-          <w:p>
-            <w:pPr>
-              <w:bidi/>
-              <w:spacing w:after="0"/>
-              <w:jc w:val="center"/>
-            </w:pPr>
-            <w:r>
-              <w:rPr>
-                <w:sz w:val="20"/>
-                <w:szCs w:val="20"/>
-                <w:rtl/>
-              </w:rPr>
-              <w:t xml:space="preserve">☐</w:t>
-            </w:r>
-          </w:p>
-        </w:tc>
-        <w:tc>
-          <w:tcPr>
-            <w:tcW w:w="560" w:type="dxa"/>
-            <w:tcBorders>
-              <w:top w:val="single" w:sz="4" w:color="000000" w:space="0"/>
-              <w:left w:val="single" w:sz="4" w:color="000000" w:space="0"/>
-              <w:bottom w:val="single" w:sz="4" w:color="000000" w:space="0"/>
-              <w:right w:val="single" w:sz="4" w:color="000000" w:space="0"/>
-            </w:tcBorders>
-            <w:tcMar>
-              <w:top w:w="45" w:type="dxa"/>
-              <w:left w:w="45" w:type="dxa"/>
-              <w:bottom w:w="45" w:type="dxa"/>
-              <w:right w:w="45" w:type="dxa"/>
-            </w:tcMar>
-            <w:vAlign w:val="center"/>
-          </w:tcPr>
-          <w:p>
-            <w:pPr>
-              <w:bidi/>
-              <w:spacing w:after="0"/>
-              <w:jc w:val="center"/>
-            </w:pPr>
-            <w:r>
-              <w:rPr>
-                <w:sz w:val="20"/>
-                <w:szCs w:val="20"/>
-                <w:rtl/>
-              </w:rPr>
-              <w:t xml:space="preserve">☐</w:t>
-            </w:r>
-          </w:p>
-        </w:tc>
-        <w:tc>
-          <w:tcPr>
-            <w:tcW w:w="560" w:type="dxa"/>
-            <w:tcBorders>
-              <w:top w:val="single" w:sz="4" w:color="000000" w:space="0"/>
-              <w:left w:val="single" w:sz="4" w:color="000000" w:space="0"/>
-              <w:bottom w:val="single" w:sz="4" w:color="000000" w:space="0"/>
-              <w:right w:val="single" w:sz="4" w:color="000000" w:space="0"/>
-            </w:tcBorders>
-            <w:tcMar>
-              <w:top w:w="45" w:type="dxa"/>
-              <w:left w:w="45" w:type="dxa"/>
-              <w:bottom w:w="45" w:type="dxa"/>
-              <w:right w:w="45" w:type="dxa"/>
-            </w:tcMar>
-            <w:vAlign w:val="center"/>
-          </w:tcPr>
-          <w:p>
-            <w:pPr>
-              <w:bidi/>
-              <w:spacing w:after="0"/>
-              <w:jc w:val="center"/>
-            </w:pPr>
-            <w:r>
-              <w:rPr>
-                <w:sz w:val="20"/>
-                <w:szCs w:val="20"/>
-                <w:rtl/>
-              </w:rPr>
-              <w:t xml:space="preserve">☐</w:t>
-            </w:r>
-          </w:p>
-        </w:tc>
-        <w:tc>
-          <w:tcPr>
-            <w:tcW w:w="560" w:type="dxa"/>
-            <w:tcBorders>
-              <w:top w:val="single" w:sz="4" w:color="000000" w:space="0"/>
-              <w:left w:val="single" w:sz="4" w:color="000000" w:space="0"/>
-              <w:bottom w:val="single" w:sz="4" w:color="000000" w:space="0"/>
-              <w:right w:val="single" w:sz="4" w:color="000000" w:space="0"/>
-            </w:tcBorders>
-            <w:tcMar>
-              <w:top w:w="45" w:type="dxa"/>
-              <w:left w:w="45" w:type="dxa"/>
-              <w:bottom w:w="45" w:type="dxa"/>
-              <w:right w:w="45" w:type="dxa"/>
-            </w:tcMar>
-            <w:vAlign w:val="center"/>
-          </w:tcPr>
-          <w:p>
-            <w:pPr>
-              <w:bidi/>
-              <w:spacing w:after="0"/>
-              <w:jc w:val="center"/>
-            </w:pPr>
-            <w:r>
-              <w:rPr>
-                <w:sz w:val="20"/>
-                <w:szCs w:val="20"/>
-                <w:rtl/>
-              </w:rPr>
-              <w:t xml:space="preserve">☐</w:t>
-            </w:r>
-          </w:p>
-        </w:tc>
-        <w:tc>
-          <w:tcPr>
-            <w:tcW w:w="560" w:type="dxa"/>
-            <w:tcBorders>
-              <w:top w:val="single" w:sz="4" w:color="000000" w:space="0"/>
-              <w:left w:val="single" w:sz="4" w:color="000000" w:space="0"/>
-              <w:bottom w:val="single" w:sz="4" w:color="000000" w:space="0"/>
-              <w:right w:val="single" w:sz="4" w:color="000000" w:space="0"/>
-            </w:tcBorders>
-            <w:tcMar>
-              <w:top w:w="45" w:type="dxa"/>
-              <w:left w:w="45" w:type="dxa"/>
-              <w:bottom w:w="45" w:type="dxa"/>
-              <w:right w:w="45" w:type="dxa"/>
-            </w:tcMar>
-            <w:vAlign w:val="center"/>
-          </w:tcPr>
-          <w:p>
-            <w:pPr>
-              <w:bidi/>
-              <w:spacing w:after="0"/>
-              <w:jc w:val="center"/>
-            </w:pPr>
-            <w:r>
-              <w:rPr>
-                <w:sz w:val="20"/>
-                <w:szCs w:val="20"/>
-                <w:rtl/>
-              </w:rPr>
-              <w:t xml:space="preserve">☐</w:t>
-            </w:r>
-          </w:p>
-        </w:tc>
-      </w:tr>
-      <w:tr>
-        <w:trPr>
-          <w:cantSplit/>
-        </w:trPr>
-        <w:tc>
-          <w:tcPr>
-            <w:tcW w:w="8788" w:type="dxa"/>
-            <w:gridSpan w:val="7"/>
-            <w:tcBorders>
-              <w:top w:val="single" w:sz="4" w:color="000000" w:space="0"/>
-              <w:left w:val="single" w:sz="4" w:color="000000" w:space="0"/>
-              <w:bottom w:val="single" w:sz="4" w:color="000000" w:space="0"/>
-              <w:right w:val="single" w:sz="4" w:color="000000" w:space="0"/>
-            </w:tcBorders>
-            <w:shd w:val="clear" w:color="auto" w:fill="E7E6E6"/>
-            <w:tcMar>
-              <w:top w:w="45" w:type="dxa"/>
-              <w:left w:w="45" w:type="dxa"/>
-              <w:bottom w:w="45" w:type="dxa"/>
-              <w:right w:w="45" w:type="dxa"/>
-            </w:tcMar>
-            <w:vAlign w:val="center"/>
-          </w:tcPr>
-          <w:p>
-            <w:pPr>
-              <w:bidi/>
-              <w:spacing w:after="0"/>
-              <w:jc w:val="center"/>
-            </w:pPr>
-            <w:r>
-              <w:rPr>
-                <w:sz w:val="20"/>
-                <w:szCs w:val="20"/>
-                <w:rtl/>
-              </w:rPr>
-              <w:t xml:space="preserve">مؤلفه ۹) فشارهای اقتصاد کلان و کاهش قدرت خرید</w:t>
             </w:r>
           </w:p>
         </w:tc>
@@ -8485,7 +8149,7 @@
         <w:jc w:val="lowKashida"/>
       </w:pPr>
       <w:r>
-        <w:t>پیوست پ: فرم خام پرسشنامه دور سوم دلفی (بازنگری رتبه‌بندی با بازخورد گروهی)</w:t>
+        <w:t xml:space="preserve">پیوست پ: فرم خام پرسشنامه دور سوم دلفی (بازنگری امتیازدهی با بازخورد گروهی)</w:t>
       </w:r>
     </w:p>
     <w:p>
@@ -8820,36 +8484,263 @@
         </w:trPr>
         <w:tc>
           <w:tcPr>
-            <w:tcW w:w="8788" w:type="dxa"/>
-            <w:gridSpan w:val="8"/>
-            <w:tcBorders>
-              <w:top w:val="single" w:sz="4" w:color="000000" w:space="0"/>
-              <w:left w:val="single" w:sz="4" w:color="000000" w:space="0"/>
-              <w:bottom w:val="single" w:sz="4" w:color="000000" w:space="0"/>
-              <w:right w:val="single" w:sz="4" w:color="000000" w:space="0"/>
-            </w:tcBorders>
-            <w:shd w:val="clear" w:color="auto" w:fill="E7E6E6"/>
-            <w:tcMar>
-              <w:top w:w="45" w:type="dxa"/>
-              <w:left w:w="45" w:type="dxa"/>
-              <w:bottom w:w="45" w:type="dxa"/>
-              <w:right w:w="45" w:type="dxa"/>
-            </w:tcMar>
-            <w:vAlign w:val="center"/>
-          </w:tcPr>
-          <w:p>
-            <w:pPr>
-              <w:bidi/>
-              <w:spacing w:after="0"/>
-              <w:jc w:val="center"/>
-            </w:pPr>
-            <w:r>
-              <w:rPr>
-                <w:sz w:val="20"/>
-                <w:szCs w:val="20"/>
-                <w:rtl/>
-              </w:rPr>
-              <w:t xml:space="preserve">مؤلفه ۱) آسیب‌پذیری ساختاری ناشی از تمرکز بر محصول واحد</w:t>
+            <w:tcW w:w="700" w:type="dxa"/>
+            <w:tcBorders>
+              <w:top w:val="single" w:sz="4" w:color="000000" w:space="0"/>
+              <w:left w:val="single" w:sz="4" w:color="000000" w:space="0"/>
+              <w:bottom w:val="single" w:sz="4" w:color="000000" w:space="0"/>
+              <w:right w:val="single" w:sz="4" w:color="000000" w:space="0"/>
+            </w:tcBorders>
+            <w:tcMar>
+              <w:top w:w="45" w:type="dxa"/>
+              <w:left w:w="45" w:type="dxa"/>
+              <w:bottom w:w="45" w:type="dxa"/>
+              <w:right w:w="45" w:type="dxa"/>
+            </w:tcMar>
+            <w:vAlign w:val="center"/>
+          </w:tcPr>
+          <w:p>
+            <w:pPr>
+              <w:bidi/>
+              <w:spacing w:after="0"/>
+              <w:jc w:val="center"/>
+            </w:pPr>
+            <w:r>
+              <w:rPr>
+                <w:sz w:val="20"/>
+                <w:szCs w:val="20"/>
+                <w:rtl/>
+              </w:rPr>
+              <w:t xml:space="preserve">۱</w:t>
+            </w:r>
+          </w:p>
+        </w:tc>
+        <w:tc>
+          <w:tcPr>
+            <w:tcW w:w="3028" w:type="dxa"/>
+            <w:tcBorders>
+              <w:top w:val="single" w:sz="4" w:color="000000" w:space="0"/>
+              <w:left w:val="single" w:sz="4" w:color="000000" w:space="0"/>
+              <w:bottom w:val="single" w:sz="4" w:color="000000" w:space="0"/>
+              <w:right w:val="single" w:sz="4" w:color="000000" w:space="0"/>
+            </w:tcBorders>
+            <w:tcMar>
+              <w:top w:w="45" w:type="dxa"/>
+              <w:left w:w="45" w:type="dxa"/>
+              <w:bottom w:w="45" w:type="dxa"/>
+              <w:right w:w="45" w:type="dxa"/>
+            </w:tcMar>
+            <w:vAlign w:val="center"/>
+          </w:tcPr>
+          <w:p>
+            <w:pPr>
+              <w:bidi/>
+              <w:spacing w:after="0"/>
+            </w:pPr>
+            <w:r>
+              <w:rPr>
+                <w:sz w:val="20"/>
+                <w:szCs w:val="20"/>
+                <w:rtl/>
+              </w:rPr>
+              <w:t xml:space="preserve">وابستگی کامل درآمد و سودآوری شرکت به تقاضای یک محصول</w:t>
+            </w:r>
+          </w:p>
+        </w:tc>
+        <w:tc>
+          <w:tcPr>
+            <w:tcW w:w="2360" w:type="dxa"/>
+            <w:tcBorders>
+              <w:top w:val="single" w:sz="4" w:color="000000" w:space="0"/>
+              <w:left w:val="single" w:sz="4" w:color="000000" w:space="0"/>
+              <w:bottom w:val="single" w:sz="4" w:color="000000" w:space="0"/>
+              <w:right w:val="single" w:sz="4" w:color="000000" w:space="0"/>
+            </w:tcBorders>
+            <w:tcMar>
+              <w:top w:w="45" w:type="dxa"/>
+              <w:left w:w="45" w:type="dxa"/>
+              <w:bottom w:w="45" w:type="dxa"/>
+              <w:right w:w="45" w:type="dxa"/>
+            </w:tcMar>
+            <w:vAlign w:val="center"/>
+          </w:tcPr>
+          <w:p>
+            <w:pPr>
+              <w:bidi/>
+              <w:spacing w:after="0"/>
+            </w:pPr>
+            <w:r>
+              <w:rPr>
+                <w:sz w:val="20"/>
+                <w:szCs w:val="20"/>
+                <w:rtl/>
+              </w:rPr>
+              <w:t xml:space="preserve">شما: …   میانگین گروه: …   میانه: …</w:t>
+            </w:r>
+          </w:p>
+        </w:tc>
+        <w:tc>
+          <w:tcPr>
+            <w:tcW w:w="540" w:type="dxa"/>
+            <w:tcBorders>
+              <w:top w:val="single" w:sz="4" w:color="000000" w:space="0"/>
+              <w:left w:val="single" w:sz="4" w:color="000000" w:space="0"/>
+              <w:bottom w:val="single" w:sz="4" w:color="000000" w:space="0"/>
+              <w:right w:val="single" w:sz="4" w:color="000000" w:space="0"/>
+            </w:tcBorders>
+            <w:tcMar>
+              <w:top w:w="45" w:type="dxa"/>
+              <w:left w:w="45" w:type="dxa"/>
+              <w:bottom w:w="45" w:type="dxa"/>
+              <w:right w:w="45" w:type="dxa"/>
+            </w:tcMar>
+            <w:vAlign w:val="center"/>
+          </w:tcPr>
+          <w:p>
+            <w:pPr>
+              <w:bidi/>
+              <w:spacing w:after="0"/>
+              <w:jc w:val="center"/>
+            </w:pPr>
+            <w:r>
+              <w:rPr>
+                <w:sz w:val="20"/>
+                <w:szCs w:val="20"/>
+                <w:rtl/>
+              </w:rPr>
+              <w:t xml:space="preserve">☐</w:t>
+            </w:r>
+          </w:p>
+        </w:tc>
+        <w:tc>
+          <w:tcPr>
+            <w:tcW w:w="540" w:type="dxa"/>
+            <w:tcBorders>
+              <w:top w:val="single" w:sz="4" w:color="000000" w:space="0"/>
+              <w:left w:val="single" w:sz="4" w:color="000000" w:space="0"/>
+              <w:bottom w:val="single" w:sz="4" w:color="000000" w:space="0"/>
+              <w:right w:val="single" w:sz="4" w:color="000000" w:space="0"/>
+            </w:tcBorders>
+            <w:tcMar>
+              <w:top w:w="45" w:type="dxa"/>
+              <w:left w:w="45" w:type="dxa"/>
+              <w:bottom w:w="45" w:type="dxa"/>
+              <w:right w:w="45" w:type="dxa"/>
+            </w:tcMar>
+            <w:vAlign w:val="center"/>
+          </w:tcPr>
+          <w:p>
+            <w:pPr>
+              <w:bidi/>
+              <w:spacing w:after="0"/>
+              <w:jc w:val="center"/>
+            </w:pPr>
+            <w:r>
+              <w:rPr>
+                <w:sz w:val="20"/>
+                <w:szCs w:val="20"/>
+                <w:rtl/>
+              </w:rPr>
+              <w:t xml:space="preserve">☐</w:t>
+            </w:r>
+          </w:p>
+        </w:tc>
+        <w:tc>
+          <w:tcPr>
+            <w:tcW w:w="540" w:type="dxa"/>
+            <w:tcBorders>
+              <w:top w:val="single" w:sz="4" w:color="000000" w:space="0"/>
+              <w:left w:val="single" w:sz="4" w:color="000000" w:space="0"/>
+              <w:bottom w:val="single" w:sz="4" w:color="000000" w:space="0"/>
+              <w:right w:val="single" w:sz="4" w:color="000000" w:space="0"/>
+            </w:tcBorders>
+            <w:tcMar>
+              <w:top w:w="45" w:type="dxa"/>
+              <w:left w:w="45" w:type="dxa"/>
+              <w:bottom w:w="45" w:type="dxa"/>
+              <w:right w:w="45" w:type="dxa"/>
+            </w:tcMar>
+            <w:vAlign w:val="center"/>
+          </w:tcPr>
+          <w:p>
+            <w:pPr>
+              <w:bidi/>
+              <w:spacing w:after="0"/>
+              <w:jc w:val="center"/>
+            </w:pPr>
+            <w:r>
+              <w:rPr>
+                <w:sz w:val="20"/>
+                <w:szCs w:val="20"/>
+                <w:rtl/>
+              </w:rPr>
+              <w:t xml:space="preserve">☐</w:t>
+            </w:r>
+          </w:p>
+        </w:tc>
+        <w:tc>
+          <w:tcPr>
+            <w:tcW w:w="540" w:type="dxa"/>
+            <w:tcBorders>
+              <w:top w:val="single" w:sz="4" w:color="000000" w:space="0"/>
+              <w:left w:val="single" w:sz="4" w:color="000000" w:space="0"/>
+              <w:bottom w:val="single" w:sz="4" w:color="000000" w:space="0"/>
+              <w:right w:val="single" w:sz="4" w:color="000000" w:space="0"/>
+            </w:tcBorders>
+            <w:tcMar>
+              <w:top w:w="45" w:type="dxa"/>
+              <w:left w:w="45" w:type="dxa"/>
+              <w:bottom w:w="45" w:type="dxa"/>
+              <w:right w:w="45" w:type="dxa"/>
+            </w:tcMar>
+            <w:vAlign w:val="center"/>
+          </w:tcPr>
+          <w:p>
+            <w:pPr>
+              <w:bidi/>
+              <w:spacing w:after="0"/>
+              <w:jc w:val="center"/>
+            </w:pPr>
+            <w:r>
+              <w:rPr>
+                <w:sz w:val="20"/>
+                <w:szCs w:val="20"/>
+                <w:rtl/>
+              </w:rPr>
+              <w:t xml:space="preserve">☐</w:t>
+            </w:r>
+          </w:p>
+        </w:tc>
+        <w:tc>
+          <w:tcPr>
+            <w:tcW w:w="540" w:type="dxa"/>
+            <w:tcBorders>
+              <w:top w:val="single" w:sz="4" w:color="000000" w:space="0"/>
+              <w:left w:val="single" w:sz="4" w:color="000000" w:space="0"/>
+              <w:bottom w:val="single" w:sz="4" w:color="000000" w:space="0"/>
+              <w:right w:val="single" w:sz="4" w:color="000000" w:space="0"/>
+            </w:tcBorders>
+            <w:tcMar>
+              <w:top w:w="45" w:type="dxa"/>
+              <w:left w:w="45" w:type="dxa"/>
+              <w:bottom w:w="45" w:type="dxa"/>
+              <w:right w:w="45" w:type="dxa"/>
+            </w:tcMar>
+            <w:vAlign w:val="center"/>
+          </w:tcPr>
+          <w:p>
+            <w:pPr>
+              <w:bidi/>
+              <w:spacing w:after="0"/>
+              <w:jc w:val="center"/>
+            </w:pPr>
+            <w:r>
+              <w:rPr>
+                <w:sz w:val="20"/>
+                <w:szCs w:val="20"/>
+                <w:rtl/>
+              </w:rPr>
+              <w:t xml:space="preserve">☐</w:t>
             </w:r>
           </w:p>
         </w:tc>
@@ -8887,7 +8778,7 @@
                 <w:szCs w:val="20"/>
                 <w:rtl/>
               </w:rPr>
-              <w:t xml:space="preserve">۱</w:t>
+              <w:t xml:space="preserve">۲</w:t>
             </w:r>
           </w:p>
         </w:tc>
@@ -8919,7 +8810,7 @@
                 <w:szCs w:val="20"/>
                 <w:rtl/>
               </w:rPr>
-              <w:t xml:space="preserve">وابستگی کامل درآمد و سودآوری شرکت به تقاضای یک محصول</w:t>
+              <w:t xml:space="preserve">نبود امکان جبران افت فروش از محل سایر اقلام سبد محصول</w:t>
             </w:r>
           </w:p>
         </w:tc>
@@ -9154,7 +9045,7 @@
                 <w:szCs w:val="20"/>
                 <w:rtl/>
               </w:rPr>
-              <w:t xml:space="preserve">۲</w:t>
+              <w:t xml:space="preserve">۳</w:t>
             </w:r>
           </w:p>
         </w:tc>
@@ -9186,7 +9077,7 @@
                 <w:szCs w:val="20"/>
                 <w:rtl/>
               </w:rPr>
-              <w:t xml:space="preserve">نبود امکان جبران افت فروش از محل سایر اقلام سبد محصول</w:t>
+              <w:t xml:space="preserve">کاهش انعطاف‌پذیری و کندی واکنش شرکت به تغییرات بازار</w:t>
             </w:r>
           </w:p>
         </w:tc>
@@ -9421,7 +9312,7 @@
                 <w:szCs w:val="20"/>
                 <w:rtl/>
               </w:rPr>
-              <w:t xml:space="preserve">۳</w:t>
+              <w:t xml:space="preserve">۴</w:t>
             </w:r>
           </w:p>
         </w:tc>
@@ -9453,7 +9344,7 @@
                 <w:szCs w:val="20"/>
                 <w:rtl/>
               </w:rPr>
-              <w:t xml:space="preserve">کاهش انعطاف‌پذیری و کندی واکنش شرکت به تغییرات بازار</w:t>
+              <w:t xml:space="preserve">ضعف در برندسازی و تبلیغات و کمرنگ بودن جایگاه برند در ذهن مشتری</w:t>
             </w:r>
           </w:p>
         </w:tc>
@@ -9661,36 +9552,263 @@
         </w:trPr>
         <w:tc>
           <w:tcPr>
-            <w:tcW w:w="8788" w:type="dxa"/>
-            <w:gridSpan w:val="8"/>
-            <w:tcBorders>
-              <w:top w:val="single" w:sz="4" w:color="000000" w:space="0"/>
-              <w:left w:val="single" w:sz="4" w:color="000000" w:space="0"/>
-              <w:bottom w:val="single" w:sz="4" w:color="000000" w:space="0"/>
-              <w:right w:val="single" w:sz="4" w:color="000000" w:space="0"/>
-            </w:tcBorders>
-            <w:shd w:val="clear" w:color="auto" w:fill="E7E6E6"/>
-            <w:tcMar>
-              <w:top w:w="45" w:type="dxa"/>
-              <w:left w:w="45" w:type="dxa"/>
-              <w:bottom w:w="45" w:type="dxa"/>
-              <w:right w:w="45" w:type="dxa"/>
-            </w:tcMar>
-            <w:vAlign w:val="center"/>
-          </w:tcPr>
-          <w:p>
-            <w:pPr>
-              <w:bidi/>
-              <w:spacing w:after="0"/>
-              <w:jc w:val="center"/>
-            </w:pPr>
-            <w:r>
-              <w:rPr>
-                <w:sz w:val="20"/>
-                <w:szCs w:val="20"/>
-                <w:rtl/>
-              </w:rPr>
-              <w:t xml:space="preserve">مؤلفه ۲) ضعف برندسازی و دشواری تمایز محصول</w:t>
+            <w:tcW w:w="700" w:type="dxa"/>
+            <w:tcBorders>
+              <w:top w:val="single" w:sz="4" w:color="000000" w:space="0"/>
+              <w:left w:val="single" w:sz="4" w:color="000000" w:space="0"/>
+              <w:bottom w:val="single" w:sz="4" w:color="000000" w:space="0"/>
+              <w:right w:val="single" w:sz="4" w:color="000000" w:space="0"/>
+            </w:tcBorders>
+            <w:tcMar>
+              <w:top w:w="45" w:type="dxa"/>
+              <w:left w:w="45" w:type="dxa"/>
+              <w:bottom w:w="45" w:type="dxa"/>
+              <w:right w:w="45" w:type="dxa"/>
+            </w:tcMar>
+            <w:vAlign w:val="center"/>
+          </w:tcPr>
+          <w:p>
+            <w:pPr>
+              <w:bidi/>
+              <w:spacing w:after="0"/>
+              <w:jc w:val="center"/>
+            </w:pPr>
+            <w:r>
+              <w:rPr>
+                <w:sz w:val="20"/>
+                <w:szCs w:val="20"/>
+                <w:rtl/>
+              </w:rPr>
+              <w:t xml:space="preserve">۵</w:t>
+            </w:r>
+          </w:p>
+        </w:tc>
+        <w:tc>
+          <w:tcPr>
+            <w:tcW w:w="3028" w:type="dxa"/>
+            <w:tcBorders>
+              <w:top w:val="single" w:sz="4" w:color="000000" w:space="0"/>
+              <w:left w:val="single" w:sz="4" w:color="000000" w:space="0"/>
+              <w:bottom w:val="single" w:sz="4" w:color="000000" w:space="0"/>
+              <w:right w:val="single" w:sz="4" w:color="000000" w:space="0"/>
+            </w:tcBorders>
+            <w:tcMar>
+              <w:top w:w="45" w:type="dxa"/>
+              <w:left w:w="45" w:type="dxa"/>
+              <w:bottom w:w="45" w:type="dxa"/>
+              <w:right w:w="45" w:type="dxa"/>
+            </w:tcMar>
+            <w:vAlign w:val="center"/>
+          </w:tcPr>
+          <w:p>
+            <w:pPr>
+              <w:bidi/>
+              <w:spacing w:after="0"/>
+            </w:pPr>
+            <w:r>
+              <w:rPr>
+                <w:sz w:val="20"/>
+                <w:szCs w:val="20"/>
+                <w:rtl/>
+              </w:rPr>
+              <w:t xml:space="preserve">دشواری ایجاد تمایز نسبت به محصولات رقیب</w:t>
+            </w:r>
+          </w:p>
+        </w:tc>
+        <w:tc>
+          <w:tcPr>
+            <w:tcW w:w="2360" w:type="dxa"/>
+            <w:tcBorders>
+              <w:top w:val="single" w:sz="4" w:color="000000" w:space="0"/>
+              <w:left w:val="single" w:sz="4" w:color="000000" w:space="0"/>
+              <w:bottom w:val="single" w:sz="4" w:color="000000" w:space="0"/>
+              <w:right w:val="single" w:sz="4" w:color="000000" w:space="0"/>
+            </w:tcBorders>
+            <w:tcMar>
+              <w:top w:w="45" w:type="dxa"/>
+              <w:left w:w="45" w:type="dxa"/>
+              <w:bottom w:w="45" w:type="dxa"/>
+              <w:right w:w="45" w:type="dxa"/>
+            </w:tcMar>
+            <w:vAlign w:val="center"/>
+          </w:tcPr>
+          <w:p>
+            <w:pPr>
+              <w:bidi/>
+              <w:spacing w:after="0"/>
+            </w:pPr>
+            <w:r>
+              <w:rPr>
+                <w:sz w:val="20"/>
+                <w:szCs w:val="20"/>
+                <w:rtl/>
+              </w:rPr>
+              <w:t xml:space="preserve">شما: …   میانگین گروه: …   میانه: …</w:t>
+            </w:r>
+          </w:p>
+        </w:tc>
+        <w:tc>
+          <w:tcPr>
+            <w:tcW w:w="540" w:type="dxa"/>
+            <w:tcBorders>
+              <w:top w:val="single" w:sz="4" w:color="000000" w:space="0"/>
+              <w:left w:val="single" w:sz="4" w:color="000000" w:space="0"/>
+              <w:bottom w:val="single" w:sz="4" w:color="000000" w:space="0"/>
+              <w:right w:val="single" w:sz="4" w:color="000000" w:space="0"/>
+            </w:tcBorders>
+            <w:tcMar>
+              <w:top w:w="45" w:type="dxa"/>
+              <w:left w:w="45" w:type="dxa"/>
+              <w:bottom w:w="45" w:type="dxa"/>
+              <w:right w:w="45" w:type="dxa"/>
+            </w:tcMar>
+            <w:vAlign w:val="center"/>
+          </w:tcPr>
+          <w:p>
+            <w:pPr>
+              <w:bidi/>
+              <w:spacing w:after="0"/>
+              <w:jc w:val="center"/>
+            </w:pPr>
+            <w:r>
+              <w:rPr>
+                <w:sz w:val="20"/>
+                <w:szCs w:val="20"/>
+                <w:rtl/>
+              </w:rPr>
+              <w:t xml:space="preserve">☐</w:t>
+            </w:r>
+          </w:p>
+        </w:tc>
+        <w:tc>
+          <w:tcPr>
+            <w:tcW w:w="540" w:type="dxa"/>
+            <w:tcBorders>
+              <w:top w:val="single" w:sz="4" w:color="000000" w:space="0"/>
+              <w:left w:val="single" w:sz="4" w:color="000000" w:space="0"/>
+              <w:bottom w:val="single" w:sz="4" w:color="000000" w:space="0"/>
+              <w:right w:val="single" w:sz="4" w:color="000000" w:space="0"/>
+            </w:tcBorders>
+            <w:tcMar>
+              <w:top w:w="45" w:type="dxa"/>
+              <w:left w:w="45" w:type="dxa"/>
+              <w:bottom w:w="45" w:type="dxa"/>
+              <w:right w:w="45" w:type="dxa"/>
+            </w:tcMar>
+            <w:vAlign w:val="center"/>
+          </w:tcPr>
+          <w:p>
+            <w:pPr>
+              <w:bidi/>
+              <w:spacing w:after="0"/>
+              <w:jc w:val="center"/>
+            </w:pPr>
+            <w:r>
+              <w:rPr>
+                <w:sz w:val="20"/>
+                <w:szCs w:val="20"/>
+                <w:rtl/>
+              </w:rPr>
+              <w:t xml:space="preserve">☐</w:t>
+            </w:r>
+          </w:p>
+        </w:tc>
+        <w:tc>
+          <w:tcPr>
+            <w:tcW w:w="540" w:type="dxa"/>
+            <w:tcBorders>
+              <w:top w:val="single" w:sz="4" w:color="000000" w:space="0"/>
+              <w:left w:val="single" w:sz="4" w:color="000000" w:space="0"/>
+              <w:bottom w:val="single" w:sz="4" w:color="000000" w:space="0"/>
+              <w:right w:val="single" w:sz="4" w:color="000000" w:space="0"/>
+            </w:tcBorders>
+            <w:tcMar>
+              <w:top w:w="45" w:type="dxa"/>
+              <w:left w:w="45" w:type="dxa"/>
+              <w:bottom w:w="45" w:type="dxa"/>
+              <w:right w:w="45" w:type="dxa"/>
+            </w:tcMar>
+            <w:vAlign w:val="center"/>
+          </w:tcPr>
+          <w:p>
+            <w:pPr>
+              <w:bidi/>
+              <w:spacing w:after="0"/>
+              <w:jc w:val="center"/>
+            </w:pPr>
+            <w:r>
+              <w:rPr>
+                <w:sz w:val="20"/>
+                <w:szCs w:val="20"/>
+                <w:rtl/>
+              </w:rPr>
+              <w:t xml:space="preserve">☐</w:t>
+            </w:r>
+          </w:p>
+        </w:tc>
+        <w:tc>
+          <w:tcPr>
+            <w:tcW w:w="540" w:type="dxa"/>
+            <w:tcBorders>
+              <w:top w:val="single" w:sz="4" w:color="000000" w:space="0"/>
+              <w:left w:val="single" w:sz="4" w:color="000000" w:space="0"/>
+              <w:bottom w:val="single" w:sz="4" w:color="000000" w:space="0"/>
+              <w:right w:val="single" w:sz="4" w:color="000000" w:space="0"/>
+            </w:tcBorders>
+            <w:tcMar>
+              <w:top w:w="45" w:type="dxa"/>
+              <w:left w:w="45" w:type="dxa"/>
+              <w:bottom w:w="45" w:type="dxa"/>
+              <w:right w:w="45" w:type="dxa"/>
+            </w:tcMar>
+            <w:vAlign w:val="center"/>
+          </w:tcPr>
+          <w:p>
+            <w:pPr>
+              <w:bidi/>
+              <w:spacing w:after="0"/>
+              <w:jc w:val="center"/>
+            </w:pPr>
+            <w:r>
+              <w:rPr>
+                <w:sz w:val="20"/>
+                <w:szCs w:val="20"/>
+                <w:rtl/>
+              </w:rPr>
+              <w:t xml:space="preserve">☐</w:t>
+            </w:r>
+          </w:p>
+        </w:tc>
+        <w:tc>
+          <w:tcPr>
+            <w:tcW w:w="540" w:type="dxa"/>
+            <w:tcBorders>
+              <w:top w:val="single" w:sz="4" w:color="000000" w:space="0"/>
+              <w:left w:val="single" w:sz="4" w:color="000000" w:space="0"/>
+              <w:bottom w:val="single" w:sz="4" w:color="000000" w:space="0"/>
+              <w:right w:val="single" w:sz="4" w:color="000000" w:space="0"/>
+            </w:tcBorders>
+            <w:tcMar>
+              <w:top w:w="45" w:type="dxa"/>
+              <w:left w:w="45" w:type="dxa"/>
+              <w:bottom w:w="45" w:type="dxa"/>
+              <w:right w:w="45" w:type="dxa"/>
+            </w:tcMar>
+            <w:vAlign w:val="center"/>
+          </w:tcPr>
+          <w:p>
+            <w:pPr>
+              <w:bidi/>
+              <w:spacing w:after="0"/>
+              <w:jc w:val="center"/>
+            </w:pPr>
+            <w:r>
+              <w:rPr>
+                <w:sz w:val="20"/>
+                <w:szCs w:val="20"/>
+                <w:rtl/>
+              </w:rPr>
+              <w:t xml:space="preserve">☐</w:t>
             </w:r>
           </w:p>
         </w:tc>
@@ -9728,7 +9846,7 @@
                 <w:szCs w:val="20"/>
                 <w:rtl/>
               </w:rPr>
-              <w:t xml:space="preserve">۴</w:t>
+              <w:t xml:space="preserve">۶</w:t>
             </w:r>
           </w:p>
         </w:tc>
@@ -9760,7 +9878,7 @@
                 <w:szCs w:val="20"/>
                 <w:rtl/>
               </w:rPr>
-              <w:t xml:space="preserve">ضعف در برندسازی و تبلیغات و کمرنگ بودن جایگاه برند در ذهن مشتری</w:t>
+              <w:t xml:space="preserve">نبود نوآوری و توسعه محصول</w:t>
             </w:r>
           </w:p>
         </w:tc>
@@ -9995,7 +10113,7 @@
                 <w:szCs w:val="20"/>
                 <w:rtl/>
               </w:rPr>
-              <w:t xml:space="preserve">۵</w:t>
+              <w:t xml:space="preserve">۷</w:t>
             </w:r>
           </w:p>
         </w:tc>
@@ -10027,7 +10145,7 @@
                 <w:szCs w:val="20"/>
                 <w:rtl/>
               </w:rPr>
-              <w:t xml:space="preserve">دشواری ایجاد تمایز نسبت به محصولات رقیب</w:t>
+              <w:t xml:space="preserve">کم‌توجهی به تحقیقات بازار و مطالعه رفتار مصرف‌کننده</w:t>
             </w:r>
           </w:p>
         </w:tc>
@@ -10262,7 +10380,7 @@
                 <w:szCs w:val="20"/>
                 <w:rtl/>
               </w:rPr>
-              <w:t xml:space="preserve">۶</w:t>
+              <w:t xml:space="preserve">۸</w:t>
             </w:r>
           </w:p>
         </w:tc>
@@ -10294,7 +10412,7 @@
                 <w:szCs w:val="20"/>
                 <w:rtl/>
               </w:rPr>
-              <w:t xml:space="preserve">نبود نوآوری و توسعه محصول</w:t>
+              <w:t xml:space="preserve">دشواری جذب مشتری جدید</w:t>
             </w:r>
           </w:p>
         </w:tc>
@@ -10529,7 +10647,7 @@
                 <w:szCs w:val="20"/>
                 <w:rtl/>
               </w:rPr>
-              <w:t xml:space="preserve">۷</w:t>
+              <w:t xml:space="preserve">۹</w:t>
             </w:r>
           </w:p>
         </w:tc>
@@ -10561,7 +10679,7 @@
                 <w:szCs w:val="20"/>
                 <w:rtl/>
               </w:rPr>
-              <w:t xml:space="preserve">کم‌توجهی به تحقیقات بازار و مطالعه رفتار مصرف‌کننده</w:t>
+              <w:t xml:space="preserve">وفاداری پایین مشتری به شرکت تک‌محصولی</w:t>
             </w:r>
           </w:p>
         </w:tc>
@@ -10769,36 +10887,263 @@
         </w:trPr>
         <w:tc>
           <w:tcPr>
-            <w:tcW w:w="8788" w:type="dxa"/>
-            <w:gridSpan w:val="8"/>
-            <w:tcBorders>
-              <w:top w:val="single" w:sz="4" w:color="000000" w:space="0"/>
-              <w:left w:val="single" w:sz="4" w:color="000000" w:space="0"/>
-              <w:bottom w:val="single" w:sz="4" w:color="000000" w:space="0"/>
-              <w:right w:val="single" w:sz="4" w:color="000000" w:space="0"/>
-            </w:tcBorders>
-            <w:shd w:val="clear" w:color="auto" w:fill="E7E6E6"/>
-            <w:tcMar>
-              <w:top w:w="45" w:type="dxa"/>
-              <w:left w:w="45" w:type="dxa"/>
-              <w:bottom w:w="45" w:type="dxa"/>
-              <w:right w:w="45" w:type="dxa"/>
-            </w:tcMar>
-            <w:vAlign w:val="center"/>
-          </w:tcPr>
-          <w:p>
-            <w:pPr>
-              <w:bidi/>
-              <w:spacing w:after="0"/>
-              <w:jc w:val="center"/>
-            </w:pPr>
-            <w:r>
-              <w:rPr>
-                <w:sz w:val="20"/>
-                <w:szCs w:val="20"/>
-                <w:rtl/>
-              </w:rPr>
-              <w:t xml:space="preserve">مؤلفه ۳) دشواری جذب و حفظ مشتری و وفاداری پایین</w:t>
+            <w:tcW w:w="700" w:type="dxa"/>
+            <w:tcBorders>
+              <w:top w:val="single" w:sz="4" w:color="000000" w:space="0"/>
+              <w:left w:val="single" w:sz="4" w:color="000000" w:space="0"/>
+              <w:bottom w:val="single" w:sz="4" w:color="000000" w:space="0"/>
+              <w:right w:val="single" w:sz="4" w:color="000000" w:space="0"/>
+            </w:tcBorders>
+            <w:tcMar>
+              <w:top w:w="45" w:type="dxa"/>
+              <w:left w:w="45" w:type="dxa"/>
+              <w:bottom w:w="45" w:type="dxa"/>
+              <w:right w:w="45" w:type="dxa"/>
+            </w:tcMar>
+            <w:vAlign w:val="center"/>
+          </w:tcPr>
+          <w:p>
+            <w:pPr>
+              <w:bidi/>
+              <w:spacing w:after="0"/>
+              <w:jc w:val="center"/>
+            </w:pPr>
+            <w:r>
+              <w:rPr>
+                <w:sz w:val="20"/>
+                <w:szCs w:val="20"/>
+                <w:rtl/>
+              </w:rPr>
+              <w:t xml:space="preserve">۱۰</w:t>
+            </w:r>
+          </w:p>
+        </w:tc>
+        <w:tc>
+          <w:tcPr>
+            <w:tcW w:w="3028" w:type="dxa"/>
+            <w:tcBorders>
+              <w:top w:val="single" w:sz="4" w:color="000000" w:space="0"/>
+              <w:left w:val="single" w:sz="4" w:color="000000" w:space="0"/>
+              <w:bottom w:val="single" w:sz="4" w:color="000000" w:space="0"/>
+              <w:right w:val="single" w:sz="4" w:color="000000" w:space="0"/>
+            </w:tcBorders>
+            <w:tcMar>
+              <w:top w:w="45" w:type="dxa"/>
+              <w:left w:w="45" w:type="dxa"/>
+              <w:bottom w:w="45" w:type="dxa"/>
+              <w:right w:w="45" w:type="dxa"/>
+            </w:tcMar>
+            <w:vAlign w:val="center"/>
+          </w:tcPr>
+          <w:p>
+            <w:pPr>
+              <w:bidi/>
+              <w:spacing w:after="0"/>
+            </w:pPr>
+            <w:r>
+              <w:rPr>
+                <w:sz w:val="20"/>
+                <w:szCs w:val="20"/>
+                <w:rtl/>
+              </w:rPr>
+              <w:t xml:space="preserve">نبود پیشنهاد تازه برای حفظ و فعال‌سازی مجدد مشتریان فعلی</w:t>
+            </w:r>
+          </w:p>
+        </w:tc>
+        <w:tc>
+          <w:tcPr>
+            <w:tcW w:w="2360" w:type="dxa"/>
+            <w:tcBorders>
+              <w:top w:val="single" w:sz="4" w:color="000000" w:space="0"/>
+              <w:left w:val="single" w:sz="4" w:color="000000" w:space="0"/>
+              <w:bottom w:val="single" w:sz="4" w:color="000000" w:space="0"/>
+              <w:right w:val="single" w:sz="4" w:color="000000" w:space="0"/>
+            </w:tcBorders>
+            <w:tcMar>
+              <w:top w:w="45" w:type="dxa"/>
+              <w:left w:w="45" w:type="dxa"/>
+              <w:bottom w:w="45" w:type="dxa"/>
+              <w:right w:w="45" w:type="dxa"/>
+            </w:tcMar>
+            <w:vAlign w:val="center"/>
+          </w:tcPr>
+          <w:p>
+            <w:pPr>
+              <w:bidi/>
+              <w:spacing w:after="0"/>
+            </w:pPr>
+            <w:r>
+              <w:rPr>
+                <w:sz w:val="20"/>
+                <w:szCs w:val="20"/>
+                <w:rtl/>
+              </w:rPr>
+              <w:t xml:space="preserve">شما: …   میانگین گروه: …   میانه: …</w:t>
+            </w:r>
+          </w:p>
+        </w:tc>
+        <w:tc>
+          <w:tcPr>
+            <w:tcW w:w="540" w:type="dxa"/>
+            <w:tcBorders>
+              <w:top w:val="single" w:sz="4" w:color="000000" w:space="0"/>
+              <w:left w:val="single" w:sz="4" w:color="000000" w:space="0"/>
+              <w:bottom w:val="single" w:sz="4" w:color="000000" w:space="0"/>
+              <w:right w:val="single" w:sz="4" w:color="000000" w:space="0"/>
+            </w:tcBorders>
+            <w:tcMar>
+              <w:top w:w="45" w:type="dxa"/>
+              <w:left w:w="45" w:type="dxa"/>
+              <w:bottom w:w="45" w:type="dxa"/>
+              <w:right w:w="45" w:type="dxa"/>
+            </w:tcMar>
+            <w:vAlign w:val="center"/>
+          </w:tcPr>
+          <w:p>
+            <w:pPr>
+              <w:bidi/>
+              <w:spacing w:after="0"/>
+              <w:jc w:val="center"/>
+            </w:pPr>
+            <w:r>
+              <w:rPr>
+                <w:sz w:val="20"/>
+                <w:szCs w:val="20"/>
+                <w:rtl/>
+              </w:rPr>
+              <w:t xml:space="preserve">☐</w:t>
+            </w:r>
+          </w:p>
+        </w:tc>
+        <w:tc>
+          <w:tcPr>
+            <w:tcW w:w="540" w:type="dxa"/>
+            <w:tcBorders>
+              <w:top w:val="single" w:sz="4" w:color="000000" w:space="0"/>
+              <w:left w:val="single" w:sz="4" w:color="000000" w:space="0"/>
+              <w:bottom w:val="single" w:sz="4" w:color="000000" w:space="0"/>
+              <w:right w:val="single" w:sz="4" w:color="000000" w:space="0"/>
+            </w:tcBorders>
+            <w:tcMar>
+              <w:top w:w="45" w:type="dxa"/>
+              <w:left w:w="45" w:type="dxa"/>
+              <w:bottom w:w="45" w:type="dxa"/>
+              <w:right w:w="45" w:type="dxa"/>
+            </w:tcMar>
+            <w:vAlign w:val="center"/>
+          </w:tcPr>
+          <w:p>
+            <w:pPr>
+              <w:bidi/>
+              <w:spacing w:after="0"/>
+              <w:jc w:val="center"/>
+            </w:pPr>
+            <w:r>
+              <w:rPr>
+                <w:sz w:val="20"/>
+                <w:szCs w:val="20"/>
+                <w:rtl/>
+              </w:rPr>
+              <w:t xml:space="preserve">☐</w:t>
+            </w:r>
+          </w:p>
+        </w:tc>
+        <w:tc>
+          <w:tcPr>
+            <w:tcW w:w="540" w:type="dxa"/>
+            <w:tcBorders>
+              <w:top w:val="single" w:sz="4" w:color="000000" w:space="0"/>
+              <w:left w:val="single" w:sz="4" w:color="000000" w:space="0"/>
+              <w:bottom w:val="single" w:sz="4" w:color="000000" w:space="0"/>
+              <w:right w:val="single" w:sz="4" w:color="000000" w:space="0"/>
+            </w:tcBorders>
+            <w:tcMar>
+              <w:top w:w="45" w:type="dxa"/>
+              <w:left w:w="45" w:type="dxa"/>
+              <w:bottom w:w="45" w:type="dxa"/>
+              <w:right w:w="45" w:type="dxa"/>
+            </w:tcMar>
+            <w:vAlign w:val="center"/>
+          </w:tcPr>
+          <w:p>
+            <w:pPr>
+              <w:bidi/>
+              <w:spacing w:after="0"/>
+              <w:jc w:val="center"/>
+            </w:pPr>
+            <w:r>
+              <w:rPr>
+                <w:sz w:val="20"/>
+                <w:szCs w:val="20"/>
+                <w:rtl/>
+              </w:rPr>
+              <w:t xml:space="preserve">☐</w:t>
+            </w:r>
+          </w:p>
+        </w:tc>
+        <w:tc>
+          <w:tcPr>
+            <w:tcW w:w="540" w:type="dxa"/>
+            <w:tcBorders>
+              <w:top w:val="single" w:sz="4" w:color="000000" w:space="0"/>
+              <w:left w:val="single" w:sz="4" w:color="000000" w:space="0"/>
+              <w:bottom w:val="single" w:sz="4" w:color="000000" w:space="0"/>
+              <w:right w:val="single" w:sz="4" w:color="000000" w:space="0"/>
+            </w:tcBorders>
+            <w:tcMar>
+              <w:top w:w="45" w:type="dxa"/>
+              <w:left w:w="45" w:type="dxa"/>
+              <w:bottom w:w="45" w:type="dxa"/>
+              <w:right w:w="45" w:type="dxa"/>
+            </w:tcMar>
+            <w:vAlign w:val="center"/>
+          </w:tcPr>
+          <w:p>
+            <w:pPr>
+              <w:bidi/>
+              <w:spacing w:after="0"/>
+              <w:jc w:val="center"/>
+            </w:pPr>
+            <w:r>
+              <w:rPr>
+                <w:sz w:val="20"/>
+                <w:szCs w:val="20"/>
+                <w:rtl/>
+              </w:rPr>
+              <w:t xml:space="preserve">☐</w:t>
+            </w:r>
+          </w:p>
+        </w:tc>
+        <w:tc>
+          <w:tcPr>
+            <w:tcW w:w="540" w:type="dxa"/>
+            <w:tcBorders>
+              <w:top w:val="single" w:sz="4" w:color="000000" w:space="0"/>
+              <w:left w:val="single" w:sz="4" w:color="000000" w:space="0"/>
+              <w:bottom w:val="single" w:sz="4" w:color="000000" w:space="0"/>
+              <w:right w:val="single" w:sz="4" w:color="000000" w:space="0"/>
+            </w:tcBorders>
+            <w:tcMar>
+              <w:top w:w="45" w:type="dxa"/>
+              <w:left w:w="45" w:type="dxa"/>
+              <w:bottom w:w="45" w:type="dxa"/>
+              <w:right w:w="45" w:type="dxa"/>
+            </w:tcMar>
+            <w:vAlign w:val="center"/>
+          </w:tcPr>
+          <w:p>
+            <w:pPr>
+              <w:bidi/>
+              <w:spacing w:after="0"/>
+              <w:jc w:val="center"/>
+            </w:pPr>
+            <w:r>
+              <w:rPr>
+                <w:sz w:val="20"/>
+                <w:szCs w:val="20"/>
+                <w:rtl/>
+              </w:rPr>
+              <w:t xml:space="preserve">☐</w:t>
             </w:r>
           </w:p>
         </w:tc>
@@ -10836,7 +11181,7 @@
                 <w:szCs w:val="20"/>
                 <w:rtl/>
               </w:rPr>
-              <w:t xml:space="preserve">۸</w:t>
+              <w:t xml:space="preserve">۱۱</w:t>
             </w:r>
           </w:p>
         </w:tc>
@@ -10868,7 +11213,7 @@
                 <w:szCs w:val="20"/>
                 <w:rtl/>
               </w:rPr>
-              <w:t xml:space="preserve">دشواری جذب مشتری جدید</w:t>
+              <w:t xml:space="preserve">ضعف در پیش‌بینی دقیق تقاضای بازار</w:t>
             </w:r>
           </w:p>
         </w:tc>
@@ -11103,7 +11448,7 @@
                 <w:szCs w:val="20"/>
                 <w:rtl/>
               </w:rPr>
-              <w:t xml:space="preserve">۹</w:t>
+              <w:t xml:space="preserve">۱۲</w:t>
             </w:r>
           </w:p>
         </w:tc>
@@ -11135,7 +11480,7 @@
                 <w:szCs w:val="20"/>
                 <w:rtl/>
               </w:rPr>
-              <w:t xml:space="preserve">وفاداری پایین مشتری به شرکت تک‌محصولی</w:t>
+              <w:t xml:space="preserve">ضعف در برنامه‌ریزی و مدیریت موجودی</w:t>
             </w:r>
           </w:p>
         </w:tc>
@@ -11370,7 +11715,7 @@
                 <w:szCs w:val="20"/>
                 <w:rtl/>
               </w:rPr>
-              <w:t xml:space="preserve">۱۰</w:t>
+              <w:t xml:space="preserve">۱۳</w:t>
             </w:r>
           </w:p>
         </w:tc>
@@ -11402,7 +11747,7 @@
                 <w:szCs w:val="20"/>
                 <w:rtl/>
               </w:rPr>
-              <w:t xml:space="preserve">نبود پیشنهاد تازه برای حفظ و فعال‌سازی مجدد مشتریان فعلی</w:t>
+              <w:t xml:space="preserve">ضعف در نظام برنامه‌ریزی و اطلاعات فروش</w:t>
             </w:r>
           </w:p>
         </w:tc>
@@ -11610,36 +11955,263 @@
         </w:trPr>
         <w:tc>
           <w:tcPr>
-            <w:tcW w:w="8788" w:type="dxa"/>
-            <w:gridSpan w:val="8"/>
-            <w:tcBorders>
-              <w:top w:val="single" w:sz="4" w:color="000000" w:space="0"/>
-              <w:left w:val="single" w:sz="4" w:color="000000" w:space="0"/>
-              <w:bottom w:val="single" w:sz="4" w:color="000000" w:space="0"/>
-              <w:right w:val="single" w:sz="4" w:color="000000" w:space="0"/>
-            </w:tcBorders>
-            <w:shd w:val="clear" w:color="auto" w:fill="E7E6E6"/>
-            <w:tcMar>
-              <w:top w:w="45" w:type="dxa"/>
-              <w:left w:w="45" w:type="dxa"/>
-              <w:bottom w:w="45" w:type="dxa"/>
-              <w:right w:w="45" w:type="dxa"/>
-            </w:tcMar>
-            <w:vAlign w:val="center"/>
-          </w:tcPr>
-          <w:p>
-            <w:pPr>
-              <w:bidi/>
-              <w:spacing w:after="0"/>
-              <w:jc w:val="center"/>
-            </w:pPr>
-            <w:r>
-              <w:rPr>
-                <w:sz w:val="20"/>
-                <w:szCs w:val="20"/>
-                <w:rtl/>
-              </w:rPr>
-              <w:t xml:space="preserve">مؤلفه ۴) ضعف در برنامه‌ریزی، پیش‌بینی و مدیریت فروش</w:t>
+            <w:tcW w:w="700" w:type="dxa"/>
+            <w:tcBorders>
+              <w:top w:val="single" w:sz="4" w:color="000000" w:space="0"/>
+              <w:left w:val="single" w:sz="4" w:color="000000" w:space="0"/>
+              <w:bottom w:val="single" w:sz="4" w:color="000000" w:space="0"/>
+              <w:right w:val="single" w:sz="4" w:color="000000" w:space="0"/>
+            </w:tcBorders>
+            <w:tcMar>
+              <w:top w:w="45" w:type="dxa"/>
+              <w:left w:w="45" w:type="dxa"/>
+              <w:bottom w:w="45" w:type="dxa"/>
+              <w:right w:w="45" w:type="dxa"/>
+            </w:tcMar>
+            <w:vAlign w:val="center"/>
+          </w:tcPr>
+          <w:p>
+            <w:pPr>
+              <w:bidi/>
+              <w:spacing w:after="0"/>
+              <w:jc w:val="center"/>
+            </w:pPr>
+            <w:r>
+              <w:rPr>
+                <w:sz w:val="20"/>
+                <w:szCs w:val="20"/>
+                <w:rtl/>
+              </w:rPr>
+              <w:t xml:space="preserve">۱۴</w:t>
+            </w:r>
+          </w:p>
+        </w:tc>
+        <w:tc>
+          <w:tcPr>
+            <w:tcW w:w="3028" w:type="dxa"/>
+            <w:tcBorders>
+              <w:top w:val="single" w:sz="4" w:color="000000" w:space="0"/>
+              <w:left w:val="single" w:sz="4" w:color="000000" w:space="0"/>
+              <w:bottom w:val="single" w:sz="4" w:color="000000" w:space="0"/>
+              <w:right w:val="single" w:sz="4" w:color="000000" w:space="0"/>
+            </w:tcBorders>
+            <w:tcMar>
+              <w:top w:w="45" w:type="dxa"/>
+              <w:left w:w="45" w:type="dxa"/>
+              <w:bottom w:w="45" w:type="dxa"/>
+              <w:right w:w="45" w:type="dxa"/>
+            </w:tcMar>
+            <w:vAlign w:val="center"/>
+          </w:tcPr>
+          <w:p>
+            <w:pPr>
+              <w:bidi/>
+              <w:spacing w:after="0"/>
+            </w:pPr>
+            <w:r>
+              <w:rPr>
+                <w:sz w:val="20"/>
+                <w:szCs w:val="20"/>
+                <w:rtl/>
+              </w:rPr>
+              <w:t xml:space="preserve">محدودیت منابع مالی برای توزیع و ترویج محصول</w:t>
+            </w:r>
+          </w:p>
+        </w:tc>
+        <w:tc>
+          <w:tcPr>
+            <w:tcW w:w="2360" w:type="dxa"/>
+            <w:tcBorders>
+              <w:top w:val="single" w:sz="4" w:color="000000" w:space="0"/>
+              <w:left w:val="single" w:sz="4" w:color="000000" w:space="0"/>
+              <w:bottom w:val="single" w:sz="4" w:color="000000" w:space="0"/>
+              <w:right w:val="single" w:sz="4" w:color="000000" w:space="0"/>
+            </w:tcBorders>
+            <w:tcMar>
+              <w:top w:w="45" w:type="dxa"/>
+              <w:left w:w="45" w:type="dxa"/>
+              <w:bottom w:w="45" w:type="dxa"/>
+              <w:right w:w="45" w:type="dxa"/>
+            </w:tcMar>
+            <w:vAlign w:val="center"/>
+          </w:tcPr>
+          <w:p>
+            <w:pPr>
+              <w:bidi/>
+              <w:spacing w:after="0"/>
+            </w:pPr>
+            <w:r>
+              <w:rPr>
+                <w:sz w:val="20"/>
+                <w:szCs w:val="20"/>
+                <w:rtl/>
+              </w:rPr>
+              <w:t xml:space="preserve">شما: …   میانگین گروه: …   میانه: …</w:t>
+            </w:r>
+          </w:p>
+        </w:tc>
+        <w:tc>
+          <w:tcPr>
+            <w:tcW w:w="540" w:type="dxa"/>
+            <w:tcBorders>
+              <w:top w:val="single" w:sz="4" w:color="000000" w:space="0"/>
+              <w:left w:val="single" w:sz="4" w:color="000000" w:space="0"/>
+              <w:bottom w:val="single" w:sz="4" w:color="000000" w:space="0"/>
+              <w:right w:val="single" w:sz="4" w:color="000000" w:space="0"/>
+            </w:tcBorders>
+            <w:tcMar>
+              <w:top w:w="45" w:type="dxa"/>
+              <w:left w:w="45" w:type="dxa"/>
+              <w:bottom w:w="45" w:type="dxa"/>
+              <w:right w:w="45" w:type="dxa"/>
+            </w:tcMar>
+            <w:vAlign w:val="center"/>
+          </w:tcPr>
+          <w:p>
+            <w:pPr>
+              <w:bidi/>
+              <w:spacing w:after="0"/>
+              <w:jc w:val="center"/>
+            </w:pPr>
+            <w:r>
+              <w:rPr>
+                <w:sz w:val="20"/>
+                <w:szCs w:val="20"/>
+                <w:rtl/>
+              </w:rPr>
+              <w:t xml:space="preserve">☐</w:t>
+            </w:r>
+          </w:p>
+        </w:tc>
+        <w:tc>
+          <w:tcPr>
+            <w:tcW w:w="540" w:type="dxa"/>
+            <w:tcBorders>
+              <w:top w:val="single" w:sz="4" w:color="000000" w:space="0"/>
+              <w:left w:val="single" w:sz="4" w:color="000000" w:space="0"/>
+              <w:bottom w:val="single" w:sz="4" w:color="000000" w:space="0"/>
+              <w:right w:val="single" w:sz="4" w:color="000000" w:space="0"/>
+            </w:tcBorders>
+            <w:tcMar>
+              <w:top w:w="45" w:type="dxa"/>
+              <w:left w:w="45" w:type="dxa"/>
+              <w:bottom w:w="45" w:type="dxa"/>
+              <w:right w:w="45" w:type="dxa"/>
+            </w:tcMar>
+            <w:vAlign w:val="center"/>
+          </w:tcPr>
+          <w:p>
+            <w:pPr>
+              <w:bidi/>
+              <w:spacing w:after="0"/>
+              <w:jc w:val="center"/>
+            </w:pPr>
+            <w:r>
+              <w:rPr>
+                <w:sz w:val="20"/>
+                <w:szCs w:val="20"/>
+                <w:rtl/>
+              </w:rPr>
+              <w:t xml:space="preserve">☐</w:t>
+            </w:r>
+          </w:p>
+        </w:tc>
+        <w:tc>
+          <w:tcPr>
+            <w:tcW w:w="540" w:type="dxa"/>
+            <w:tcBorders>
+              <w:top w:val="single" w:sz="4" w:color="000000" w:space="0"/>
+              <w:left w:val="single" w:sz="4" w:color="000000" w:space="0"/>
+              <w:bottom w:val="single" w:sz="4" w:color="000000" w:space="0"/>
+              <w:right w:val="single" w:sz="4" w:color="000000" w:space="0"/>
+            </w:tcBorders>
+            <w:tcMar>
+              <w:top w:w="45" w:type="dxa"/>
+              <w:left w:w="45" w:type="dxa"/>
+              <w:bottom w:w="45" w:type="dxa"/>
+              <w:right w:w="45" w:type="dxa"/>
+            </w:tcMar>
+            <w:vAlign w:val="center"/>
+          </w:tcPr>
+          <w:p>
+            <w:pPr>
+              <w:bidi/>
+              <w:spacing w:after="0"/>
+              <w:jc w:val="center"/>
+            </w:pPr>
+            <w:r>
+              <w:rPr>
+                <w:sz w:val="20"/>
+                <w:szCs w:val="20"/>
+                <w:rtl/>
+              </w:rPr>
+              <w:t xml:space="preserve">☐</w:t>
+            </w:r>
+          </w:p>
+        </w:tc>
+        <w:tc>
+          <w:tcPr>
+            <w:tcW w:w="540" w:type="dxa"/>
+            <w:tcBorders>
+              <w:top w:val="single" w:sz="4" w:color="000000" w:space="0"/>
+              <w:left w:val="single" w:sz="4" w:color="000000" w:space="0"/>
+              <w:bottom w:val="single" w:sz="4" w:color="000000" w:space="0"/>
+              <w:right w:val="single" w:sz="4" w:color="000000" w:space="0"/>
+            </w:tcBorders>
+            <w:tcMar>
+              <w:top w:w="45" w:type="dxa"/>
+              <w:left w:w="45" w:type="dxa"/>
+              <w:bottom w:w="45" w:type="dxa"/>
+              <w:right w:w="45" w:type="dxa"/>
+            </w:tcMar>
+            <w:vAlign w:val="center"/>
+          </w:tcPr>
+          <w:p>
+            <w:pPr>
+              <w:bidi/>
+              <w:spacing w:after="0"/>
+              <w:jc w:val="center"/>
+            </w:pPr>
+            <w:r>
+              <w:rPr>
+                <w:sz w:val="20"/>
+                <w:szCs w:val="20"/>
+                <w:rtl/>
+              </w:rPr>
+              <w:t xml:space="preserve">☐</w:t>
+            </w:r>
+          </w:p>
+        </w:tc>
+        <w:tc>
+          <w:tcPr>
+            <w:tcW w:w="540" w:type="dxa"/>
+            <w:tcBorders>
+              <w:top w:val="single" w:sz="4" w:color="000000" w:space="0"/>
+              <w:left w:val="single" w:sz="4" w:color="000000" w:space="0"/>
+              <w:bottom w:val="single" w:sz="4" w:color="000000" w:space="0"/>
+              <w:right w:val="single" w:sz="4" w:color="000000" w:space="0"/>
+            </w:tcBorders>
+            <w:tcMar>
+              <w:top w:w="45" w:type="dxa"/>
+              <w:left w:w="45" w:type="dxa"/>
+              <w:bottom w:w="45" w:type="dxa"/>
+              <w:right w:w="45" w:type="dxa"/>
+            </w:tcMar>
+            <w:vAlign w:val="center"/>
+          </w:tcPr>
+          <w:p>
+            <w:pPr>
+              <w:bidi/>
+              <w:spacing w:after="0"/>
+              <w:jc w:val="center"/>
+            </w:pPr>
+            <w:r>
+              <w:rPr>
+                <w:sz w:val="20"/>
+                <w:szCs w:val="20"/>
+                <w:rtl/>
+              </w:rPr>
+              <w:t xml:space="preserve">☐</w:t>
             </w:r>
           </w:p>
         </w:tc>
@@ -11677,7 +12249,7 @@
                 <w:szCs w:val="20"/>
                 <w:rtl/>
               </w:rPr>
-              <w:t xml:space="preserve">۱۱</w:t>
+              <w:t xml:space="preserve">۱۵</w:t>
             </w:r>
           </w:p>
         </w:tc>
@@ -11709,7 +12281,7 @@
                 <w:szCs w:val="20"/>
                 <w:rtl/>
               </w:rPr>
-              <w:t xml:space="preserve">ضعف در پیش‌بینی دقیق تقاضای بازار</w:t>
+              <w:t xml:space="preserve">هزینه بالای پخش و توزیع به ازای یک قلم کالا</w:t>
             </w:r>
           </w:p>
         </w:tc>
@@ -11944,7 +12516,7 @@
                 <w:szCs w:val="20"/>
                 <w:rtl/>
               </w:rPr>
-              <w:t xml:space="preserve">۱۲</w:t>
+              <w:t xml:space="preserve">۱۶</w:t>
             </w:r>
           </w:p>
         </w:tc>
@@ -11976,7 +12548,7 @@
                 <w:szCs w:val="20"/>
                 <w:rtl/>
               </w:rPr>
-              <w:t xml:space="preserve">ضعف در برنامه‌ریزی و مدیریت موجودی</w:t>
+              <w:t xml:space="preserve">کوچک بودن شبکه فروش و پوشش محدود بازار</w:t>
             </w:r>
           </w:p>
         </w:tc>
@@ -12211,7 +12783,7 @@
                 <w:szCs w:val="20"/>
                 <w:rtl/>
               </w:rPr>
-              <w:t xml:space="preserve">۱۳</w:t>
+              <w:t xml:space="preserve">۱۷</w:t>
             </w:r>
           </w:p>
         </w:tc>
@@ -12243,7 +12815,7 @@
                 <w:szCs w:val="20"/>
                 <w:rtl/>
               </w:rPr>
-              <w:t xml:space="preserve">ضعف در نظام برنامه‌ریزی و اطلاعات فروش</w:t>
+              <w:t xml:space="preserve">کاهش قدرت چانه‌زنی در برابر شبکه توزیع و خرده‌فروشی چندمحصولی</w:t>
             </w:r>
           </w:p>
         </w:tc>
@@ -12478,7 +13050,7 @@
                 <w:szCs w:val="20"/>
                 <w:rtl/>
               </w:rPr>
-              <w:t xml:space="preserve">۱۴</w:t>
+              <w:t xml:space="preserve">۱۸</w:t>
             </w:r>
           </w:p>
         </w:tc>
@@ -12510,7 +13082,7 @@
                 <w:szCs w:val="20"/>
                 <w:rtl/>
               </w:rPr>
-              <w:t xml:space="preserve">محدودیت منابع مالی برای توزیع و ترویج محصول</w:t>
+              <w:t xml:space="preserve">وابستگی به تعداد محدودی مشتری یا کانال فروش</w:t>
             </w:r>
           </w:p>
         </w:tc>
@@ -12718,36 +13290,263 @@
         </w:trPr>
         <w:tc>
           <w:tcPr>
-            <w:tcW w:w="8788" w:type="dxa"/>
-            <w:gridSpan w:val="8"/>
-            <w:tcBorders>
-              <w:top w:val="single" w:sz="4" w:color="000000" w:space="0"/>
-              <w:left w:val="single" w:sz="4" w:color="000000" w:space="0"/>
-              <w:bottom w:val="single" w:sz="4" w:color="000000" w:space="0"/>
-              <w:right w:val="single" w:sz="4" w:color="000000" w:space="0"/>
-            </w:tcBorders>
-            <w:shd w:val="clear" w:color="auto" w:fill="E7E6E6"/>
-            <w:tcMar>
-              <w:top w:w="45" w:type="dxa"/>
-              <w:left w:w="45" w:type="dxa"/>
-              <w:bottom w:w="45" w:type="dxa"/>
-              <w:right w:w="45" w:type="dxa"/>
-            </w:tcMar>
-            <w:vAlign w:val="center"/>
-          </w:tcPr>
-          <w:p>
-            <w:pPr>
-              <w:bidi/>
-              <w:spacing w:after="0"/>
-              <w:jc w:val="center"/>
-            </w:pPr>
-            <w:r>
-              <w:rPr>
-                <w:sz w:val="20"/>
-                <w:szCs w:val="20"/>
-                <w:rtl/>
-              </w:rPr>
-              <w:t xml:space="preserve">مؤلفه ۵) ناکارآمدی و هزینه‌بری شبکه توزیع و فروش</w:t>
+            <w:tcW w:w="700" w:type="dxa"/>
+            <w:tcBorders>
+              <w:top w:val="single" w:sz="4" w:color="000000" w:space="0"/>
+              <w:left w:val="single" w:sz="4" w:color="000000" w:space="0"/>
+              <w:bottom w:val="single" w:sz="4" w:color="000000" w:space="0"/>
+              <w:right w:val="single" w:sz="4" w:color="000000" w:space="0"/>
+            </w:tcBorders>
+            <w:tcMar>
+              <w:top w:w="45" w:type="dxa"/>
+              <w:left w:w="45" w:type="dxa"/>
+              <w:bottom w:w="45" w:type="dxa"/>
+              <w:right w:w="45" w:type="dxa"/>
+            </w:tcMar>
+            <w:vAlign w:val="center"/>
+          </w:tcPr>
+          <w:p>
+            <w:pPr>
+              <w:bidi/>
+              <w:spacing w:after="0"/>
+              <w:jc w:val="center"/>
+            </w:pPr>
+            <w:r>
+              <w:rPr>
+                <w:sz w:val="20"/>
+                <w:szCs w:val="20"/>
+                <w:rtl/>
+              </w:rPr>
+              <w:t xml:space="preserve">۱۹</w:t>
+            </w:r>
+          </w:p>
+        </w:tc>
+        <w:tc>
+          <w:tcPr>
+            <w:tcW w:w="3028" w:type="dxa"/>
+            <w:tcBorders>
+              <w:top w:val="single" w:sz="4" w:color="000000" w:space="0"/>
+              <w:left w:val="single" w:sz="4" w:color="000000" w:space="0"/>
+              <w:bottom w:val="single" w:sz="4" w:color="000000" w:space="0"/>
+              <w:right w:val="single" w:sz="4" w:color="000000" w:space="0"/>
+            </w:tcBorders>
+            <w:tcMar>
+              <w:top w:w="45" w:type="dxa"/>
+              <w:left w:w="45" w:type="dxa"/>
+              <w:bottom w:w="45" w:type="dxa"/>
+              <w:right w:w="45" w:type="dxa"/>
+            </w:tcMar>
+            <w:vAlign w:val="center"/>
+          </w:tcPr>
+          <w:p>
+            <w:pPr>
+              <w:bidi/>
+              <w:spacing w:after="0"/>
+            </w:pPr>
+            <w:r>
+              <w:rPr>
+                <w:sz w:val="20"/>
+                <w:szCs w:val="20"/>
+                <w:rtl/>
+              </w:rPr>
+              <w:t xml:space="preserve">ورود رقبای جدید و افزایش شدت رقابت</w:t>
+            </w:r>
+          </w:p>
+        </w:tc>
+        <w:tc>
+          <w:tcPr>
+            <w:tcW w:w="2360" w:type="dxa"/>
+            <w:tcBorders>
+              <w:top w:val="single" w:sz="4" w:color="000000" w:space="0"/>
+              <w:left w:val="single" w:sz="4" w:color="000000" w:space="0"/>
+              <w:bottom w:val="single" w:sz="4" w:color="000000" w:space="0"/>
+              <w:right w:val="single" w:sz="4" w:color="000000" w:space="0"/>
+            </w:tcBorders>
+            <w:tcMar>
+              <w:top w:w="45" w:type="dxa"/>
+              <w:left w:w="45" w:type="dxa"/>
+              <w:bottom w:w="45" w:type="dxa"/>
+              <w:right w:w="45" w:type="dxa"/>
+            </w:tcMar>
+            <w:vAlign w:val="center"/>
+          </w:tcPr>
+          <w:p>
+            <w:pPr>
+              <w:bidi/>
+              <w:spacing w:after="0"/>
+            </w:pPr>
+            <w:r>
+              <w:rPr>
+                <w:sz w:val="20"/>
+                <w:szCs w:val="20"/>
+                <w:rtl/>
+              </w:rPr>
+              <w:t xml:space="preserve">شما: …   میانگین گروه: …   میانه: …</w:t>
+            </w:r>
+          </w:p>
+        </w:tc>
+        <w:tc>
+          <w:tcPr>
+            <w:tcW w:w="540" w:type="dxa"/>
+            <w:tcBorders>
+              <w:top w:val="single" w:sz="4" w:color="000000" w:space="0"/>
+              <w:left w:val="single" w:sz="4" w:color="000000" w:space="0"/>
+              <w:bottom w:val="single" w:sz="4" w:color="000000" w:space="0"/>
+              <w:right w:val="single" w:sz="4" w:color="000000" w:space="0"/>
+            </w:tcBorders>
+            <w:tcMar>
+              <w:top w:w="45" w:type="dxa"/>
+              <w:left w:w="45" w:type="dxa"/>
+              <w:bottom w:w="45" w:type="dxa"/>
+              <w:right w:w="45" w:type="dxa"/>
+            </w:tcMar>
+            <w:vAlign w:val="center"/>
+          </w:tcPr>
+          <w:p>
+            <w:pPr>
+              <w:bidi/>
+              <w:spacing w:after="0"/>
+              <w:jc w:val="center"/>
+            </w:pPr>
+            <w:r>
+              <w:rPr>
+                <w:sz w:val="20"/>
+                <w:szCs w:val="20"/>
+                <w:rtl/>
+              </w:rPr>
+              <w:t xml:space="preserve">☐</w:t>
+            </w:r>
+          </w:p>
+        </w:tc>
+        <w:tc>
+          <w:tcPr>
+            <w:tcW w:w="540" w:type="dxa"/>
+            <w:tcBorders>
+              <w:top w:val="single" w:sz="4" w:color="000000" w:space="0"/>
+              <w:left w:val="single" w:sz="4" w:color="000000" w:space="0"/>
+              <w:bottom w:val="single" w:sz="4" w:color="000000" w:space="0"/>
+              <w:right w:val="single" w:sz="4" w:color="000000" w:space="0"/>
+            </w:tcBorders>
+            <w:tcMar>
+              <w:top w:w="45" w:type="dxa"/>
+              <w:left w:w="45" w:type="dxa"/>
+              <w:bottom w:w="45" w:type="dxa"/>
+              <w:right w:w="45" w:type="dxa"/>
+            </w:tcMar>
+            <w:vAlign w:val="center"/>
+          </w:tcPr>
+          <w:p>
+            <w:pPr>
+              <w:bidi/>
+              <w:spacing w:after="0"/>
+              <w:jc w:val="center"/>
+            </w:pPr>
+            <w:r>
+              <w:rPr>
+                <w:sz w:val="20"/>
+                <w:szCs w:val="20"/>
+                <w:rtl/>
+              </w:rPr>
+              <w:t xml:space="preserve">☐</w:t>
+            </w:r>
+          </w:p>
+        </w:tc>
+        <w:tc>
+          <w:tcPr>
+            <w:tcW w:w="540" w:type="dxa"/>
+            <w:tcBorders>
+              <w:top w:val="single" w:sz="4" w:color="000000" w:space="0"/>
+              <w:left w:val="single" w:sz="4" w:color="000000" w:space="0"/>
+              <w:bottom w:val="single" w:sz="4" w:color="000000" w:space="0"/>
+              <w:right w:val="single" w:sz="4" w:color="000000" w:space="0"/>
+            </w:tcBorders>
+            <w:tcMar>
+              <w:top w:w="45" w:type="dxa"/>
+              <w:left w:w="45" w:type="dxa"/>
+              <w:bottom w:w="45" w:type="dxa"/>
+              <w:right w:w="45" w:type="dxa"/>
+            </w:tcMar>
+            <w:vAlign w:val="center"/>
+          </w:tcPr>
+          <w:p>
+            <w:pPr>
+              <w:bidi/>
+              <w:spacing w:after="0"/>
+              <w:jc w:val="center"/>
+            </w:pPr>
+            <w:r>
+              <w:rPr>
+                <w:sz w:val="20"/>
+                <w:szCs w:val="20"/>
+                <w:rtl/>
+              </w:rPr>
+              <w:t xml:space="preserve">☐</w:t>
+            </w:r>
+          </w:p>
+        </w:tc>
+        <w:tc>
+          <w:tcPr>
+            <w:tcW w:w="540" w:type="dxa"/>
+            <w:tcBorders>
+              <w:top w:val="single" w:sz="4" w:color="000000" w:space="0"/>
+              <w:left w:val="single" w:sz="4" w:color="000000" w:space="0"/>
+              <w:bottom w:val="single" w:sz="4" w:color="000000" w:space="0"/>
+              <w:right w:val="single" w:sz="4" w:color="000000" w:space="0"/>
+            </w:tcBorders>
+            <w:tcMar>
+              <w:top w:w="45" w:type="dxa"/>
+              <w:left w:w="45" w:type="dxa"/>
+              <w:bottom w:w="45" w:type="dxa"/>
+              <w:right w:w="45" w:type="dxa"/>
+            </w:tcMar>
+            <w:vAlign w:val="center"/>
+          </w:tcPr>
+          <w:p>
+            <w:pPr>
+              <w:bidi/>
+              <w:spacing w:after="0"/>
+              <w:jc w:val="center"/>
+            </w:pPr>
+            <w:r>
+              <w:rPr>
+                <w:sz w:val="20"/>
+                <w:szCs w:val="20"/>
+                <w:rtl/>
+              </w:rPr>
+              <w:t xml:space="preserve">☐</w:t>
+            </w:r>
+          </w:p>
+        </w:tc>
+        <w:tc>
+          <w:tcPr>
+            <w:tcW w:w="540" w:type="dxa"/>
+            <w:tcBorders>
+              <w:top w:val="single" w:sz="4" w:color="000000" w:space="0"/>
+              <w:left w:val="single" w:sz="4" w:color="000000" w:space="0"/>
+              <w:bottom w:val="single" w:sz="4" w:color="000000" w:space="0"/>
+              <w:right w:val="single" w:sz="4" w:color="000000" w:space="0"/>
+            </w:tcBorders>
+            <w:tcMar>
+              <w:top w:w="45" w:type="dxa"/>
+              <w:left w:w="45" w:type="dxa"/>
+              <w:bottom w:w="45" w:type="dxa"/>
+              <w:right w:w="45" w:type="dxa"/>
+            </w:tcMar>
+            <w:vAlign w:val="center"/>
+          </w:tcPr>
+          <w:p>
+            <w:pPr>
+              <w:bidi/>
+              <w:spacing w:after="0"/>
+              <w:jc w:val="center"/>
+            </w:pPr>
+            <w:r>
+              <w:rPr>
+                <w:sz w:val="20"/>
+                <w:szCs w:val="20"/>
+                <w:rtl/>
+              </w:rPr>
+              <w:t xml:space="preserve">☐</w:t>
             </w:r>
           </w:p>
         </w:tc>
@@ -12785,7 +13584,7 @@
                 <w:szCs w:val="20"/>
                 <w:rtl/>
               </w:rPr>
-              <w:t xml:space="preserve">۱۵</w:t>
+              <w:t xml:space="preserve">۲۰</w:t>
             </w:r>
           </w:p>
         </w:tc>
@@ -12817,7 +13616,7 @@
                 <w:szCs w:val="20"/>
                 <w:rtl/>
               </w:rPr>
-              <w:t xml:space="preserve">هزینه بالای پخش و توزیع به ازای یک قلم کالا</w:t>
+              <w:t xml:space="preserve">حضور محصولات جایگزین و برندهای رقیب دارای سبد متنوع</w:t>
             </w:r>
           </w:p>
         </w:tc>
@@ -13052,7 +13851,7 @@
                 <w:szCs w:val="20"/>
                 <w:rtl/>
               </w:rPr>
-              <w:t xml:space="preserve">۱۶</w:t>
+              <w:t xml:space="preserve">۲۱</w:t>
             </w:r>
           </w:p>
         </w:tc>
@@ -13084,7 +13883,7 @@
                 <w:szCs w:val="20"/>
                 <w:rtl/>
               </w:rPr>
-              <w:t xml:space="preserve">کوچک بودن شبکه فروش و پوشش محدود بازار</w:t>
+              <w:t xml:space="preserve">رقابت قیمتی و نوسان قیمت رقبا</w:t>
             </w:r>
           </w:p>
         </w:tc>
@@ -13319,7 +14118,7 @@
                 <w:szCs w:val="20"/>
                 <w:rtl/>
               </w:rPr>
-              <w:t xml:space="preserve">۱۷</w:t>
+              <w:t xml:space="preserve">۲۲</w:t>
             </w:r>
           </w:p>
         </w:tc>
@@ -13351,7 +14150,7 @@
                 <w:szCs w:val="20"/>
                 <w:rtl/>
               </w:rPr>
-              <w:t xml:space="preserve">کاهش قدرت چانه‌زنی در برابر شبکه توزیع و خرده‌فروشی چندمحصولی</w:t>
+              <w:t xml:space="preserve">تغییر سریع ذائقه و ترجیحات مصرف‌کننده در گذر زمان</w:t>
             </w:r>
           </w:p>
         </w:tc>
@@ -13586,7 +14385,7 @@
                 <w:szCs w:val="20"/>
                 <w:rtl/>
               </w:rPr>
-              <w:t xml:space="preserve">۱۸</w:t>
+              <w:t xml:space="preserve">۲۳</w:t>
             </w:r>
           </w:p>
         </w:tc>
@@ -13618,7 +14417,7 @@
                 <w:szCs w:val="20"/>
                 <w:rtl/>
               </w:rPr>
-              <w:t xml:space="preserve">وابستگی به تعداد محدودی مشتری یا کانال فروش</w:t>
+              <w:t xml:space="preserve">محدود بودن بازار هدف به یک گروه خاص از مشتریان</w:t>
             </w:r>
           </w:p>
         </w:tc>
@@ -13826,36 +14625,263 @@
         </w:trPr>
         <w:tc>
           <w:tcPr>
-            <w:tcW w:w="8788" w:type="dxa"/>
-            <w:gridSpan w:val="8"/>
-            <w:tcBorders>
-              <w:top w:val="single" w:sz="4" w:color="000000" w:space="0"/>
-              <w:left w:val="single" w:sz="4" w:color="000000" w:space="0"/>
-              <w:bottom w:val="single" w:sz="4" w:color="000000" w:space="0"/>
-              <w:right w:val="single" w:sz="4" w:color="000000" w:space="0"/>
-            </w:tcBorders>
-            <w:shd w:val="clear" w:color="auto" w:fill="E7E6E6"/>
-            <w:tcMar>
-              <w:top w:w="45" w:type="dxa"/>
-              <w:left w:w="45" w:type="dxa"/>
-              <w:bottom w:w="45" w:type="dxa"/>
-              <w:right w:w="45" w:type="dxa"/>
-            </w:tcMar>
-            <w:vAlign w:val="center"/>
-          </w:tcPr>
-          <w:p>
-            <w:pPr>
-              <w:bidi/>
-              <w:spacing w:after="0"/>
-              <w:jc w:val="center"/>
-            </w:pPr>
-            <w:r>
-              <w:rPr>
-                <w:sz w:val="20"/>
-                <w:szCs w:val="20"/>
-                <w:rtl/>
-              </w:rPr>
-              <w:t xml:space="preserve">مؤلفه ۶) شدت رقابت و فشار قیمتی بازار</w:t>
+            <w:tcW w:w="700" w:type="dxa"/>
+            <w:tcBorders>
+              <w:top w:val="single" w:sz="4" w:color="000000" w:space="0"/>
+              <w:left w:val="single" w:sz="4" w:color="000000" w:space="0"/>
+              <w:bottom w:val="single" w:sz="4" w:color="000000" w:space="0"/>
+              <w:right w:val="single" w:sz="4" w:color="000000" w:space="0"/>
+            </w:tcBorders>
+            <w:tcMar>
+              <w:top w:w="45" w:type="dxa"/>
+              <w:left w:w="45" w:type="dxa"/>
+              <w:bottom w:w="45" w:type="dxa"/>
+              <w:right w:w="45" w:type="dxa"/>
+            </w:tcMar>
+            <w:vAlign w:val="center"/>
+          </w:tcPr>
+          <w:p>
+            <w:pPr>
+              <w:bidi/>
+              <w:spacing w:after="0"/>
+              <w:jc w:val="center"/>
+            </w:pPr>
+            <w:r>
+              <w:rPr>
+                <w:sz w:val="20"/>
+                <w:szCs w:val="20"/>
+                <w:rtl/>
+              </w:rPr>
+              <w:t xml:space="preserve">۲۴</w:t>
+            </w:r>
+          </w:p>
+        </w:tc>
+        <w:tc>
+          <w:tcPr>
+            <w:tcW w:w="3028" w:type="dxa"/>
+            <w:tcBorders>
+              <w:top w:val="single" w:sz="4" w:color="000000" w:space="0"/>
+              <w:left w:val="single" w:sz="4" w:color="000000" w:space="0"/>
+              <w:bottom w:val="single" w:sz="4" w:color="000000" w:space="0"/>
+              <w:right w:val="single" w:sz="4" w:color="000000" w:space="0"/>
+            </w:tcBorders>
+            <w:tcMar>
+              <w:top w:w="45" w:type="dxa"/>
+              <w:left w:w="45" w:type="dxa"/>
+              <w:bottom w:w="45" w:type="dxa"/>
+              <w:right w:w="45" w:type="dxa"/>
+            </w:tcMar>
+            <w:vAlign w:val="center"/>
+          </w:tcPr>
+          <w:p>
+            <w:pPr>
+              <w:bidi/>
+              <w:spacing w:after="0"/>
+            </w:pPr>
+            <w:r>
+              <w:rPr>
+                <w:sz w:val="20"/>
+                <w:szCs w:val="20"/>
+                <w:rtl/>
+              </w:rPr>
+              <w:t xml:space="preserve">افت ناگهانی تقاضا</w:t>
+            </w:r>
+          </w:p>
+        </w:tc>
+        <w:tc>
+          <w:tcPr>
+            <w:tcW w:w="2360" w:type="dxa"/>
+            <w:tcBorders>
+              <w:top w:val="single" w:sz="4" w:color="000000" w:space="0"/>
+              <w:left w:val="single" w:sz="4" w:color="000000" w:space="0"/>
+              <w:bottom w:val="single" w:sz="4" w:color="000000" w:space="0"/>
+              <w:right w:val="single" w:sz="4" w:color="000000" w:space="0"/>
+            </w:tcBorders>
+            <w:tcMar>
+              <w:top w:w="45" w:type="dxa"/>
+              <w:left w:w="45" w:type="dxa"/>
+              <w:bottom w:w="45" w:type="dxa"/>
+              <w:right w:w="45" w:type="dxa"/>
+            </w:tcMar>
+            <w:vAlign w:val="center"/>
+          </w:tcPr>
+          <w:p>
+            <w:pPr>
+              <w:bidi/>
+              <w:spacing w:after="0"/>
+            </w:pPr>
+            <w:r>
+              <w:rPr>
+                <w:sz w:val="20"/>
+                <w:szCs w:val="20"/>
+                <w:rtl/>
+              </w:rPr>
+              <w:t xml:space="preserve">شما: …   میانگین گروه: …   میانه: …</w:t>
+            </w:r>
+          </w:p>
+        </w:tc>
+        <w:tc>
+          <w:tcPr>
+            <w:tcW w:w="540" w:type="dxa"/>
+            <w:tcBorders>
+              <w:top w:val="single" w:sz="4" w:color="000000" w:space="0"/>
+              <w:left w:val="single" w:sz="4" w:color="000000" w:space="0"/>
+              <w:bottom w:val="single" w:sz="4" w:color="000000" w:space="0"/>
+              <w:right w:val="single" w:sz="4" w:color="000000" w:space="0"/>
+            </w:tcBorders>
+            <w:tcMar>
+              <w:top w:w="45" w:type="dxa"/>
+              <w:left w:w="45" w:type="dxa"/>
+              <w:bottom w:w="45" w:type="dxa"/>
+              <w:right w:w="45" w:type="dxa"/>
+            </w:tcMar>
+            <w:vAlign w:val="center"/>
+          </w:tcPr>
+          <w:p>
+            <w:pPr>
+              <w:bidi/>
+              <w:spacing w:after="0"/>
+              <w:jc w:val="center"/>
+            </w:pPr>
+            <w:r>
+              <w:rPr>
+                <w:sz w:val="20"/>
+                <w:szCs w:val="20"/>
+                <w:rtl/>
+              </w:rPr>
+              <w:t xml:space="preserve">☐</w:t>
+            </w:r>
+          </w:p>
+        </w:tc>
+        <w:tc>
+          <w:tcPr>
+            <w:tcW w:w="540" w:type="dxa"/>
+            <w:tcBorders>
+              <w:top w:val="single" w:sz="4" w:color="000000" w:space="0"/>
+              <w:left w:val="single" w:sz="4" w:color="000000" w:space="0"/>
+              <w:bottom w:val="single" w:sz="4" w:color="000000" w:space="0"/>
+              <w:right w:val="single" w:sz="4" w:color="000000" w:space="0"/>
+            </w:tcBorders>
+            <w:tcMar>
+              <w:top w:w="45" w:type="dxa"/>
+              <w:left w:w="45" w:type="dxa"/>
+              <w:bottom w:w="45" w:type="dxa"/>
+              <w:right w:w="45" w:type="dxa"/>
+            </w:tcMar>
+            <w:vAlign w:val="center"/>
+          </w:tcPr>
+          <w:p>
+            <w:pPr>
+              <w:bidi/>
+              <w:spacing w:after="0"/>
+              <w:jc w:val="center"/>
+            </w:pPr>
+            <w:r>
+              <w:rPr>
+                <w:sz w:val="20"/>
+                <w:szCs w:val="20"/>
+                <w:rtl/>
+              </w:rPr>
+              <w:t xml:space="preserve">☐</w:t>
+            </w:r>
+          </w:p>
+        </w:tc>
+        <w:tc>
+          <w:tcPr>
+            <w:tcW w:w="540" w:type="dxa"/>
+            <w:tcBorders>
+              <w:top w:val="single" w:sz="4" w:color="000000" w:space="0"/>
+              <w:left w:val="single" w:sz="4" w:color="000000" w:space="0"/>
+              <w:bottom w:val="single" w:sz="4" w:color="000000" w:space="0"/>
+              <w:right w:val="single" w:sz="4" w:color="000000" w:space="0"/>
+            </w:tcBorders>
+            <w:tcMar>
+              <w:top w:w="45" w:type="dxa"/>
+              <w:left w:w="45" w:type="dxa"/>
+              <w:bottom w:w="45" w:type="dxa"/>
+              <w:right w:w="45" w:type="dxa"/>
+            </w:tcMar>
+            <w:vAlign w:val="center"/>
+          </w:tcPr>
+          <w:p>
+            <w:pPr>
+              <w:bidi/>
+              <w:spacing w:after="0"/>
+              <w:jc w:val="center"/>
+            </w:pPr>
+            <w:r>
+              <w:rPr>
+                <w:sz w:val="20"/>
+                <w:szCs w:val="20"/>
+                <w:rtl/>
+              </w:rPr>
+              <w:t xml:space="preserve">☐</w:t>
+            </w:r>
+          </w:p>
+        </w:tc>
+        <w:tc>
+          <w:tcPr>
+            <w:tcW w:w="540" w:type="dxa"/>
+            <w:tcBorders>
+              <w:top w:val="single" w:sz="4" w:color="000000" w:space="0"/>
+              <w:left w:val="single" w:sz="4" w:color="000000" w:space="0"/>
+              <w:bottom w:val="single" w:sz="4" w:color="000000" w:space="0"/>
+              <w:right w:val="single" w:sz="4" w:color="000000" w:space="0"/>
+            </w:tcBorders>
+            <w:tcMar>
+              <w:top w:w="45" w:type="dxa"/>
+              <w:left w:w="45" w:type="dxa"/>
+              <w:bottom w:w="45" w:type="dxa"/>
+              <w:right w:w="45" w:type="dxa"/>
+            </w:tcMar>
+            <w:vAlign w:val="center"/>
+          </w:tcPr>
+          <w:p>
+            <w:pPr>
+              <w:bidi/>
+              <w:spacing w:after="0"/>
+              <w:jc w:val="center"/>
+            </w:pPr>
+            <w:r>
+              <w:rPr>
+                <w:sz w:val="20"/>
+                <w:szCs w:val="20"/>
+                <w:rtl/>
+              </w:rPr>
+              <w:t xml:space="preserve">☐</w:t>
+            </w:r>
+          </w:p>
+        </w:tc>
+        <w:tc>
+          <w:tcPr>
+            <w:tcW w:w="540" w:type="dxa"/>
+            <w:tcBorders>
+              <w:top w:val="single" w:sz="4" w:color="000000" w:space="0"/>
+              <w:left w:val="single" w:sz="4" w:color="000000" w:space="0"/>
+              <w:bottom w:val="single" w:sz="4" w:color="000000" w:space="0"/>
+              <w:right w:val="single" w:sz="4" w:color="000000" w:space="0"/>
+            </w:tcBorders>
+            <w:tcMar>
+              <w:top w:w="45" w:type="dxa"/>
+              <w:left w:w="45" w:type="dxa"/>
+              <w:bottom w:w="45" w:type="dxa"/>
+              <w:right w:w="45" w:type="dxa"/>
+            </w:tcMar>
+            <w:vAlign w:val="center"/>
+          </w:tcPr>
+          <w:p>
+            <w:pPr>
+              <w:bidi/>
+              <w:spacing w:after="0"/>
+              <w:jc w:val="center"/>
+            </w:pPr>
+            <w:r>
+              <w:rPr>
+                <w:sz w:val="20"/>
+                <w:szCs w:val="20"/>
+                <w:rtl/>
+              </w:rPr>
+              <w:t xml:space="preserve">☐</w:t>
             </w:r>
           </w:p>
         </w:tc>
@@ -13893,7 +14919,7 @@
                 <w:szCs w:val="20"/>
                 <w:rtl/>
               </w:rPr>
-              <w:t xml:space="preserve">۱۹</w:t>
+              <w:t xml:space="preserve">۲۵</w:t>
             </w:r>
           </w:p>
         </w:tc>
@@ -13925,7 +14951,7 @@
                 <w:szCs w:val="20"/>
                 <w:rtl/>
               </w:rPr>
-              <w:t xml:space="preserve">ورود رقبای جدید و افزایش شدت رقابت</w:t>
+              <w:t xml:space="preserve">نوسان و کمبود در تأمین مواد اولیه</w:t>
             </w:r>
           </w:p>
         </w:tc>
@@ -14160,7 +15186,7 @@
                 <w:szCs w:val="20"/>
                 <w:rtl/>
               </w:rPr>
-              <w:t xml:space="preserve">۲۰</w:t>
+              <w:t xml:space="preserve">۲۶</w:t>
             </w:r>
           </w:p>
         </w:tc>
@@ -14192,7 +15218,7 @@
                 <w:szCs w:val="20"/>
                 <w:rtl/>
               </w:rPr>
-              <w:t xml:space="preserve">حضور محصولات جایگزین و برندهای رقیب دارای سبد متنوع</w:t>
+              <w:t xml:space="preserve">وابستگی تأمین به واردات و اثر تحریم و محدودیت‌های اقتصادی</w:t>
             </w:r>
           </w:p>
         </w:tc>
@@ -14427,7 +15453,7 @@
                 <w:szCs w:val="20"/>
                 <w:rtl/>
               </w:rPr>
-              <w:t xml:space="preserve">۲۱</w:t>
+              <w:t xml:space="preserve">۲۷</w:t>
             </w:r>
           </w:p>
         </w:tc>
@@ -14459,7 +15485,7 @@
                 <w:szCs w:val="20"/>
                 <w:rtl/>
               </w:rPr>
-              <w:t xml:space="preserve">رقابت قیمتی و نوسان قیمت رقبا</w:t>
+              <w:t xml:space="preserve">ناپیوستگی عرضه و کسری محصول در بازار</w:t>
             </w:r>
           </w:p>
         </w:tc>
@@ -14657,1728 +15683,6 @@
                 <w:rtl/>
               </w:rPr>
               <w:t xml:space="preserve">☐</w:t>
-            </w:r>
-          </w:p>
-        </w:tc>
-      </w:tr>
-      <w:tr>
-        <w:trPr>
-          <w:cantSplit/>
-        </w:trPr>
-        <w:tc>
-          <w:tcPr>
-            <w:tcW w:w="8788" w:type="dxa"/>
-            <w:gridSpan w:val="8"/>
-            <w:tcBorders>
-              <w:top w:val="single" w:sz="4" w:color="000000" w:space="0"/>
-              <w:left w:val="single" w:sz="4" w:color="000000" w:space="0"/>
-              <w:bottom w:val="single" w:sz="4" w:color="000000" w:space="0"/>
-              <w:right w:val="single" w:sz="4" w:color="000000" w:space="0"/>
-            </w:tcBorders>
-            <w:shd w:val="clear" w:color="auto" w:fill="E7E6E6"/>
-            <w:tcMar>
-              <w:top w:w="45" w:type="dxa"/>
-              <w:left w:w="45" w:type="dxa"/>
-              <w:bottom w:w="45" w:type="dxa"/>
-              <w:right w:w="45" w:type="dxa"/>
-            </w:tcMar>
-            <w:vAlign w:val="center"/>
-          </w:tcPr>
-          <w:p>
-            <w:pPr>
-              <w:bidi/>
-              <w:spacing w:after="0"/>
-              <w:jc w:val="center"/>
-            </w:pPr>
-            <w:r>
-              <w:rPr>
-                <w:sz w:val="20"/>
-                <w:szCs w:val="20"/>
-                <w:rtl/>
-              </w:rPr>
-              <w:t xml:space="preserve">مؤلفه ۷) تغییر ذائقه مصرف‌کننده و محدودیت بازار هدف</w:t>
-            </w:r>
-          </w:p>
-        </w:tc>
-      </w:tr>
-      <w:tr>
-        <w:trPr>
-          <w:cantSplit/>
-        </w:trPr>
-        <w:tc>
-          <w:tcPr>
-            <w:tcW w:w="700" w:type="dxa"/>
-            <w:tcBorders>
-              <w:top w:val="single" w:sz="4" w:color="000000" w:space="0"/>
-              <w:left w:val="single" w:sz="4" w:color="000000" w:space="0"/>
-              <w:bottom w:val="single" w:sz="4" w:color="000000" w:space="0"/>
-              <w:right w:val="single" w:sz="4" w:color="000000" w:space="0"/>
-            </w:tcBorders>
-            <w:tcMar>
-              <w:top w:w="45" w:type="dxa"/>
-              <w:left w:w="45" w:type="dxa"/>
-              <w:bottom w:w="45" w:type="dxa"/>
-              <w:right w:w="45" w:type="dxa"/>
-            </w:tcMar>
-            <w:vAlign w:val="center"/>
-          </w:tcPr>
-          <w:p>
-            <w:pPr>
-              <w:bidi/>
-              <w:spacing w:after="0"/>
-              <w:jc w:val="center"/>
-            </w:pPr>
-            <w:r>
-              <w:rPr>
-                <w:sz w:val="20"/>
-                <w:szCs w:val="20"/>
-                <w:rtl/>
-              </w:rPr>
-              <w:t xml:space="preserve">۲۲</w:t>
-            </w:r>
-          </w:p>
-        </w:tc>
-        <w:tc>
-          <w:tcPr>
-            <w:tcW w:w="3028" w:type="dxa"/>
-            <w:tcBorders>
-              <w:top w:val="single" w:sz="4" w:color="000000" w:space="0"/>
-              <w:left w:val="single" w:sz="4" w:color="000000" w:space="0"/>
-              <w:bottom w:val="single" w:sz="4" w:color="000000" w:space="0"/>
-              <w:right w:val="single" w:sz="4" w:color="000000" w:space="0"/>
-            </w:tcBorders>
-            <w:tcMar>
-              <w:top w:w="45" w:type="dxa"/>
-              <w:left w:w="45" w:type="dxa"/>
-              <w:bottom w:w="45" w:type="dxa"/>
-              <w:right w:w="45" w:type="dxa"/>
-            </w:tcMar>
-            <w:vAlign w:val="center"/>
-          </w:tcPr>
-          <w:p>
-            <w:pPr>
-              <w:bidi/>
-              <w:spacing w:after="0"/>
-            </w:pPr>
-            <w:r>
-              <w:rPr>
-                <w:sz w:val="20"/>
-                <w:szCs w:val="20"/>
-                <w:rtl/>
-              </w:rPr>
-              <w:t xml:space="preserve">تغییر سریع ذائقه و ترجیحات مصرف‌کننده در گذر زمان</w:t>
-            </w:r>
-          </w:p>
-        </w:tc>
-        <w:tc>
-          <w:tcPr>
-            <w:tcW w:w="2360" w:type="dxa"/>
-            <w:tcBorders>
-              <w:top w:val="single" w:sz="4" w:color="000000" w:space="0"/>
-              <w:left w:val="single" w:sz="4" w:color="000000" w:space="0"/>
-              <w:bottom w:val="single" w:sz="4" w:color="000000" w:space="0"/>
-              <w:right w:val="single" w:sz="4" w:color="000000" w:space="0"/>
-            </w:tcBorders>
-            <w:tcMar>
-              <w:top w:w="45" w:type="dxa"/>
-              <w:left w:w="45" w:type="dxa"/>
-              <w:bottom w:w="45" w:type="dxa"/>
-              <w:right w:w="45" w:type="dxa"/>
-            </w:tcMar>
-            <w:vAlign w:val="center"/>
-          </w:tcPr>
-          <w:p>
-            <w:pPr>
-              <w:bidi/>
-              <w:spacing w:after="0"/>
-            </w:pPr>
-            <w:r>
-              <w:rPr>
-                <w:sz w:val="20"/>
-                <w:szCs w:val="20"/>
-                <w:rtl/>
-              </w:rPr>
-              <w:t xml:space="preserve">شما: …   میانگین گروه: …   میانه: …</w:t>
-            </w:r>
-          </w:p>
-        </w:tc>
-        <w:tc>
-          <w:tcPr>
-            <w:tcW w:w="540" w:type="dxa"/>
-            <w:tcBorders>
-              <w:top w:val="single" w:sz="4" w:color="000000" w:space="0"/>
-              <w:left w:val="single" w:sz="4" w:color="000000" w:space="0"/>
-              <w:bottom w:val="single" w:sz="4" w:color="000000" w:space="0"/>
-              <w:right w:val="single" w:sz="4" w:color="000000" w:space="0"/>
-            </w:tcBorders>
-            <w:tcMar>
-              <w:top w:w="45" w:type="dxa"/>
-              <w:left w:w="45" w:type="dxa"/>
-              <w:bottom w:w="45" w:type="dxa"/>
-              <w:right w:w="45" w:type="dxa"/>
-            </w:tcMar>
-            <w:vAlign w:val="center"/>
-          </w:tcPr>
-          <w:p>
-            <w:pPr>
-              <w:bidi/>
-              <w:spacing w:after="0"/>
-              <w:jc w:val="center"/>
-            </w:pPr>
-            <w:r>
-              <w:rPr>
-                <w:sz w:val="20"/>
-                <w:szCs w:val="20"/>
-                <w:rtl/>
-              </w:rPr>
-              <w:t xml:space="preserve">☐</w:t>
-            </w:r>
-          </w:p>
-        </w:tc>
-        <w:tc>
-          <w:tcPr>
-            <w:tcW w:w="540" w:type="dxa"/>
-            <w:tcBorders>
-              <w:top w:val="single" w:sz="4" w:color="000000" w:space="0"/>
-              <w:left w:val="single" w:sz="4" w:color="000000" w:space="0"/>
-              <w:bottom w:val="single" w:sz="4" w:color="000000" w:space="0"/>
-              <w:right w:val="single" w:sz="4" w:color="000000" w:space="0"/>
-            </w:tcBorders>
-            <w:tcMar>
-              <w:top w:w="45" w:type="dxa"/>
-              <w:left w:w="45" w:type="dxa"/>
-              <w:bottom w:w="45" w:type="dxa"/>
-              <w:right w:w="45" w:type="dxa"/>
-            </w:tcMar>
-            <w:vAlign w:val="center"/>
-          </w:tcPr>
-          <w:p>
-            <w:pPr>
-              <w:bidi/>
-              <w:spacing w:after="0"/>
-              <w:jc w:val="center"/>
-            </w:pPr>
-            <w:r>
-              <w:rPr>
-                <w:sz w:val="20"/>
-                <w:szCs w:val="20"/>
-                <w:rtl/>
-              </w:rPr>
-              <w:t xml:space="preserve">☐</w:t>
-            </w:r>
-          </w:p>
-        </w:tc>
-        <w:tc>
-          <w:tcPr>
-            <w:tcW w:w="540" w:type="dxa"/>
-            <w:tcBorders>
-              <w:top w:val="single" w:sz="4" w:color="000000" w:space="0"/>
-              <w:left w:val="single" w:sz="4" w:color="000000" w:space="0"/>
-              <w:bottom w:val="single" w:sz="4" w:color="000000" w:space="0"/>
-              <w:right w:val="single" w:sz="4" w:color="000000" w:space="0"/>
-            </w:tcBorders>
-            <w:tcMar>
-              <w:top w:w="45" w:type="dxa"/>
-              <w:left w:w="45" w:type="dxa"/>
-              <w:bottom w:w="45" w:type="dxa"/>
-              <w:right w:w="45" w:type="dxa"/>
-            </w:tcMar>
-            <w:vAlign w:val="center"/>
-          </w:tcPr>
-          <w:p>
-            <w:pPr>
-              <w:bidi/>
-              <w:spacing w:after="0"/>
-              <w:jc w:val="center"/>
-            </w:pPr>
-            <w:r>
-              <w:rPr>
-                <w:sz w:val="20"/>
-                <w:szCs w:val="20"/>
-                <w:rtl/>
-              </w:rPr>
-              <w:t xml:space="preserve">☐</w:t>
-            </w:r>
-          </w:p>
-        </w:tc>
-        <w:tc>
-          <w:tcPr>
-            <w:tcW w:w="540" w:type="dxa"/>
-            <w:tcBorders>
-              <w:top w:val="single" w:sz="4" w:color="000000" w:space="0"/>
-              <w:left w:val="single" w:sz="4" w:color="000000" w:space="0"/>
-              <w:bottom w:val="single" w:sz="4" w:color="000000" w:space="0"/>
-              <w:right w:val="single" w:sz="4" w:color="000000" w:space="0"/>
-            </w:tcBorders>
-            <w:tcMar>
-              <w:top w:w="45" w:type="dxa"/>
-              <w:left w:w="45" w:type="dxa"/>
-              <w:bottom w:w="45" w:type="dxa"/>
-              <w:right w:w="45" w:type="dxa"/>
-            </w:tcMar>
-            <w:vAlign w:val="center"/>
-          </w:tcPr>
-          <w:p>
-            <w:pPr>
-              <w:bidi/>
-              <w:spacing w:after="0"/>
-              <w:jc w:val="center"/>
-            </w:pPr>
-            <w:r>
-              <w:rPr>
-                <w:sz w:val="20"/>
-                <w:szCs w:val="20"/>
-                <w:rtl/>
-              </w:rPr>
-              <w:t xml:space="preserve">☐</w:t>
-            </w:r>
-          </w:p>
-        </w:tc>
-        <w:tc>
-          <w:tcPr>
-            <w:tcW w:w="540" w:type="dxa"/>
-            <w:tcBorders>
-              <w:top w:val="single" w:sz="4" w:color="000000" w:space="0"/>
-              <w:left w:val="single" w:sz="4" w:color="000000" w:space="0"/>
-              <w:bottom w:val="single" w:sz="4" w:color="000000" w:space="0"/>
-              <w:right w:val="single" w:sz="4" w:color="000000" w:space="0"/>
-            </w:tcBorders>
-            <w:tcMar>
-              <w:top w:w="45" w:type="dxa"/>
-              <w:left w:w="45" w:type="dxa"/>
-              <w:bottom w:w="45" w:type="dxa"/>
-              <w:right w:w="45" w:type="dxa"/>
-            </w:tcMar>
-            <w:vAlign w:val="center"/>
-          </w:tcPr>
-          <w:p>
-            <w:pPr>
-              <w:bidi/>
-              <w:spacing w:after="0"/>
-              <w:jc w:val="center"/>
-            </w:pPr>
-            <w:r>
-              <w:rPr>
-                <w:sz w:val="20"/>
-                <w:szCs w:val="20"/>
-                <w:rtl/>
-              </w:rPr>
-              <w:t xml:space="preserve">☐</w:t>
-            </w:r>
-          </w:p>
-        </w:tc>
-      </w:tr>
-      <w:tr>
-        <w:trPr>
-          <w:cantSplit/>
-        </w:trPr>
-        <w:tc>
-          <w:tcPr>
-            <w:tcW w:w="700" w:type="dxa"/>
-            <w:tcBorders>
-              <w:top w:val="single" w:sz="4" w:color="000000" w:space="0"/>
-              <w:left w:val="single" w:sz="4" w:color="000000" w:space="0"/>
-              <w:bottom w:val="single" w:sz="4" w:color="000000" w:space="0"/>
-              <w:right w:val="single" w:sz="4" w:color="000000" w:space="0"/>
-            </w:tcBorders>
-            <w:tcMar>
-              <w:top w:w="45" w:type="dxa"/>
-              <w:left w:w="45" w:type="dxa"/>
-              <w:bottom w:w="45" w:type="dxa"/>
-              <w:right w:w="45" w:type="dxa"/>
-            </w:tcMar>
-            <w:vAlign w:val="center"/>
-          </w:tcPr>
-          <w:p>
-            <w:pPr>
-              <w:bidi/>
-              <w:spacing w:after="0"/>
-              <w:jc w:val="center"/>
-            </w:pPr>
-            <w:r>
-              <w:rPr>
-                <w:sz w:val="20"/>
-                <w:szCs w:val="20"/>
-                <w:rtl/>
-              </w:rPr>
-              <w:t xml:space="preserve">۲۳</w:t>
-            </w:r>
-          </w:p>
-        </w:tc>
-        <w:tc>
-          <w:tcPr>
-            <w:tcW w:w="3028" w:type="dxa"/>
-            <w:tcBorders>
-              <w:top w:val="single" w:sz="4" w:color="000000" w:space="0"/>
-              <w:left w:val="single" w:sz="4" w:color="000000" w:space="0"/>
-              <w:bottom w:val="single" w:sz="4" w:color="000000" w:space="0"/>
-              <w:right w:val="single" w:sz="4" w:color="000000" w:space="0"/>
-            </w:tcBorders>
-            <w:tcMar>
-              <w:top w:w="45" w:type="dxa"/>
-              <w:left w:w="45" w:type="dxa"/>
-              <w:bottom w:w="45" w:type="dxa"/>
-              <w:right w:w="45" w:type="dxa"/>
-            </w:tcMar>
-            <w:vAlign w:val="center"/>
-          </w:tcPr>
-          <w:p>
-            <w:pPr>
-              <w:bidi/>
-              <w:spacing w:after="0"/>
-            </w:pPr>
-            <w:r>
-              <w:rPr>
-                <w:sz w:val="20"/>
-                <w:szCs w:val="20"/>
-                <w:rtl/>
-              </w:rPr>
-              <w:t xml:space="preserve">محدود بودن بازار هدف به یک گروه خاص از مشتریان</w:t>
-            </w:r>
-          </w:p>
-        </w:tc>
-        <w:tc>
-          <w:tcPr>
-            <w:tcW w:w="2360" w:type="dxa"/>
-            <w:tcBorders>
-              <w:top w:val="single" w:sz="4" w:color="000000" w:space="0"/>
-              <w:left w:val="single" w:sz="4" w:color="000000" w:space="0"/>
-              <w:bottom w:val="single" w:sz="4" w:color="000000" w:space="0"/>
-              <w:right w:val="single" w:sz="4" w:color="000000" w:space="0"/>
-            </w:tcBorders>
-            <w:tcMar>
-              <w:top w:w="45" w:type="dxa"/>
-              <w:left w:w="45" w:type="dxa"/>
-              <w:bottom w:w="45" w:type="dxa"/>
-              <w:right w:w="45" w:type="dxa"/>
-            </w:tcMar>
-            <w:vAlign w:val="center"/>
-          </w:tcPr>
-          <w:p>
-            <w:pPr>
-              <w:bidi/>
-              <w:spacing w:after="0"/>
-            </w:pPr>
-            <w:r>
-              <w:rPr>
-                <w:sz w:val="20"/>
-                <w:szCs w:val="20"/>
-                <w:rtl/>
-              </w:rPr>
-              <w:t xml:space="preserve">شما: …   میانگین گروه: …   میانه: …</w:t>
-            </w:r>
-          </w:p>
-        </w:tc>
-        <w:tc>
-          <w:tcPr>
-            <w:tcW w:w="540" w:type="dxa"/>
-            <w:tcBorders>
-              <w:top w:val="single" w:sz="4" w:color="000000" w:space="0"/>
-              <w:left w:val="single" w:sz="4" w:color="000000" w:space="0"/>
-              <w:bottom w:val="single" w:sz="4" w:color="000000" w:space="0"/>
-              <w:right w:val="single" w:sz="4" w:color="000000" w:space="0"/>
-            </w:tcBorders>
-            <w:tcMar>
-              <w:top w:w="45" w:type="dxa"/>
-              <w:left w:w="45" w:type="dxa"/>
-              <w:bottom w:w="45" w:type="dxa"/>
-              <w:right w:w="45" w:type="dxa"/>
-            </w:tcMar>
-            <w:vAlign w:val="center"/>
-          </w:tcPr>
-          <w:p>
-            <w:pPr>
-              <w:bidi/>
-              <w:spacing w:after="0"/>
-              <w:jc w:val="center"/>
-            </w:pPr>
-            <w:r>
-              <w:rPr>
-                <w:sz w:val="20"/>
-                <w:szCs w:val="20"/>
-                <w:rtl/>
-              </w:rPr>
-              <w:t xml:space="preserve">☐</w:t>
-            </w:r>
-          </w:p>
-        </w:tc>
-        <w:tc>
-          <w:tcPr>
-            <w:tcW w:w="540" w:type="dxa"/>
-            <w:tcBorders>
-              <w:top w:val="single" w:sz="4" w:color="000000" w:space="0"/>
-              <w:left w:val="single" w:sz="4" w:color="000000" w:space="0"/>
-              <w:bottom w:val="single" w:sz="4" w:color="000000" w:space="0"/>
-              <w:right w:val="single" w:sz="4" w:color="000000" w:space="0"/>
-            </w:tcBorders>
-            <w:tcMar>
-              <w:top w:w="45" w:type="dxa"/>
-              <w:left w:w="45" w:type="dxa"/>
-              <w:bottom w:w="45" w:type="dxa"/>
-              <w:right w:w="45" w:type="dxa"/>
-            </w:tcMar>
-            <w:vAlign w:val="center"/>
-          </w:tcPr>
-          <w:p>
-            <w:pPr>
-              <w:bidi/>
-              <w:spacing w:after="0"/>
-              <w:jc w:val="center"/>
-            </w:pPr>
-            <w:r>
-              <w:rPr>
-                <w:sz w:val="20"/>
-                <w:szCs w:val="20"/>
-                <w:rtl/>
-              </w:rPr>
-              <w:t xml:space="preserve">☐</w:t>
-            </w:r>
-          </w:p>
-        </w:tc>
-        <w:tc>
-          <w:tcPr>
-            <w:tcW w:w="540" w:type="dxa"/>
-            <w:tcBorders>
-              <w:top w:val="single" w:sz="4" w:color="000000" w:space="0"/>
-              <w:left w:val="single" w:sz="4" w:color="000000" w:space="0"/>
-              <w:bottom w:val="single" w:sz="4" w:color="000000" w:space="0"/>
-              <w:right w:val="single" w:sz="4" w:color="000000" w:space="0"/>
-            </w:tcBorders>
-            <w:tcMar>
-              <w:top w:w="45" w:type="dxa"/>
-              <w:left w:w="45" w:type="dxa"/>
-              <w:bottom w:w="45" w:type="dxa"/>
-              <w:right w:w="45" w:type="dxa"/>
-            </w:tcMar>
-            <w:vAlign w:val="center"/>
-          </w:tcPr>
-          <w:p>
-            <w:pPr>
-              <w:bidi/>
-              <w:spacing w:after="0"/>
-              <w:jc w:val="center"/>
-            </w:pPr>
-            <w:r>
-              <w:rPr>
-                <w:sz w:val="20"/>
-                <w:szCs w:val="20"/>
-                <w:rtl/>
-              </w:rPr>
-              <w:t xml:space="preserve">☐</w:t>
-            </w:r>
-          </w:p>
-        </w:tc>
-        <w:tc>
-          <w:tcPr>
-            <w:tcW w:w="540" w:type="dxa"/>
-            <w:tcBorders>
-              <w:top w:val="single" w:sz="4" w:color="000000" w:space="0"/>
-              <w:left w:val="single" w:sz="4" w:color="000000" w:space="0"/>
-              <w:bottom w:val="single" w:sz="4" w:color="000000" w:space="0"/>
-              <w:right w:val="single" w:sz="4" w:color="000000" w:space="0"/>
-            </w:tcBorders>
-            <w:tcMar>
-              <w:top w:w="45" w:type="dxa"/>
-              <w:left w:w="45" w:type="dxa"/>
-              <w:bottom w:w="45" w:type="dxa"/>
-              <w:right w:w="45" w:type="dxa"/>
-            </w:tcMar>
-            <w:vAlign w:val="center"/>
-          </w:tcPr>
-          <w:p>
-            <w:pPr>
-              <w:bidi/>
-              <w:spacing w:after="0"/>
-              <w:jc w:val="center"/>
-            </w:pPr>
-            <w:r>
-              <w:rPr>
-                <w:sz w:val="20"/>
-                <w:szCs w:val="20"/>
-                <w:rtl/>
-              </w:rPr>
-              <w:t xml:space="preserve">☐</w:t>
-            </w:r>
-          </w:p>
-        </w:tc>
-        <w:tc>
-          <w:tcPr>
-            <w:tcW w:w="540" w:type="dxa"/>
-            <w:tcBorders>
-              <w:top w:val="single" w:sz="4" w:color="000000" w:space="0"/>
-              <w:left w:val="single" w:sz="4" w:color="000000" w:space="0"/>
-              <w:bottom w:val="single" w:sz="4" w:color="000000" w:space="0"/>
-              <w:right w:val="single" w:sz="4" w:color="000000" w:space="0"/>
-            </w:tcBorders>
-            <w:tcMar>
-              <w:top w:w="45" w:type="dxa"/>
-              <w:left w:w="45" w:type="dxa"/>
-              <w:bottom w:w="45" w:type="dxa"/>
-              <w:right w:w="45" w:type="dxa"/>
-            </w:tcMar>
-            <w:vAlign w:val="center"/>
-          </w:tcPr>
-          <w:p>
-            <w:pPr>
-              <w:bidi/>
-              <w:spacing w:after="0"/>
-              <w:jc w:val="center"/>
-            </w:pPr>
-            <w:r>
-              <w:rPr>
-                <w:sz w:val="20"/>
-                <w:szCs w:val="20"/>
-                <w:rtl/>
-              </w:rPr>
-              <w:t xml:space="preserve">☐</w:t>
-            </w:r>
-          </w:p>
-        </w:tc>
-      </w:tr>
-      <w:tr>
-        <w:trPr>
-          <w:cantSplit/>
-        </w:trPr>
-        <w:tc>
-          <w:tcPr>
-            <w:tcW w:w="700" w:type="dxa"/>
-            <w:tcBorders>
-              <w:top w:val="single" w:sz="4" w:color="000000" w:space="0"/>
-              <w:left w:val="single" w:sz="4" w:color="000000" w:space="0"/>
-              <w:bottom w:val="single" w:sz="4" w:color="000000" w:space="0"/>
-              <w:right w:val="single" w:sz="4" w:color="000000" w:space="0"/>
-            </w:tcBorders>
-            <w:tcMar>
-              <w:top w:w="45" w:type="dxa"/>
-              <w:left w:w="45" w:type="dxa"/>
-              <w:bottom w:w="45" w:type="dxa"/>
-              <w:right w:w="45" w:type="dxa"/>
-            </w:tcMar>
-            <w:vAlign w:val="center"/>
-          </w:tcPr>
-          <w:p>
-            <w:pPr>
-              <w:bidi/>
-              <w:spacing w:after="0"/>
-              <w:jc w:val="center"/>
-            </w:pPr>
-            <w:r>
-              <w:rPr>
-                <w:sz w:val="20"/>
-                <w:szCs w:val="20"/>
-                <w:rtl/>
-              </w:rPr>
-              <w:t xml:space="preserve">۲۴</w:t>
-            </w:r>
-          </w:p>
-        </w:tc>
-        <w:tc>
-          <w:tcPr>
-            <w:tcW w:w="3028" w:type="dxa"/>
-            <w:tcBorders>
-              <w:top w:val="single" w:sz="4" w:color="000000" w:space="0"/>
-              <w:left w:val="single" w:sz="4" w:color="000000" w:space="0"/>
-              <w:bottom w:val="single" w:sz="4" w:color="000000" w:space="0"/>
-              <w:right w:val="single" w:sz="4" w:color="000000" w:space="0"/>
-            </w:tcBorders>
-            <w:tcMar>
-              <w:top w:w="45" w:type="dxa"/>
-              <w:left w:w="45" w:type="dxa"/>
-              <w:bottom w:w="45" w:type="dxa"/>
-              <w:right w:w="45" w:type="dxa"/>
-            </w:tcMar>
-            <w:vAlign w:val="center"/>
-          </w:tcPr>
-          <w:p>
-            <w:pPr>
-              <w:bidi/>
-              <w:spacing w:after="0"/>
-            </w:pPr>
-            <w:r>
-              <w:rPr>
-                <w:sz w:val="20"/>
-                <w:szCs w:val="20"/>
-                <w:rtl/>
-              </w:rPr>
-              <w:t xml:space="preserve">افت ناگهانی تقاضا</w:t>
-            </w:r>
-          </w:p>
-        </w:tc>
-        <w:tc>
-          <w:tcPr>
-            <w:tcW w:w="2360" w:type="dxa"/>
-            <w:tcBorders>
-              <w:top w:val="single" w:sz="4" w:color="000000" w:space="0"/>
-              <w:left w:val="single" w:sz="4" w:color="000000" w:space="0"/>
-              <w:bottom w:val="single" w:sz="4" w:color="000000" w:space="0"/>
-              <w:right w:val="single" w:sz="4" w:color="000000" w:space="0"/>
-            </w:tcBorders>
-            <w:tcMar>
-              <w:top w:w="45" w:type="dxa"/>
-              <w:left w:w="45" w:type="dxa"/>
-              <w:bottom w:w="45" w:type="dxa"/>
-              <w:right w:w="45" w:type="dxa"/>
-            </w:tcMar>
-            <w:vAlign w:val="center"/>
-          </w:tcPr>
-          <w:p>
-            <w:pPr>
-              <w:bidi/>
-              <w:spacing w:after="0"/>
-            </w:pPr>
-            <w:r>
-              <w:rPr>
-                <w:sz w:val="20"/>
-                <w:szCs w:val="20"/>
-                <w:rtl/>
-              </w:rPr>
-              <w:t xml:space="preserve">شما: …   میانگین گروه: …   میانه: …</w:t>
-            </w:r>
-          </w:p>
-        </w:tc>
-        <w:tc>
-          <w:tcPr>
-            <w:tcW w:w="540" w:type="dxa"/>
-            <w:tcBorders>
-              <w:top w:val="single" w:sz="4" w:color="000000" w:space="0"/>
-              <w:left w:val="single" w:sz="4" w:color="000000" w:space="0"/>
-              <w:bottom w:val="single" w:sz="4" w:color="000000" w:space="0"/>
-              <w:right w:val="single" w:sz="4" w:color="000000" w:space="0"/>
-            </w:tcBorders>
-            <w:tcMar>
-              <w:top w:w="45" w:type="dxa"/>
-              <w:left w:w="45" w:type="dxa"/>
-              <w:bottom w:w="45" w:type="dxa"/>
-              <w:right w:w="45" w:type="dxa"/>
-            </w:tcMar>
-            <w:vAlign w:val="center"/>
-          </w:tcPr>
-          <w:p>
-            <w:pPr>
-              <w:bidi/>
-              <w:spacing w:after="0"/>
-              <w:jc w:val="center"/>
-            </w:pPr>
-            <w:r>
-              <w:rPr>
-                <w:sz w:val="20"/>
-                <w:szCs w:val="20"/>
-                <w:rtl/>
-              </w:rPr>
-              <w:t xml:space="preserve">☐</w:t>
-            </w:r>
-          </w:p>
-        </w:tc>
-        <w:tc>
-          <w:tcPr>
-            <w:tcW w:w="540" w:type="dxa"/>
-            <w:tcBorders>
-              <w:top w:val="single" w:sz="4" w:color="000000" w:space="0"/>
-              <w:left w:val="single" w:sz="4" w:color="000000" w:space="0"/>
-              <w:bottom w:val="single" w:sz="4" w:color="000000" w:space="0"/>
-              <w:right w:val="single" w:sz="4" w:color="000000" w:space="0"/>
-            </w:tcBorders>
-            <w:tcMar>
-              <w:top w:w="45" w:type="dxa"/>
-              <w:left w:w="45" w:type="dxa"/>
-              <w:bottom w:w="45" w:type="dxa"/>
-              <w:right w:w="45" w:type="dxa"/>
-            </w:tcMar>
-            <w:vAlign w:val="center"/>
-          </w:tcPr>
-          <w:p>
-            <w:pPr>
-              <w:bidi/>
-              <w:spacing w:after="0"/>
-              <w:jc w:val="center"/>
-            </w:pPr>
-            <w:r>
-              <w:rPr>
-                <w:sz w:val="20"/>
-                <w:szCs w:val="20"/>
-                <w:rtl/>
-              </w:rPr>
-              <w:t xml:space="preserve">☐</w:t>
-            </w:r>
-          </w:p>
-        </w:tc>
-        <w:tc>
-          <w:tcPr>
-            <w:tcW w:w="540" w:type="dxa"/>
-            <w:tcBorders>
-              <w:top w:val="single" w:sz="4" w:color="000000" w:space="0"/>
-              <w:left w:val="single" w:sz="4" w:color="000000" w:space="0"/>
-              <w:bottom w:val="single" w:sz="4" w:color="000000" w:space="0"/>
-              <w:right w:val="single" w:sz="4" w:color="000000" w:space="0"/>
-            </w:tcBorders>
-            <w:tcMar>
-              <w:top w:w="45" w:type="dxa"/>
-              <w:left w:w="45" w:type="dxa"/>
-              <w:bottom w:w="45" w:type="dxa"/>
-              <w:right w:w="45" w:type="dxa"/>
-            </w:tcMar>
-            <w:vAlign w:val="center"/>
-          </w:tcPr>
-          <w:p>
-            <w:pPr>
-              <w:bidi/>
-              <w:spacing w:after="0"/>
-              <w:jc w:val="center"/>
-            </w:pPr>
-            <w:r>
-              <w:rPr>
-                <w:sz w:val="20"/>
-                <w:szCs w:val="20"/>
-                <w:rtl/>
-              </w:rPr>
-              <w:t xml:space="preserve">☐</w:t>
-            </w:r>
-          </w:p>
-        </w:tc>
-        <w:tc>
-          <w:tcPr>
-            <w:tcW w:w="540" w:type="dxa"/>
-            <w:tcBorders>
-              <w:top w:val="single" w:sz="4" w:color="000000" w:space="0"/>
-              <w:left w:val="single" w:sz="4" w:color="000000" w:space="0"/>
-              <w:bottom w:val="single" w:sz="4" w:color="000000" w:space="0"/>
-              <w:right w:val="single" w:sz="4" w:color="000000" w:space="0"/>
-            </w:tcBorders>
-            <w:tcMar>
-              <w:top w:w="45" w:type="dxa"/>
-              <w:left w:w="45" w:type="dxa"/>
-              <w:bottom w:w="45" w:type="dxa"/>
-              <w:right w:w="45" w:type="dxa"/>
-            </w:tcMar>
-            <w:vAlign w:val="center"/>
-          </w:tcPr>
-          <w:p>
-            <w:pPr>
-              <w:bidi/>
-              <w:spacing w:after="0"/>
-              <w:jc w:val="center"/>
-            </w:pPr>
-            <w:r>
-              <w:rPr>
-                <w:sz w:val="20"/>
-                <w:szCs w:val="20"/>
-                <w:rtl/>
-              </w:rPr>
-              <w:t xml:space="preserve">☐</w:t>
-            </w:r>
-          </w:p>
-        </w:tc>
-        <w:tc>
-          <w:tcPr>
-            <w:tcW w:w="540" w:type="dxa"/>
-            <w:tcBorders>
-              <w:top w:val="single" w:sz="4" w:color="000000" w:space="0"/>
-              <w:left w:val="single" w:sz="4" w:color="000000" w:space="0"/>
-              <w:bottom w:val="single" w:sz="4" w:color="000000" w:space="0"/>
-              <w:right w:val="single" w:sz="4" w:color="000000" w:space="0"/>
-            </w:tcBorders>
-            <w:tcMar>
-              <w:top w:w="45" w:type="dxa"/>
-              <w:left w:w="45" w:type="dxa"/>
-              <w:bottom w:w="45" w:type="dxa"/>
-              <w:right w:w="45" w:type="dxa"/>
-            </w:tcMar>
-            <w:vAlign w:val="center"/>
-          </w:tcPr>
-          <w:p>
-            <w:pPr>
-              <w:bidi/>
-              <w:spacing w:after="0"/>
-              <w:jc w:val="center"/>
-            </w:pPr>
-            <w:r>
-              <w:rPr>
-                <w:sz w:val="20"/>
-                <w:szCs w:val="20"/>
-                <w:rtl/>
-              </w:rPr>
-              <w:t xml:space="preserve">☐</w:t>
-            </w:r>
-          </w:p>
-        </w:tc>
-      </w:tr>
-      <w:tr>
-        <w:trPr>
-          <w:cantSplit/>
-        </w:trPr>
-        <w:tc>
-          <w:tcPr>
-            <w:tcW w:w="8788" w:type="dxa"/>
-            <w:gridSpan w:val="8"/>
-            <w:tcBorders>
-              <w:top w:val="single" w:sz="4" w:color="000000" w:space="0"/>
-              <w:left w:val="single" w:sz="4" w:color="000000" w:space="0"/>
-              <w:bottom w:val="single" w:sz="4" w:color="000000" w:space="0"/>
-              <w:right w:val="single" w:sz="4" w:color="000000" w:space="0"/>
-            </w:tcBorders>
-            <w:shd w:val="clear" w:color="auto" w:fill="E7E6E6"/>
-            <w:tcMar>
-              <w:top w:w="45" w:type="dxa"/>
-              <w:left w:w="45" w:type="dxa"/>
-              <w:bottom w:w="45" w:type="dxa"/>
-              <w:right w:w="45" w:type="dxa"/>
-            </w:tcMar>
-            <w:vAlign w:val="center"/>
-          </w:tcPr>
-          <w:p>
-            <w:pPr>
-              <w:bidi/>
-              <w:spacing w:after="0"/>
-              <w:jc w:val="center"/>
-            </w:pPr>
-            <w:r>
-              <w:rPr>
-                <w:sz w:val="20"/>
-                <w:szCs w:val="20"/>
-                <w:rtl/>
-              </w:rPr>
-              <w:t xml:space="preserve">مؤلفه ۸) ناپایداری تأمین و نوسان بهای مواد اولیه</w:t>
-            </w:r>
-          </w:p>
-        </w:tc>
-      </w:tr>
-      <w:tr>
-        <w:trPr>
-          <w:cantSplit/>
-        </w:trPr>
-        <w:tc>
-          <w:tcPr>
-            <w:tcW w:w="700" w:type="dxa"/>
-            <w:tcBorders>
-              <w:top w:val="single" w:sz="4" w:color="000000" w:space="0"/>
-              <w:left w:val="single" w:sz="4" w:color="000000" w:space="0"/>
-              <w:bottom w:val="single" w:sz="4" w:color="000000" w:space="0"/>
-              <w:right w:val="single" w:sz="4" w:color="000000" w:space="0"/>
-            </w:tcBorders>
-            <w:tcMar>
-              <w:top w:w="45" w:type="dxa"/>
-              <w:left w:w="45" w:type="dxa"/>
-              <w:bottom w:w="45" w:type="dxa"/>
-              <w:right w:w="45" w:type="dxa"/>
-            </w:tcMar>
-            <w:vAlign w:val="center"/>
-          </w:tcPr>
-          <w:p>
-            <w:pPr>
-              <w:bidi/>
-              <w:spacing w:after="0"/>
-              <w:jc w:val="center"/>
-            </w:pPr>
-            <w:r>
-              <w:rPr>
-                <w:sz w:val="20"/>
-                <w:szCs w:val="20"/>
-                <w:rtl/>
-              </w:rPr>
-              <w:t xml:space="preserve">۲۵</w:t>
-            </w:r>
-          </w:p>
-        </w:tc>
-        <w:tc>
-          <w:tcPr>
-            <w:tcW w:w="3028" w:type="dxa"/>
-            <w:tcBorders>
-              <w:top w:val="single" w:sz="4" w:color="000000" w:space="0"/>
-              <w:left w:val="single" w:sz="4" w:color="000000" w:space="0"/>
-              <w:bottom w:val="single" w:sz="4" w:color="000000" w:space="0"/>
-              <w:right w:val="single" w:sz="4" w:color="000000" w:space="0"/>
-            </w:tcBorders>
-            <w:tcMar>
-              <w:top w:w="45" w:type="dxa"/>
-              <w:left w:w="45" w:type="dxa"/>
-              <w:bottom w:w="45" w:type="dxa"/>
-              <w:right w:w="45" w:type="dxa"/>
-            </w:tcMar>
-            <w:vAlign w:val="center"/>
-          </w:tcPr>
-          <w:p>
-            <w:pPr>
-              <w:bidi/>
-              <w:spacing w:after="0"/>
-            </w:pPr>
-            <w:r>
-              <w:rPr>
-                <w:sz w:val="20"/>
-                <w:szCs w:val="20"/>
-                <w:rtl/>
-              </w:rPr>
-              <w:t xml:space="preserve">نوسان و کمبود در تأمین مواد اولیه</w:t>
-            </w:r>
-          </w:p>
-        </w:tc>
-        <w:tc>
-          <w:tcPr>
-            <w:tcW w:w="2360" w:type="dxa"/>
-            <w:tcBorders>
-              <w:top w:val="single" w:sz="4" w:color="000000" w:space="0"/>
-              <w:left w:val="single" w:sz="4" w:color="000000" w:space="0"/>
-              <w:bottom w:val="single" w:sz="4" w:color="000000" w:space="0"/>
-              <w:right w:val="single" w:sz="4" w:color="000000" w:space="0"/>
-            </w:tcBorders>
-            <w:tcMar>
-              <w:top w:w="45" w:type="dxa"/>
-              <w:left w:w="45" w:type="dxa"/>
-              <w:bottom w:w="45" w:type="dxa"/>
-              <w:right w:w="45" w:type="dxa"/>
-            </w:tcMar>
-            <w:vAlign w:val="center"/>
-          </w:tcPr>
-          <w:p>
-            <w:pPr>
-              <w:bidi/>
-              <w:spacing w:after="0"/>
-            </w:pPr>
-            <w:r>
-              <w:rPr>
-                <w:sz w:val="20"/>
-                <w:szCs w:val="20"/>
-                <w:rtl/>
-              </w:rPr>
-              <w:t xml:space="preserve">شما: …   میانگین گروه: …   میانه: …</w:t>
-            </w:r>
-          </w:p>
-        </w:tc>
-        <w:tc>
-          <w:tcPr>
-            <w:tcW w:w="540" w:type="dxa"/>
-            <w:tcBorders>
-              <w:top w:val="single" w:sz="4" w:color="000000" w:space="0"/>
-              <w:left w:val="single" w:sz="4" w:color="000000" w:space="0"/>
-              <w:bottom w:val="single" w:sz="4" w:color="000000" w:space="0"/>
-              <w:right w:val="single" w:sz="4" w:color="000000" w:space="0"/>
-            </w:tcBorders>
-            <w:tcMar>
-              <w:top w:w="45" w:type="dxa"/>
-              <w:left w:w="45" w:type="dxa"/>
-              <w:bottom w:w="45" w:type="dxa"/>
-              <w:right w:w="45" w:type="dxa"/>
-            </w:tcMar>
-            <w:vAlign w:val="center"/>
-          </w:tcPr>
-          <w:p>
-            <w:pPr>
-              <w:bidi/>
-              <w:spacing w:after="0"/>
-              <w:jc w:val="center"/>
-            </w:pPr>
-            <w:r>
-              <w:rPr>
-                <w:sz w:val="20"/>
-                <w:szCs w:val="20"/>
-                <w:rtl/>
-              </w:rPr>
-              <w:t xml:space="preserve">☐</w:t>
-            </w:r>
-          </w:p>
-        </w:tc>
-        <w:tc>
-          <w:tcPr>
-            <w:tcW w:w="540" w:type="dxa"/>
-            <w:tcBorders>
-              <w:top w:val="single" w:sz="4" w:color="000000" w:space="0"/>
-              <w:left w:val="single" w:sz="4" w:color="000000" w:space="0"/>
-              <w:bottom w:val="single" w:sz="4" w:color="000000" w:space="0"/>
-              <w:right w:val="single" w:sz="4" w:color="000000" w:space="0"/>
-            </w:tcBorders>
-            <w:tcMar>
-              <w:top w:w="45" w:type="dxa"/>
-              <w:left w:w="45" w:type="dxa"/>
-              <w:bottom w:w="45" w:type="dxa"/>
-              <w:right w:w="45" w:type="dxa"/>
-            </w:tcMar>
-            <w:vAlign w:val="center"/>
-          </w:tcPr>
-          <w:p>
-            <w:pPr>
-              <w:bidi/>
-              <w:spacing w:after="0"/>
-              <w:jc w:val="center"/>
-            </w:pPr>
-            <w:r>
-              <w:rPr>
-                <w:sz w:val="20"/>
-                <w:szCs w:val="20"/>
-                <w:rtl/>
-              </w:rPr>
-              <w:t xml:space="preserve">☐</w:t>
-            </w:r>
-          </w:p>
-        </w:tc>
-        <w:tc>
-          <w:tcPr>
-            <w:tcW w:w="540" w:type="dxa"/>
-            <w:tcBorders>
-              <w:top w:val="single" w:sz="4" w:color="000000" w:space="0"/>
-              <w:left w:val="single" w:sz="4" w:color="000000" w:space="0"/>
-              <w:bottom w:val="single" w:sz="4" w:color="000000" w:space="0"/>
-              <w:right w:val="single" w:sz="4" w:color="000000" w:space="0"/>
-            </w:tcBorders>
-            <w:tcMar>
-              <w:top w:w="45" w:type="dxa"/>
-              <w:left w:w="45" w:type="dxa"/>
-              <w:bottom w:w="45" w:type="dxa"/>
-              <w:right w:w="45" w:type="dxa"/>
-            </w:tcMar>
-            <w:vAlign w:val="center"/>
-          </w:tcPr>
-          <w:p>
-            <w:pPr>
-              <w:bidi/>
-              <w:spacing w:after="0"/>
-              <w:jc w:val="center"/>
-            </w:pPr>
-            <w:r>
-              <w:rPr>
-                <w:sz w:val="20"/>
-                <w:szCs w:val="20"/>
-                <w:rtl/>
-              </w:rPr>
-              <w:t xml:space="preserve">☐</w:t>
-            </w:r>
-          </w:p>
-        </w:tc>
-        <w:tc>
-          <w:tcPr>
-            <w:tcW w:w="540" w:type="dxa"/>
-            <w:tcBorders>
-              <w:top w:val="single" w:sz="4" w:color="000000" w:space="0"/>
-              <w:left w:val="single" w:sz="4" w:color="000000" w:space="0"/>
-              <w:bottom w:val="single" w:sz="4" w:color="000000" w:space="0"/>
-              <w:right w:val="single" w:sz="4" w:color="000000" w:space="0"/>
-            </w:tcBorders>
-            <w:tcMar>
-              <w:top w:w="45" w:type="dxa"/>
-              <w:left w:w="45" w:type="dxa"/>
-              <w:bottom w:w="45" w:type="dxa"/>
-              <w:right w:w="45" w:type="dxa"/>
-            </w:tcMar>
-            <w:vAlign w:val="center"/>
-          </w:tcPr>
-          <w:p>
-            <w:pPr>
-              <w:bidi/>
-              <w:spacing w:after="0"/>
-              <w:jc w:val="center"/>
-            </w:pPr>
-            <w:r>
-              <w:rPr>
-                <w:sz w:val="20"/>
-                <w:szCs w:val="20"/>
-                <w:rtl/>
-              </w:rPr>
-              <w:t xml:space="preserve">☐</w:t>
-            </w:r>
-          </w:p>
-        </w:tc>
-        <w:tc>
-          <w:tcPr>
-            <w:tcW w:w="540" w:type="dxa"/>
-            <w:tcBorders>
-              <w:top w:val="single" w:sz="4" w:color="000000" w:space="0"/>
-              <w:left w:val="single" w:sz="4" w:color="000000" w:space="0"/>
-              <w:bottom w:val="single" w:sz="4" w:color="000000" w:space="0"/>
-              <w:right w:val="single" w:sz="4" w:color="000000" w:space="0"/>
-            </w:tcBorders>
-            <w:tcMar>
-              <w:top w:w="45" w:type="dxa"/>
-              <w:left w:w="45" w:type="dxa"/>
-              <w:bottom w:w="45" w:type="dxa"/>
-              <w:right w:w="45" w:type="dxa"/>
-            </w:tcMar>
-            <w:vAlign w:val="center"/>
-          </w:tcPr>
-          <w:p>
-            <w:pPr>
-              <w:bidi/>
-              <w:spacing w:after="0"/>
-              <w:jc w:val="center"/>
-            </w:pPr>
-            <w:r>
-              <w:rPr>
-                <w:sz w:val="20"/>
-                <w:szCs w:val="20"/>
-                <w:rtl/>
-              </w:rPr>
-              <w:t xml:space="preserve">☐</w:t>
-            </w:r>
-          </w:p>
-        </w:tc>
-      </w:tr>
-      <w:tr>
-        <w:trPr>
-          <w:cantSplit/>
-        </w:trPr>
-        <w:tc>
-          <w:tcPr>
-            <w:tcW w:w="700" w:type="dxa"/>
-            <w:tcBorders>
-              <w:top w:val="single" w:sz="4" w:color="000000" w:space="0"/>
-              <w:left w:val="single" w:sz="4" w:color="000000" w:space="0"/>
-              <w:bottom w:val="single" w:sz="4" w:color="000000" w:space="0"/>
-              <w:right w:val="single" w:sz="4" w:color="000000" w:space="0"/>
-            </w:tcBorders>
-            <w:tcMar>
-              <w:top w:w="45" w:type="dxa"/>
-              <w:left w:w="45" w:type="dxa"/>
-              <w:bottom w:w="45" w:type="dxa"/>
-              <w:right w:w="45" w:type="dxa"/>
-            </w:tcMar>
-            <w:vAlign w:val="center"/>
-          </w:tcPr>
-          <w:p>
-            <w:pPr>
-              <w:bidi/>
-              <w:spacing w:after="0"/>
-              <w:jc w:val="center"/>
-            </w:pPr>
-            <w:r>
-              <w:rPr>
-                <w:sz w:val="20"/>
-                <w:szCs w:val="20"/>
-                <w:rtl/>
-              </w:rPr>
-              <w:t xml:space="preserve">۲۶</w:t>
-            </w:r>
-          </w:p>
-        </w:tc>
-        <w:tc>
-          <w:tcPr>
-            <w:tcW w:w="3028" w:type="dxa"/>
-            <w:tcBorders>
-              <w:top w:val="single" w:sz="4" w:color="000000" w:space="0"/>
-              <w:left w:val="single" w:sz="4" w:color="000000" w:space="0"/>
-              <w:bottom w:val="single" w:sz="4" w:color="000000" w:space="0"/>
-              <w:right w:val="single" w:sz="4" w:color="000000" w:space="0"/>
-            </w:tcBorders>
-            <w:tcMar>
-              <w:top w:w="45" w:type="dxa"/>
-              <w:left w:w="45" w:type="dxa"/>
-              <w:bottom w:w="45" w:type="dxa"/>
-              <w:right w:w="45" w:type="dxa"/>
-            </w:tcMar>
-            <w:vAlign w:val="center"/>
-          </w:tcPr>
-          <w:p>
-            <w:pPr>
-              <w:bidi/>
-              <w:spacing w:after="0"/>
-            </w:pPr>
-            <w:r>
-              <w:rPr>
-                <w:sz w:val="20"/>
-                <w:szCs w:val="20"/>
-                <w:rtl/>
-              </w:rPr>
-              <w:t xml:space="preserve">وابستگی تأمین به واردات و اثر تحریم و محدودیت‌های اقتصادی</w:t>
-            </w:r>
-          </w:p>
-        </w:tc>
-        <w:tc>
-          <w:tcPr>
-            <w:tcW w:w="2360" w:type="dxa"/>
-            <w:tcBorders>
-              <w:top w:val="single" w:sz="4" w:color="000000" w:space="0"/>
-              <w:left w:val="single" w:sz="4" w:color="000000" w:space="0"/>
-              <w:bottom w:val="single" w:sz="4" w:color="000000" w:space="0"/>
-              <w:right w:val="single" w:sz="4" w:color="000000" w:space="0"/>
-            </w:tcBorders>
-            <w:tcMar>
-              <w:top w:w="45" w:type="dxa"/>
-              <w:left w:w="45" w:type="dxa"/>
-              <w:bottom w:w="45" w:type="dxa"/>
-              <w:right w:w="45" w:type="dxa"/>
-            </w:tcMar>
-            <w:vAlign w:val="center"/>
-          </w:tcPr>
-          <w:p>
-            <w:pPr>
-              <w:bidi/>
-              <w:spacing w:after="0"/>
-            </w:pPr>
-            <w:r>
-              <w:rPr>
-                <w:sz w:val="20"/>
-                <w:szCs w:val="20"/>
-                <w:rtl/>
-              </w:rPr>
-              <w:t xml:space="preserve">شما: …   میانگین گروه: …   میانه: …</w:t>
-            </w:r>
-          </w:p>
-        </w:tc>
-        <w:tc>
-          <w:tcPr>
-            <w:tcW w:w="540" w:type="dxa"/>
-            <w:tcBorders>
-              <w:top w:val="single" w:sz="4" w:color="000000" w:space="0"/>
-              <w:left w:val="single" w:sz="4" w:color="000000" w:space="0"/>
-              <w:bottom w:val="single" w:sz="4" w:color="000000" w:space="0"/>
-              <w:right w:val="single" w:sz="4" w:color="000000" w:space="0"/>
-            </w:tcBorders>
-            <w:tcMar>
-              <w:top w:w="45" w:type="dxa"/>
-              <w:left w:w="45" w:type="dxa"/>
-              <w:bottom w:w="45" w:type="dxa"/>
-              <w:right w:w="45" w:type="dxa"/>
-            </w:tcMar>
-            <w:vAlign w:val="center"/>
-          </w:tcPr>
-          <w:p>
-            <w:pPr>
-              <w:bidi/>
-              <w:spacing w:after="0"/>
-              <w:jc w:val="center"/>
-            </w:pPr>
-            <w:r>
-              <w:rPr>
-                <w:sz w:val="20"/>
-                <w:szCs w:val="20"/>
-                <w:rtl/>
-              </w:rPr>
-              <w:t xml:space="preserve">☐</w:t>
-            </w:r>
-          </w:p>
-        </w:tc>
-        <w:tc>
-          <w:tcPr>
-            <w:tcW w:w="540" w:type="dxa"/>
-            <w:tcBorders>
-              <w:top w:val="single" w:sz="4" w:color="000000" w:space="0"/>
-              <w:left w:val="single" w:sz="4" w:color="000000" w:space="0"/>
-              <w:bottom w:val="single" w:sz="4" w:color="000000" w:space="0"/>
-              <w:right w:val="single" w:sz="4" w:color="000000" w:space="0"/>
-            </w:tcBorders>
-            <w:tcMar>
-              <w:top w:w="45" w:type="dxa"/>
-              <w:left w:w="45" w:type="dxa"/>
-              <w:bottom w:w="45" w:type="dxa"/>
-              <w:right w:w="45" w:type="dxa"/>
-            </w:tcMar>
-            <w:vAlign w:val="center"/>
-          </w:tcPr>
-          <w:p>
-            <w:pPr>
-              <w:bidi/>
-              <w:spacing w:after="0"/>
-              <w:jc w:val="center"/>
-            </w:pPr>
-            <w:r>
-              <w:rPr>
-                <w:sz w:val="20"/>
-                <w:szCs w:val="20"/>
-                <w:rtl/>
-              </w:rPr>
-              <w:t xml:space="preserve">☐</w:t>
-            </w:r>
-          </w:p>
-        </w:tc>
-        <w:tc>
-          <w:tcPr>
-            <w:tcW w:w="540" w:type="dxa"/>
-            <w:tcBorders>
-              <w:top w:val="single" w:sz="4" w:color="000000" w:space="0"/>
-              <w:left w:val="single" w:sz="4" w:color="000000" w:space="0"/>
-              <w:bottom w:val="single" w:sz="4" w:color="000000" w:space="0"/>
-              <w:right w:val="single" w:sz="4" w:color="000000" w:space="0"/>
-            </w:tcBorders>
-            <w:tcMar>
-              <w:top w:w="45" w:type="dxa"/>
-              <w:left w:w="45" w:type="dxa"/>
-              <w:bottom w:w="45" w:type="dxa"/>
-              <w:right w:w="45" w:type="dxa"/>
-            </w:tcMar>
-            <w:vAlign w:val="center"/>
-          </w:tcPr>
-          <w:p>
-            <w:pPr>
-              <w:bidi/>
-              <w:spacing w:after="0"/>
-              <w:jc w:val="center"/>
-            </w:pPr>
-            <w:r>
-              <w:rPr>
-                <w:sz w:val="20"/>
-                <w:szCs w:val="20"/>
-                <w:rtl/>
-              </w:rPr>
-              <w:t xml:space="preserve">☐</w:t>
-            </w:r>
-          </w:p>
-        </w:tc>
-        <w:tc>
-          <w:tcPr>
-            <w:tcW w:w="540" w:type="dxa"/>
-            <w:tcBorders>
-              <w:top w:val="single" w:sz="4" w:color="000000" w:space="0"/>
-              <w:left w:val="single" w:sz="4" w:color="000000" w:space="0"/>
-              <w:bottom w:val="single" w:sz="4" w:color="000000" w:space="0"/>
-              <w:right w:val="single" w:sz="4" w:color="000000" w:space="0"/>
-            </w:tcBorders>
-            <w:tcMar>
-              <w:top w:w="45" w:type="dxa"/>
-              <w:left w:w="45" w:type="dxa"/>
-              <w:bottom w:w="45" w:type="dxa"/>
-              <w:right w:w="45" w:type="dxa"/>
-            </w:tcMar>
-            <w:vAlign w:val="center"/>
-          </w:tcPr>
-          <w:p>
-            <w:pPr>
-              <w:bidi/>
-              <w:spacing w:after="0"/>
-              <w:jc w:val="center"/>
-            </w:pPr>
-            <w:r>
-              <w:rPr>
-                <w:sz w:val="20"/>
-                <w:szCs w:val="20"/>
-                <w:rtl/>
-              </w:rPr>
-              <w:t xml:space="preserve">☐</w:t>
-            </w:r>
-          </w:p>
-        </w:tc>
-        <w:tc>
-          <w:tcPr>
-            <w:tcW w:w="540" w:type="dxa"/>
-            <w:tcBorders>
-              <w:top w:val="single" w:sz="4" w:color="000000" w:space="0"/>
-              <w:left w:val="single" w:sz="4" w:color="000000" w:space="0"/>
-              <w:bottom w:val="single" w:sz="4" w:color="000000" w:space="0"/>
-              <w:right w:val="single" w:sz="4" w:color="000000" w:space="0"/>
-            </w:tcBorders>
-            <w:tcMar>
-              <w:top w:w="45" w:type="dxa"/>
-              <w:left w:w="45" w:type="dxa"/>
-              <w:bottom w:w="45" w:type="dxa"/>
-              <w:right w:w="45" w:type="dxa"/>
-            </w:tcMar>
-            <w:vAlign w:val="center"/>
-          </w:tcPr>
-          <w:p>
-            <w:pPr>
-              <w:bidi/>
-              <w:spacing w:after="0"/>
-              <w:jc w:val="center"/>
-            </w:pPr>
-            <w:r>
-              <w:rPr>
-                <w:sz w:val="20"/>
-                <w:szCs w:val="20"/>
-                <w:rtl/>
-              </w:rPr>
-              <w:t xml:space="preserve">☐</w:t>
-            </w:r>
-          </w:p>
-        </w:tc>
-      </w:tr>
-      <w:tr>
-        <w:trPr>
-          <w:cantSplit/>
-        </w:trPr>
-        <w:tc>
-          <w:tcPr>
-            <w:tcW w:w="700" w:type="dxa"/>
-            <w:tcBorders>
-              <w:top w:val="single" w:sz="4" w:color="000000" w:space="0"/>
-              <w:left w:val="single" w:sz="4" w:color="000000" w:space="0"/>
-              <w:bottom w:val="single" w:sz="4" w:color="000000" w:space="0"/>
-              <w:right w:val="single" w:sz="4" w:color="000000" w:space="0"/>
-            </w:tcBorders>
-            <w:tcMar>
-              <w:top w:w="45" w:type="dxa"/>
-              <w:left w:w="45" w:type="dxa"/>
-              <w:bottom w:w="45" w:type="dxa"/>
-              <w:right w:w="45" w:type="dxa"/>
-            </w:tcMar>
-            <w:vAlign w:val="center"/>
-          </w:tcPr>
-          <w:p>
-            <w:pPr>
-              <w:bidi/>
-              <w:spacing w:after="0"/>
-              <w:jc w:val="center"/>
-            </w:pPr>
-            <w:r>
-              <w:rPr>
-                <w:sz w:val="20"/>
-                <w:szCs w:val="20"/>
-                <w:rtl/>
-              </w:rPr>
-              <w:t xml:space="preserve">۲۷</w:t>
-            </w:r>
-          </w:p>
-        </w:tc>
-        <w:tc>
-          <w:tcPr>
-            <w:tcW w:w="3028" w:type="dxa"/>
-            <w:tcBorders>
-              <w:top w:val="single" w:sz="4" w:color="000000" w:space="0"/>
-              <w:left w:val="single" w:sz="4" w:color="000000" w:space="0"/>
-              <w:bottom w:val="single" w:sz="4" w:color="000000" w:space="0"/>
-              <w:right w:val="single" w:sz="4" w:color="000000" w:space="0"/>
-            </w:tcBorders>
-            <w:tcMar>
-              <w:top w:w="45" w:type="dxa"/>
-              <w:left w:w="45" w:type="dxa"/>
-              <w:bottom w:w="45" w:type="dxa"/>
-              <w:right w:w="45" w:type="dxa"/>
-            </w:tcMar>
-            <w:vAlign w:val="center"/>
-          </w:tcPr>
-          <w:p>
-            <w:pPr>
-              <w:bidi/>
-              <w:spacing w:after="0"/>
-            </w:pPr>
-            <w:r>
-              <w:rPr>
-                <w:sz w:val="20"/>
-                <w:szCs w:val="20"/>
-                <w:rtl/>
-              </w:rPr>
-              <w:t xml:space="preserve">ناپیوستگی عرضه و کسری محصول در بازار</w:t>
-            </w:r>
-          </w:p>
-        </w:tc>
-        <w:tc>
-          <w:tcPr>
-            <w:tcW w:w="2360" w:type="dxa"/>
-            <w:tcBorders>
-              <w:top w:val="single" w:sz="4" w:color="000000" w:space="0"/>
-              <w:left w:val="single" w:sz="4" w:color="000000" w:space="0"/>
-              <w:bottom w:val="single" w:sz="4" w:color="000000" w:space="0"/>
-              <w:right w:val="single" w:sz="4" w:color="000000" w:space="0"/>
-            </w:tcBorders>
-            <w:tcMar>
-              <w:top w:w="45" w:type="dxa"/>
-              <w:left w:w="45" w:type="dxa"/>
-              <w:bottom w:w="45" w:type="dxa"/>
-              <w:right w:w="45" w:type="dxa"/>
-            </w:tcMar>
-            <w:vAlign w:val="center"/>
-          </w:tcPr>
-          <w:p>
-            <w:pPr>
-              <w:bidi/>
-              <w:spacing w:after="0"/>
-            </w:pPr>
-            <w:r>
-              <w:rPr>
-                <w:sz w:val="20"/>
-                <w:szCs w:val="20"/>
-                <w:rtl/>
-              </w:rPr>
-              <w:t xml:space="preserve">شما: …   میانگین گروه: …   میانه: …</w:t>
-            </w:r>
-          </w:p>
-        </w:tc>
-        <w:tc>
-          <w:tcPr>
-            <w:tcW w:w="540" w:type="dxa"/>
-            <w:tcBorders>
-              <w:top w:val="single" w:sz="4" w:color="000000" w:space="0"/>
-              <w:left w:val="single" w:sz="4" w:color="000000" w:space="0"/>
-              <w:bottom w:val="single" w:sz="4" w:color="000000" w:space="0"/>
-              <w:right w:val="single" w:sz="4" w:color="000000" w:space="0"/>
-            </w:tcBorders>
-            <w:tcMar>
-              <w:top w:w="45" w:type="dxa"/>
-              <w:left w:w="45" w:type="dxa"/>
-              <w:bottom w:w="45" w:type="dxa"/>
-              <w:right w:w="45" w:type="dxa"/>
-            </w:tcMar>
-            <w:vAlign w:val="center"/>
-          </w:tcPr>
-          <w:p>
-            <w:pPr>
-              <w:bidi/>
-              <w:spacing w:after="0"/>
-              <w:jc w:val="center"/>
-            </w:pPr>
-            <w:r>
-              <w:rPr>
-                <w:sz w:val="20"/>
-                <w:szCs w:val="20"/>
-                <w:rtl/>
-              </w:rPr>
-              <w:t xml:space="preserve">☐</w:t>
-            </w:r>
-          </w:p>
-        </w:tc>
-        <w:tc>
-          <w:tcPr>
-            <w:tcW w:w="540" w:type="dxa"/>
-            <w:tcBorders>
-              <w:top w:val="single" w:sz="4" w:color="000000" w:space="0"/>
-              <w:left w:val="single" w:sz="4" w:color="000000" w:space="0"/>
-              <w:bottom w:val="single" w:sz="4" w:color="000000" w:space="0"/>
-              <w:right w:val="single" w:sz="4" w:color="000000" w:space="0"/>
-            </w:tcBorders>
-            <w:tcMar>
-              <w:top w:w="45" w:type="dxa"/>
-              <w:left w:w="45" w:type="dxa"/>
-              <w:bottom w:w="45" w:type="dxa"/>
-              <w:right w:w="45" w:type="dxa"/>
-            </w:tcMar>
-            <w:vAlign w:val="center"/>
-          </w:tcPr>
-          <w:p>
-            <w:pPr>
-              <w:bidi/>
-              <w:spacing w:after="0"/>
-              <w:jc w:val="center"/>
-            </w:pPr>
-            <w:r>
-              <w:rPr>
-                <w:sz w:val="20"/>
-                <w:szCs w:val="20"/>
-                <w:rtl/>
-              </w:rPr>
-              <w:t xml:space="preserve">☐</w:t>
-            </w:r>
-          </w:p>
-        </w:tc>
-        <w:tc>
-          <w:tcPr>
-            <w:tcW w:w="540" w:type="dxa"/>
-            <w:tcBorders>
-              <w:top w:val="single" w:sz="4" w:color="000000" w:space="0"/>
-              <w:left w:val="single" w:sz="4" w:color="000000" w:space="0"/>
-              <w:bottom w:val="single" w:sz="4" w:color="000000" w:space="0"/>
-              <w:right w:val="single" w:sz="4" w:color="000000" w:space="0"/>
-            </w:tcBorders>
-            <w:tcMar>
-              <w:top w:w="45" w:type="dxa"/>
-              <w:left w:w="45" w:type="dxa"/>
-              <w:bottom w:w="45" w:type="dxa"/>
-              <w:right w:w="45" w:type="dxa"/>
-            </w:tcMar>
-            <w:vAlign w:val="center"/>
-          </w:tcPr>
-          <w:p>
-            <w:pPr>
-              <w:bidi/>
-              <w:spacing w:after="0"/>
-              <w:jc w:val="center"/>
-            </w:pPr>
-            <w:r>
-              <w:rPr>
-                <w:sz w:val="20"/>
-                <w:szCs w:val="20"/>
-                <w:rtl/>
-              </w:rPr>
-              <w:t xml:space="preserve">☐</w:t>
-            </w:r>
-          </w:p>
-        </w:tc>
-        <w:tc>
-          <w:tcPr>
-            <w:tcW w:w="540" w:type="dxa"/>
-            <w:tcBorders>
-              <w:top w:val="single" w:sz="4" w:color="000000" w:space="0"/>
-              <w:left w:val="single" w:sz="4" w:color="000000" w:space="0"/>
-              <w:bottom w:val="single" w:sz="4" w:color="000000" w:space="0"/>
-              <w:right w:val="single" w:sz="4" w:color="000000" w:space="0"/>
-            </w:tcBorders>
-            <w:tcMar>
-              <w:top w:w="45" w:type="dxa"/>
-              <w:left w:w="45" w:type="dxa"/>
-              <w:bottom w:w="45" w:type="dxa"/>
-              <w:right w:w="45" w:type="dxa"/>
-            </w:tcMar>
-            <w:vAlign w:val="center"/>
-          </w:tcPr>
-          <w:p>
-            <w:pPr>
-              <w:bidi/>
-              <w:spacing w:after="0"/>
-              <w:jc w:val="center"/>
-            </w:pPr>
-            <w:r>
-              <w:rPr>
-                <w:sz w:val="20"/>
-                <w:szCs w:val="20"/>
-                <w:rtl/>
-              </w:rPr>
-              <w:t xml:space="preserve">☐</w:t>
-            </w:r>
-          </w:p>
-        </w:tc>
-        <w:tc>
-          <w:tcPr>
-            <w:tcW w:w="540" w:type="dxa"/>
-            <w:tcBorders>
-              <w:top w:val="single" w:sz="4" w:color="000000" w:space="0"/>
-              <w:left w:val="single" w:sz="4" w:color="000000" w:space="0"/>
-              <w:bottom w:val="single" w:sz="4" w:color="000000" w:space="0"/>
-              <w:right w:val="single" w:sz="4" w:color="000000" w:space="0"/>
-            </w:tcBorders>
-            <w:tcMar>
-              <w:top w:w="45" w:type="dxa"/>
-              <w:left w:w="45" w:type="dxa"/>
-              <w:bottom w:w="45" w:type="dxa"/>
-              <w:right w:w="45" w:type="dxa"/>
-            </w:tcMar>
-            <w:vAlign w:val="center"/>
-          </w:tcPr>
-          <w:p>
-            <w:pPr>
-              <w:bidi/>
-              <w:spacing w:after="0"/>
-              <w:jc w:val="center"/>
-            </w:pPr>
-            <w:r>
-              <w:rPr>
-                <w:sz w:val="20"/>
-                <w:szCs w:val="20"/>
-                <w:rtl/>
-              </w:rPr>
-              <w:t xml:space="preserve">☐</w:t>
-            </w:r>
-          </w:p>
-        </w:tc>
-      </w:tr>
-      <w:tr>
-        <w:trPr>
-          <w:cantSplit/>
-        </w:trPr>
-        <w:tc>
-          <w:tcPr>
-            <w:tcW w:w="8788" w:type="dxa"/>
-            <w:gridSpan w:val="8"/>
-            <w:tcBorders>
-              <w:top w:val="single" w:sz="4" w:color="000000" w:space="0"/>
-              <w:left w:val="single" w:sz="4" w:color="000000" w:space="0"/>
-              <w:bottom w:val="single" w:sz="4" w:color="000000" w:space="0"/>
-              <w:right w:val="single" w:sz="4" w:color="000000" w:space="0"/>
-            </w:tcBorders>
-            <w:shd w:val="clear" w:color="auto" w:fill="E7E6E6"/>
-            <w:tcMar>
-              <w:top w:w="45" w:type="dxa"/>
-              <w:left w:w="45" w:type="dxa"/>
-              <w:bottom w:w="45" w:type="dxa"/>
-              <w:right w:w="45" w:type="dxa"/>
-            </w:tcMar>
-            <w:vAlign w:val="center"/>
-          </w:tcPr>
-          <w:p>
-            <w:pPr>
-              <w:bidi/>
-              <w:spacing w:after="0"/>
-              <w:jc w:val="center"/>
-            </w:pPr>
-            <w:r>
-              <w:rPr>
-                <w:sz w:val="20"/>
-                <w:szCs w:val="20"/>
-                <w:rtl/>
-              </w:rPr>
-              <w:t xml:space="preserve">مؤلفه ۹) فشارهای اقتصاد کلان و کاهش قدرت خرید</w:t>
             </w:r>
           </w:p>
         </w:tc>
